--- a/TranscriptAnalysis/results_youtube/correlation_conventional/wKyt5ssrDQ8/wKyt5ssrDQ8_correlation_topics_n0_p15_m6.docx
+++ b/TranscriptAnalysis/results_youtube/correlation_conventional/wKyt5ssrDQ8/wKyt5ssrDQ8_correlation_topics_n0_p15_m6.docx
@@ -35,7 +35,12 @@
     </w:p>
     <w:p>
       <w:r>
-        <w:t>Comments correlated to ≥ 60: 0 (0.0%)</w:t>
+        <w:t>Comments with correlated=True: 0 (0.0%)</w:t>
+      </w:r>
+    </w:p>
+    <w:p>
+      <w:r>
+        <w:t>Comments with score &gt;= 60: 0 (0.0%)</w:t>
       </w:r>
     </w:p>
     <w:p>
@@ -43,70 +48,17 @@
         <w:t>Total candidate pairs checked: 15</w:t>
       </w:r>
     </w:p>
-    <w:p/>
     <w:p>
       <w:r>
-        <w:t>Most/Least correlated topics (by average score across correlated comments):</w:t>
+        <w:t>----------------------------------------</w:t>
       </w:r>
     </w:p>
     <w:p>
+      <w:pPr>
+        <w:pStyle w:val="Heading2"/>
+      </w:pPr>
       <w:r>
-        <w:t xml:space="preserve">  Top 3:</w:t>
-      </w:r>
-    </w:p>
-    <w:p>
-      <w:r>
-        <w:t xml:space="preserve">    • Topic T2: What is a Stall? — avg 0.00, contributions 0</w:t>
-      </w:r>
-    </w:p>
-    <w:p>
-      <w:r>
-        <w:t xml:space="preserve">    • Topic T4: What Happens During a Stall? — avg 0.00, contributions 0</w:t>
-      </w:r>
-    </w:p>
-    <w:p>
-      <w:r>
-        <w:t xml:space="preserve">    • Topic T5: Recovering from a Stall — avg 0.00, contributions 0</w:t>
-      </w:r>
-    </w:p>
-    <w:p>
-      <w:r>
-        <w:t xml:space="preserve">  Bottom 3:</w:t>
-      </w:r>
-    </w:p>
-    <w:p>
-      <w:r>
-        <w:t xml:space="preserve">    • Topic T3: Airfoil Perspective — avg 0.00, contributions 0</w:t>
-      </w:r>
-    </w:p>
-    <w:p>
-      <w:r>
-        <w:t xml:space="preserve">    • Topic T1: Introduction and Context — avg 0.00, contributions 0</w:t>
-      </w:r>
-    </w:p>
-    <w:p>
-      <w:r>
-        <w:t xml:space="preserve">    • Topic T5: Recovering from a Stall — avg 0.00, contributions 0</w:t>
-      </w:r>
-    </w:p>
-    <w:p>
-      <w:r>
-        <w:t>Correlated comment coverage (all comments):</w:t>
-      </w:r>
-    </w:p>
-    <w:p>
-      <w:r>
-        <w:t>- matched 0 topic(s), max score 0.0000: Thanks for the free study guide as well.Excellent.</w:t>
-      </w:r>
-    </w:p>
-    <w:p>
-      <w:r>
-        <w:t xml:space="preserve">  Source: https://www.youtube.com/watch?v=wKyt5ssrDQ8</w:t>
-      </w:r>
-    </w:p>
-    <w:p>
-      <w:r>
-        <w:t xml:space="preserve">  Top correlated topics:</w:t>
+        <w:t>Topic T5: Recovering from a Stall</w:t>
       </w:r>
     </w:p>
     <w:tbl>
@@ -129,7 +81,7 @@
             <w:r>
               <w:drawing>
                 <wp:inline xmlns:a="http://schemas.openxmlformats.org/drawingml/2006/main" xmlns:pic="http://schemas.openxmlformats.org/drawingml/2006/picture">
-                  <wp:extent cx="1097280" cy="617220"/>
+                  <wp:extent cx="1371600" cy="771525"/>
                   <wp:docPr id="1" name="Picture 1"/>
                   <wp:cNvGraphicFramePr>
                     <a:graphicFrameLocks noChangeAspect="1"/>
@@ -150,7 +102,7 @@
                         <pic:spPr>
                           <a:xfrm>
                             <a:off x="0" y="0"/>
-                            <a:ext cx="1097280" cy="617220"/>
+                            <a:ext cx="1371600" cy="771525"/>
                           </a:xfrm>
                           <a:prstGeom prst="rect"/>
                         </pic:spPr>
@@ -170,7 +122,7 @@
             <w:r>
               <w:drawing>
                 <wp:inline xmlns:a="http://schemas.openxmlformats.org/drawingml/2006/main" xmlns:pic="http://schemas.openxmlformats.org/drawingml/2006/picture">
-                  <wp:extent cx="1097280" cy="617220"/>
+                  <wp:extent cx="1371600" cy="771525"/>
                   <wp:docPr id="2" name="Picture 2"/>
                   <wp:cNvGraphicFramePr>
                     <a:graphicFrameLocks noChangeAspect="1"/>
@@ -191,7 +143,7 @@
                         <pic:spPr>
                           <a:xfrm>
                             <a:off x="0" y="0"/>
-                            <a:ext cx="1097280" cy="617220"/>
+                            <a:ext cx="1371600" cy="771525"/>
                           </a:xfrm>
                           <a:prstGeom prst="rect"/>
                         </pic:spPr>
@@ -211,7 +163,7 @@
             <w:r>
               <w:drawing>
                 <wp:inline xmlns:a="http://schemas.openxmlformats.org/drawingml/2006/main" xmlns:pic="http://schemas.openxmlformats.org/drawingml/2006/picture">
-                  <wp:extent cx="1097280" cy="617220"/>
+                  <wp:extent cx="1371600" cy="771525"/>
                   <wp:docPr id="3" name="Picture 3"/>
                   <wp:cNvGraphicFramePr>
                     <a:graphicFrameLocks noChangeAspect="1"/>
@@ -232,7 +184,7 @@
                         <pic:spPr>
                           <a:xfrm>
                             <a:off x="0" y="0"/>
-                            <a:ext cx="1097280" cy="617220"/>
+                            <a:ext cx="1371600" cy="771525"/>
                           </a:xfrm>
                           <a:prstGeom prst="rect"/>
                         </pic:spPr>
@@ -248,17 +200,27 @@
     </w:tbl>
     <w:p>
       <w:r>
-        <w:t>Topic T5: Recovering from a Stall — score 0.0000</w:t>
+        <w:rPr>
+          <w:i/>
+        </w:rPr>
+        <w:t>Description: Pitching down to regain lift below the critical angle of attack.</w:t>
       </w:r>
     </w:p>
     <w:p>
+      <w:pPr>
+        <w:pStyle w:val="BodyText"/>
+      </w:pPr>
       <w:r>
-        <w:t xml:space="preserve">    Description: Pitching down to regain lift below the critical angle of attack.</w:t>
+        <w:t>No strongly correlated comments found.</w:t>
       </w:r>
     </w:p>
+    <w:p/>
     <w:p>
+      <w:pPr>
+        <w:pStyle w:val="Heading2"/>
+      </w:pPr>
       <w:r>
-        <w:t xml:space="preserve">    Reason: The comment does not directly discuss the same steps, objects, settings, parameters, claims, or goals described by the topic. It's a generic thank-you message that doesn't relate to the topic of recovering from a stall.</w:t>
+        <w:t>Topic T4: What Happens During a Stall?</w:t>
       </w:r>
     </w:p>
     <w:tbl>
@@ -281,7 +243,7 @@
             <w:r>
               <w:drawing>
                 <wp:inline xmlns:a="http://schemas.openxmlformats.org/drawingml/2006/main" xmlns:pic="http://schemas.openxmlformats.org/drawingml/2006/picture">
-                  <wp:extent cx="1097280" cy="617220"/>
+                  <wp:extent cx="1371600" cy="771525"/>
                   <wp:docPr id="4" name="Picture 4"/>
                   <wp:cNvGraphicFramePr>
                     <a:graphicFrameLocks noChangeAspect="1"/>
@@ -302,7 +264,7 @@
                         <pic:spPr>
                           <a:xfrm>
                             <a:off x="0" y="0"/>
-                            <a:ext cx="1097280" cy="617220"/>
+                            <a:ext cx="1371600" cy="771525"/>
                           </a:xfrm>
                           <a:prstGeom prst="rect"/>
                         </pic:spPr>
@@ -322,7 +284,7 @@
             <w:r>
               <w:drawing>
                 <wp:inline xmlns:a="http://schemas.openxmlformats.org/drawingml/2006/main" xmlns:pic="http://schemas.openxmlformats.org/drawingml/2006/picture">
-                  <wp:extent cx="1097280" cy="617220"/>
+                  <wp:extent cx="1371600" cy="771525"/>
                   <wp:docPr id="5" name="Picture 5"/>
                   <wp:cNvGraphicFramePr>
                     <a:graphicFrameLocks noChangeAspect="1"/>
@@ -343,7 +305,7 @@
                         <pic:spPr>
                           <a:xfrm>
                             <a:off x="0" y="0"/>
-                            <a:ext cx="1097280" cy="617220"/>
+                            <a:ext cx="1371600" cy="771525"/>
                           </a:xfrm>
                           <a:prstGeom prst="rect"/>
                         </pic:spPr>
@@ -363,7 +325,7 @@
             <w:r>
               <w:drawing>
                 <wp:inline xmlns:a="http://schemas.openxmlformats.org/drawingml/2006/main" xmlns:pic="http://schemas.openxmlformats.org/drawingml/2006/picture">
-                  <wp:extent cx="1097280" cy="617220"/>
+                  <wp:extent cx="1371600" cy="771525"/>
                   <wp:docPr id="6" name="Picture 6"/>
                   <wp:cNvGraphicFramePr>
                     <a:graphicFrameLocks noChangeAspect="1"/>
@@ -384,7 +346,7 @@
                         <pic:spPr>
                           <a:xfrm>
                             <a:off x="0" y="0"/>
-                            <a:ext cx="1097280" cy="617220"/>
+                            <a:ext cx="1371600" cy="771525"/>
                           </a:xfrm>
                           <a:prstGeom prst="rect"/>
                         </pic:spPr>
@@ -400,17 +362,27 @@
     </w:tbl>
     <w:p>
       <w:r>
-        <w:t>Topic T4: What Happens During a Stall? — score 0.0000</w:t>
+        <w:rPr>
+          <w:i/>
+        </w:rPr>
+        <w:t>Description: Flow separation and the impact on lift.</w:t>
       </w:r>
     </w:p>
     <w:p>
+      <w:pPr>
+        <w:pStyle w:val="BodyText"/>
+      </w:pPr>
       <w:r>
-        <w:t xml:space="preserve">    Description: Flow separation and the impact on lift.</w:t>
+        <w:t>No strongly correlated comments found.</w:t>
       </w:r>
     </w:p>
+    <w:p/>
     <w:p>
+      <w:pPr>
+        <w:pStyle w:val="Heading2"/>
+      </w:pPr>
       <w:r>
-        <w:t xml:space="preserve">    Reason: The comment does not discuss flow separation or lift, and instead expresses general gratitude. There is no overlap between the topic and the comment.</w:t>
+        <w:t>Topic T3: Airfoil Perspective</w:t>
       </w:r>
     </w:p>
     <w:tbl>
@@ -433,7 +405,7 @@
             <w:r>
               <w:drawing>
                 <wp:inline xmlns:a="http://schemas.openxmlformats.org/drawingml/2006/main" xmlns:pic="http://schemas.openxmlformats.org/drawingml/2006/picture">
-                  <wp:extent cx="1097280" cy="617220"/>
+                  <wp:extent cx="1371600" cy="771525"/>
                   <wp:docPr id="7" name="Picture 7"/>
                   <wp:cNvGraphicFramePr>
                     <a:graphicFrameLocks noChangeAspect="1"/>
@@ -454,7 +426,7 @@
                         <pic:spPr>
                           <a:xfrm>
                             <a:off x="0" y="0"/>
-                            <a:ext cx="1097280" cy="617220"/>
+                            <a:ext cx="1371600" cy="771525"/>
                           </a:xfrm>
                           <a:prstGeom prst="rect"/>
                         </pic:spPr>
@@ -474,7 +446,7 @@
             <w:r>
               <w:drawing>
                 <wp:inline xmlns:a="http://schemas.openxmlformats.org/drawingml/2006/main" xmlns:pic="http://schemas.openxmlformats.org/drawingml/2006/picture">
-                  <wp:extent cx="1097280" cy="617220"/>
+                  <wp:extent cx="1371600" cy="771525"/>
                   <wp:docPr id="8" name="Picture 8"/>
                   <wp:cNvGraphicFramePr>
                     <a:graphicFrameLocks noChangeAspect="1"/>
@@ -495,7 +467,7 @@
                         <pic:spPr>
                           <a:xfrm>
                             <a:off x="0" y="0"/>
-                            <a:ext cx="1097280" cy="617220"/>
+                            <a:ext cx="1371600" cy="771525"/>
                           </a:xfrm>
                           <a:prstGeom prst="rect"/>
                         </pic:spPr>
@@ -515,7 +487,7 @@
             <w:r>
               <w:drawing>
                 <wp:inline xmlns:a="http://schemas.openxmlformats.org/drawingml/2006/main" xmlns:pic="http://schemas.openxmlformats.org/drawingml/2006/picture">
-                  <wp:extent cx="1097280" cy="617220"/>
+                  <wp:extent cx="1371600" cy="771525"/>
                   <wp:docPr id="9" name="Picture 9"/>
                   <wp:cNvGraphicFramePr>
                     <a:graphicFrameLocks noChangeAspect="1"/>
@@ -536,7 +508,7 @@
                         <pic:spPr>
                           <a:xfrm>
                             <a:off x="0" y="0"/>
-                            <a:ext cx="1097280" cy="617220"/>
+                            <a:ext cx="1371600" cy="771525"/>
                           </a:xfrm>
                           <a:prstGeom prst="rect"/>
                         </pic:spPr>
@@ -552,17 +524,27 @@
     </w:tbl>
     <w:p>
       <w:r>
-        <w:t>Topic T3: Airfoil Perspective — score 0.0000</w:t>
+        <w:rPr>
+          <w:i/>
+        </w:rPr>
+        <w:t>Description: Looking at stalls from an airfoil's perspective.</w:t>
       </w:r>
     </w:p>
     <w:p>
+      <w:pPr>
+        <w:pStyle w:val="BodyText"/>
+      </w:pPr>
       <w:r>
-        <w:t xml:space="preserve">    Description: Looking at stalls from an airfoil's perspective.</w:t>
+        <w:t>No strongly correlated comments found.</w:t>
       </w:r>
     </w:p>
+    <w:p/>
     <w:p>
+      <w:pPr>
+        <w:pStyle w:val="Heading2"/>
+      </w:pPr>
       <w:r>
-        <w:t xml:space="preserve">    Reason: The comment does not directly discuss the same steps, objects, settings, parameters, claims, or goals described by the topic. Instead, it expresses gratitude and provides a general statement of praise.</w:t>
+        <w:t>Topic T2: What is a Stall?</w:t>
       </w:r>
     </w:p>
     <w:tbl>
@@ -585,7 +567,7 @@
             <w:r>
               <w:drawing>
                 <wp:inline xmlns:a="http://schemas.openxmlformats.org/drawingml/2006/main" xmlns:pic="http://schemas.openxmlformats.org/drawingml/2006/picture">
-                  <wp:extent cx="1097280" cy="617220"/>
+                  <wp:extent cx="1371600" cy="771525"/>
                   <wp:docPr id="10" name="Picture 10"/>
                   <wp:cNvGraphicFramePr>
                     <a:graphicFrameLocks noChangeAspect="1"/>
@@ -606,7 +588,7 @@
                         <pic:spPr>
                           <a:xfrm>
                             <a:off x="0" y="0"/>
-                            <a:ext cx="1097280" cy="617220"/>
+                            <a:ext cx="1371600" cy="771525"/>
                           </a:xfrm>
                           <a:prstGeom prst="rect"/>
                         </pic:spPr>
@@ -626,7 +608,7 @@
             <w:r>
               <w:drawing>
                 <wp:inline xmlns:a="http://schemas.openxmlformats.org/drawingml/2006/main" xmlns:pic="http://schemas.openxmlformats.org/drawingml/2006/picture">
-                  <wp:extent cx="1097280" cy="617220"/>
+                  <wp:extent cx="1371600" cy="771525"/>
                   <wp:docPr id="11" name="Picture 11"/>
                   <wp:cNvGraphicFramePr>
                     <a:graphicFrameLocks noChangeAspect="1"/>
@@ -647,7 +629,7 @@
                         <pic:spPr>
                           <a:xfrm>
                             <a:off x="0" y="0"/>
-                            <a:ext cx="1097280" cy="617220"/>
+                            <a:ext cx="1371600" cy="771525"/>
                           </a:xfrm>
                           <a:prstGeom prst="rect"/>
                         </pic:spPr>
@@ -667,7 +649,7 @@
             <w:r>
               <w:drawing>
                 <wp:inline xmlns:a="http://schemas.openxmlformats.org/drawingml/2006/main" xmlns:pic="http://schemas.openxmlformats.org/drawingml/2006/picture">
-                  <wp:extent cx="1097280" cy="617220"/>
+                  <wp:extent cx="1371600" cy="771525"/>
                   <wp:docPr id="12" name="Picture 12"/>
                   <wp:cNvGraphicFramePr>
                     <a:graphicFrameLocks noChangeAspect="1"/>
@@ -688,7 +670,7 @@
                         <pic:spPr>
                           <a:xfrm>
                             <a:off x="0" y="0"/>
-                            <a:ext cx="1097280" cy="617220"/>
+                            <a:ext cx="1371600" cy="771525"/>
                           </a:xfrm>
                           <a:prstGeom prst="rect"/>
                         </pic:spPr>
@@ -704,4025 +686,24 @@
     </w:tbl>
     <w:p>
       <w:r>
-        <w:t>Topic T2: What is a Stall? — score 0.0000</w:t>
-      </w:r>
-    </w:p>
-    <w:p>
-      <w:r>
-        <w:t xml:space="preserve">    Description: Explaining lift, coefficient of lift, and the critical angle of attack.</w:t>
-      </w:r>
-    </w:p>
-    <w:p>
-      <w:r>
-        <w:t xml:space="preserve">    Reason: The comment does not directly discuss the topic of stall or lift, instead expressing generic praise for a study guide.</w:t>
-      </w:r>
-    </w:p>
-    <w:tbl>
-      <w:tblPr>
-        <w:tblW w:type="auto" w:w="0"/>
-        <w:tblLayout w:type="autofit"/>
-        <w:tblLook w:firstColumn="1" w:firstRow="1" w:lastColumn="0" w:lastRow="0" w:noHBand="0" w:noVBand="1" w:val="04A0"/>
-      </w:tblPr>
-      <w:tblGrid>
-        <w:gridCol w:w="2880"/>
-        <w:gridCol w:w="2880"/>
-        <w:gridCol w:w="2880"/>
-      </w:tblGrid>
-      <w:tr>
-        <w:tc>
-          <w:tcPr>
-            <w:tcW w:type="dxa" w:w="2880"/>
-          </w:tcPr>
-          <w:p>
-            <w:r>
-              <w:drawing>
-                <wp:inline xmlns:a="http://schemas.openxmlformats.org/drawingml/2006/main" xmlns:pic="http://schemas.openxmlformats.org/drawingml/2006/picture">
-                  <wp:extent cx="1097280" cy="617220"/>
-                  <wp:docPr id="13" name="Picture 13"/>
-                  <wp:cNvGraphicFramePr>
-                    <a:graphicFrameLocks noChangeAspect="1"/>
-                  </wp:cNvGraphicFramePr>
-                  <a:graphic>
-                    <a:graphicData uri="http://schemas.openxmlformats.org/drawingml/2006/picture">
-                      <pic:pic>
-                        <pic:nvPicPr>
-                          <pic:cNvPr id="0" name="frame_0000.jpg"/>
-                          <pic:cNvPicPr/>
-                        </pic:nvPicPr>
-                        <pic:blipFill>
-                          <a:blip r:embed="rId9"/>
-                          <a:stretch>
-                            <a:fillRect/>
-                          </a:stretch>
-                        </pic:blipFill>
-                        <pic:spPr>
-                          <a:xfrm>
-                            <a:off x="0" y="0"/>
-                            <a:ext cx="1097280" cy="617220"/>
-                          </a:xfrm>
-                          <a:prstGeom prst="rect"/>
-                        </pic:spPr>
-                      </pic:pic>
-                    </a:graphicData>
-                  </a:graphic>
-                </wp:inline>
-              </w:drawing>
-            </w:r>
-          </w:p>
-        </w:tc>
-        <w:tc>
-          <w:tcPr>
-            <w:tcW w:type="dxa" w:w="2880"/>
-          </w:tcPr>
-          <w:p>
-            <w:r>
-              <w:drawing>
-                <wp:inline xmlns:a="http://schemas.openxmlformats.org/drawingml/2006/main" xmlns:pic="http://schemas.openxmlformats.org/drawingml/2006/picture">
-                  <wp:extent cx="1097280" cy="617220"/>
-                  <wp:docPr id="14" name="Picture 14"/>
-                  <wp:cNvGraphicFramePr>
-                    <a:graphicFrameLocks noChangeAspect="1"/>
-                  </wp:cNvGraphicFramePr>
-                  <a:graphic>
-                    <a:graphicData uri="http://schemas.openxmlformats.org/drawingml/2006/picture">
-                      <pic:pic>
-                        <pic:nvPicPr>
-                          <pic:cNvPr id="0" name="frame_0038.jpg"/>
-                          <pic:cNvPicPr/>
-                        </pic:nvPicPr>
-                        <pic:blipFill>
-                          <a:blip r:embed="rId10"/>
-                          <a:stretch>
-                            <a:fillRect/>
-                          </a:stretch>
-                        </pic:blipFill>
-                        <pic:spPr>
-                          <a:xfrm>
-                            <a:off x="0" y="0"/>
-                            <a:ext cx="1097280" cy="617220"/>
-                          </a:xfrm>
-                          <a:prstGeom prst="rect"/>
-                        </pic:spPr>
-                      </pic:pic>
-                    </a:graphicData>
-                  </a:graphic>
-                </wp:inline>
-              </w:drawing>
-            </w:r>
-          </w:p>
-        </w:tc>
-        <w:tc>
-          <w:tcPr>
-            <w:tcW w:type="dxa" w:w="2880"/>
-          </w:tcPr>
-          <w:p>
-            <w:r>
-              <w:drawing>
-                <wp:inline xmlns:a="http://schemas.openxmlformats.org/drawingml/2006/main" xmlns:pic="http://schemas.openxmlformats.org/drawingml/2006/picture">
-                  <wp:extent cx="1097280" cy="617220"/>
-                  <wp:docPr id="15" name="Picture 15"/>
-                  <wp:cNvGraphicFramePr>
-                    <a:graphicFrameLocks noChangeAspect="1"/>
-                  </wp:cNvGraphicFramePr>
-                  <a:graphic>
-                    <a:graphicData uri="http://schemas.openxmlformats.org/drawingml/2006/picture">
-                      <pic:pic>
-                        <pic:nvPicPr>
-                          <pic:cNvPr id="0" name="frame_0077.jpg"/>
-                          <pic:cNvPicPr/>
-                        </pic:nvPicPr>
-                        <pic:blipFill>
-                          <a:blip r:embed="rId11"/>
-                          <a:stretch>
-                            <a:fillRect/>
-                          </a:stretch>
-                        </pic:blipFill>
-                        <pic:spPr>
-                          <a:xfrm>
-                            <a:off x="0" y="0"/>
-                            <a:ext cx="1097280" cy="617220"/>
-                          </a:xfrm>
-                          <a:prstGeom prst="rect"/>
-                        </pic:spPr>
-                      </pic:pic>
-                    </a:graphicData>
-                  </a:graphic>
-                </wp:inline>
-              </w:drawing>
-            </w:r>
-          </w:p>
-        </w:tc>
-      </w:tr>
-    </w:tbl>
-    <w:p>
-      <w:r>
-        <w:t>Topic T1: Introduction and Context — score 0.0000</w:t>
-      </w:r>
-    </w:p>
-    <w:p>
-      <w:r>
-        <w:t xml:space="preserve">    Description: Setting the stage for the topic of stalls.</w:t>
-      </w:r>
-    </w:p>
-    <w:p>
-      <w:r>
-        <w:t xml:space="preserve">    Reason: The comment only expresses gratitude and praise, but does not discuss the same steps, objects, settings, parameters, claims, or goals described by the topic.</w:t>
-      </w:r>
-    </w:p>
-    <w:p>
-      <w:r>
-        <w:t xml:space="preserve">  Least correlated topics:</w:t>
-      </w:r>
-    </w:p>
-    <w:tbl>
-      <w:tblPr>
-        <w:tblW w:type="auto" w:w="0"/>
-        <w:tblLayout w:type="autofit"/>
-        <w:tblLook w:firstColumn="1" w:firstRow="1" w:lastColumn="0" w:lastRow="0" w:noHBand="0" w:noVBand="1" w:val="04A0"/>
-      </w:tblPr>
-      <w:tblGrid>
-        <w:gridCol w:w="2880"/>
-        <w:gridCol w:w="2880"/>
-        <w:gridCol w:w="2880"/>
-      </w:tblGrid>
-      <w:tr>
-        <w:tc>
-          <w:tcPr>
-            <w:tcW w:type="dxa" w:w="2880"/>
-          </w:tcPr>
-          <w:p>
-            <w:r>
-              <w:drawing>
-                <wp:inline xmlns:a="http://schemas.openxmlformats.org/drawingml/2006/main" xmlns:pic="http://schemas.openxmlformats.org/drawingml/2006/picture">
-                  <wp:extent cx="1097280" cy="617220"/>
-                  <wp:docPr id="16" name="Picture 16"/>
-                  <wp:cNvGraphicFramePr>
-                    <a:graphicFrameLocks noChangeAspect="1"/>
-                  </wp:cNvGraphicFramePr>
-                  <a:graphic>
-                    <a:graphicData uri="http://schemas.openxmlformats.org/drawingml/2006/picture">
-                      <pic:pic>
-                        <pic:nvPicPr>
-                          <pic:cNvPr id="0" name="frame_0000.jpg"/>
-                          <pic:cNvPicPr/>
-                        </pic:nvPicPr>
-                        <pic:blipFill>
-                          <a:blip r:embed="rId9"/>
-                          <a:stretch>
-                            <a:fillRect/>
-                          </a:stretch>
-                        </pic:blipFill>
-                        <pic:spPr>
-                          <a:xfrm>
-                            <a:off x="0" y="0"/>
-                            <a:ext cx="1097280" cy="617220"/>
-                          </a:xfrm>
-                          <a:prstGeom prst="rect"/>
-                        </pic:spPr>
-                      </pic:pic>
-                    </a:graphicData>
-                  </a:graphic>
-                </wp:inline>
-              </w:drawing>
-            </w:r>
-          </w:p>
-        </w:tc>
-        <w:tc>
-          <w:tcPr>
-            <w:tcW w:type="dxa" w:w="2880"/>
-          </w:tcPr>
-          <w:p>
-            <w:r>
-              <w:drawing>
-                <wp:inline xmlns:a="http://schemas.openxmlformats.org/drawingml/2006/main" xmlns:pic="http://schemas.openxmlformats.org/drawingml/2006/picture">
-                  <wp:extent cx="1097280" cy="617220"/>
-                  <wp:docPr id="17" name="Picture 17"/>
-                  <wp:cNvGraphicFramePr>
-                    <a:graphicFrameLocks noChangeAspect="1"/>
-                  </wp:cNvGraphicFramePr>
-                  <a:graphic>
-                    <a:graphicData uri="http://schemas.openxmlformats.org/drawingml/2006/picture">
-                      <pic:pic>
-                        <pic:nvPicPr>
-                          <pic:cNvPr id="0" name="frame_0038.jpg"/>
-                          <pic:cNvPicPr/>
-                        </pic:nvPicPr>
-                        <pic:blipFill>
-                          <a:blip r:embed="rId10"/>
-                          <a:stretch>
-                            <a:fillRect/>
-                          </a:stretch>
-                        </pic:blipFill>
-                        <pic:spPr>
-                          <a:xfrm>
-                            <a:off x="0" y="0"/>
-                            <a:ext cx="1097280" cy="617220"/>
-                          </a:xfrm>
-                          <a:prstGeom prst="rect"/>
-                        </pic:spPr>
-                      </pic:pic>
-                    </a:graphicData>
-                  </a:graphic>
-                </wp:inline>
-              </w:drawing>
-            </w:r>
-          </w:p>
-        </w:tc>
-        <w:tc>
-          <w:tcPr>
-            <w:tcW w:type="dxa" w:w="2880"/>
-          </w:tcPr>
-          <w:p>
-            <w:r>
-              <w:drawing>
-                <wp:inline xmlns:a="http://schemas.openxmlformats.org/drawingml/2006/main" xmlns:pic="http://schemas.openxmlformats.org/drawingml/2006/picture">
-                  <wp:extent cx="1097280" cy="617220"/>
-                  <wp:docPr id="18" name="Picture 18"/>
-                  <wp:cNvGraphicFramePr>
-                    <a:graphicFrameLocks noChangeAspect="1"/>
-                  </wp:cNvGraphicFramePr>
-                  <a:graphic>
-                    <a:graphicData uri="http://schemas.openxmlformats.org/drawingml/2006/picture">
-                      <pic:pic>
-                        <pic:nvPicPr>
-                          <pic:cNvPr id="0" name="frame_0077.jpg"/>
-                          <pic:cNvPicPr/>
-                        </pic:nvPicPr>
-                        <pic:blipFill>
-                          <a:blip r:embed="rId11"/>
-                          <a:stretch>
-                            <a:fillRect/>
-                          </a:stretch>
-                        </pic:blipFill>
-                        <pic:spPr>
-                          <a:xfrm>
-                            <a:off x="0" y="0"/>
-                            <a:ext cx="1097280" cy="617220"/>
-                          </a:xfrm>
-                          <a:prstGeom prst="rect"/>
-                        </pic:spPr>
-                      </pic:pic>
-                    </a:graphicData>
-                  </a:graphic>
-                </wp:inline>
-              </w:drawing>
-            </w:r>
-          </w:p>
-        </w:tc>
-      </w:tr>
-    </w:tbl>
-    <w:p>
-      <w:r>
-        <w:t>Topic T1: Introduction and Context — score 0.0000</w:t>
-      </w:r>
-    </w:p>
-    <w:p>
-      <w:r>
-        <w:t xml:space="preserve">    Description: Setting the stage for the topic of stalls.</w:t>
-      </w:r>
-    </w:p>
-    <w:p>
-      <w:r>
-        <w:t xml:space="preserve">    Reason: The comment only expresses gratitude and praise, but does not discuss the same steps, objects, settings, parameters, claims, or goals described by the topic.</w:t>
-      </w:r>
-    </w:p>
-    <w:tbl>
-      <w:tblPr>
-        <w:tblW w:type="auto" w:w="0"/>
-        <w:tblLayout w:type="autofit"/>
-        <w:tblLook w:firstColumn="1" w:firstRow="1" w:lastColumn="0" w:lastRow="0" w:noHBand="0" w:noVBand="1" w:val="04A0"/>
-      </w:tblPr>
-      <w:tblGrid>
-        <w:gridCol w:w="2880"/>
-        <w:gridCol w:w="2880"/>
-        <w:gridCol w:w="2880"/>
-      </w:tblGrid>
-      <w:tr>
-        <w:tc>
-          <w:tcPr>
-            <w:tcW w:type="dxa" w:w="2880"/>
-          </w:tcPr>
-          <w:p>
-            <w:r>
-              <w:drawing>
-                <wp:inline xmlns:a="http://schemas.openxmlformats.org/drawingml/2006/main" xmlns:pic="http://schemas.openxmlformats.org/drawingml/2006/picture">
-                  <wp:extent cx="1097280" cy="617220"/>
-                  <wp:docPr id="19" name="Picture 19"/>
-                  <wp:cNvGraphicFramePr>
-                    <a:graphicFrameLocks noChangeAspect="1"/>
-                  </wp:cNvGraphicFramePr>
-                  <a:graphic>
-                    <a:graphicData uri="http://schemas.openxmlformats.org/drawingml/2006/picture">
-                      <pic:pic>
-                        <pic:nvPicPr>
-                          <pic:cNvPr id="0" name="frame_0000.jpg"/>
-                          <pic:cNvPicPr/>
-                        </pic:nvPicPr>
-                        <pic:blipFill>
-                          <a:blip r:embed="rId9"/>
-                          <a:stretch>
-                            <a:fillRect/>
-                          </a:stretch>
-                        </pic:blipFill>
-                        <pic:spPr>
-                          <a:xfrm>
-                            <a:off x="0" y="0"/>
-                            <a:ext cx="1097280" cy="617220"/>
-                          </a:xfrm>
-                          <a:prstGeom prst="rect"/>
-                        </pic:spPr>
-                      </pic:pic>
-                    </a:graphicData>
-                  </a:graphic>
-                </wp:inline>
-              </w:drawing>
-            </w:r>
-          </w:p>
-        </w:tc>
-        <w:tc>
-          <w:tcPr>
-            <w:tcW w:type="dxa" w:w="2880"/>
-          </w:tcPr>
-          <w:p>
-            <w:r>
-              <w:drawing>
-                <wp:inline xmlns:a="http://schemas.openxmlformats.org/drawingml/2006/main" xmlns:pic="http://schemas.openxmlformats.org/drawingml/2006/picture">
-                  <wp:extent cx="1097280" cy="617220"/>
-                  <wp:docPr id="20" name="Picture 20"/>
-                  <wp:cNvGraphicFramePr>
-                    <a:graphicFrameLocks noChangeAspect="1"/>
-                  </wp:cNvGraphicFramePr>
-                  <a:graphic>
-                    <a:graphicData uri="http://schemas.openxmlformats.org/drawingml/2006/picture">
-                      <pic:pic>
-                        <pic:nvPicPr>
-                          <pic:cNvPr id="0" name="frame_0038.jpg"/>
-                          <pic:cNvPicPr/>
-                        </pic:nvPicPr>
-                        <pic:blipFill>
-                          <a:blip r:embed="rId10"/>
-                          <a:stretch>
-                            <a:fillRect/>
-                          </a:stretch>
-                        </pic:blipFill>
-                        <pic:spPr>
-                          <a:xfrm>
-                            <a:off x="0" y="0"/>
-                            <a:ext cx="1097280" cy="617220"/>
-                          </a:xfrm>
-                          <a:prstGeom prst="rect"/>
-                        </pic:spPr>
-                      </pic:pic>
-                    </a:graphicData>
-                  </a:graphic>
-                </wp:inline>
-              </w:drawing>
-            </w:r>
-          </w:p>
-        </w:tc>
-        <w:tc>
-          <w:tcPr>
-            <w:tcW w:type="dxa" w:w="2880"/>
-          </w:tcPr>
-          <w:p>
-            <w:r>
-              <w:drawing>
-                <wp:inline xmlns:a="http://schemas.openxmlformats.org/drawingml/2006/main" xmlns:pic="http://schemas.openxmlformats.org/drawingml/2006/picture">
-                  <wp:extent cx="1097280" cy="617220"/>
-                  <wp:docPr id="21" name="Picture 21"/>
-                  <wp:cNvGraphicFramePr>
-                    <a:graphicFrameLocks noChangeAspect="1"/>
-                  </wp:cNvGraphicFramePr>
-                  <a:graphic>
-                    <a:graphicData uri="http://schemas.openxmlformats.org/drawingml/2006/picture">
-                      <pic:pic>
-                        <pic:nvPicPr>
-                          <pic:cNvPr id="0" name="frame_0077.jpg"/>
-                          <pic:cNvPicPr/>
-                        </pic:nvPicPr>
-                        <pic:blipFill>
-                          <a:blip r:embed="rId11"/>
-                          <a:stretch>
-                            <a:fillRect/>
-                          </a:stretch>
-                        </pic:blipFill>
-                        <pic:spPr>
-                          <a:xfrm>
-                            <a:off x="0" y="0"/>
-                            <a:ext cx="1097280" cy="617220"/>
-                          </a:xfrm>
-                          <a:prstGeom prst="rect"/>
-                        </pic:spPr>
-                      </pic:pic>
-                    </a:graphicData>
-                  </a:graphic>
-                </wp:inline>
-              </w:drawing>
-            </w:r>
-          </w:p>
-        </w:tc>
-      </w:tr>
-    </w:tbl>
-    <w:p>
-      <w:r>
-        <w:t>Topic T2: What is a Stall? — score 0.0000</w:t>
-      </w:r>
-    </w:p>
-    <w:p>
-      <w:r>
-        <w:t xml:space="preserve">    Description: Explaining lift, coefficient of lift, and the critical angle of attack.</w:t>
-      </w:r>
-    </w:p>
-    <w:p>
-      <w:r>
-        <w:t xml:space="preserve">    Reason: The comment does not directly discuss the topic of stall or lift, instead expressing generic praise for a study guide.</w:t>
-      </w:r>
-    </w:p>
-    <w:tbl>
-      <w:tblPr>
-        <w:tblW w:type="auto" w:w="0"/>
-        <w:tblLayout w:type="autofit"/>
-        <w:tblLook w:firstColumn="1" w:firstRow="1" w:lastColumn="0" w:lastRow="0" w:noHBand="0" w:noVBand="1" w:val="04A0"/>
-      </w:tblPr>
-      <w:tblGrid>
-        <w:gridCol w:w="2880"/>
-        <w:gridCol w:w="2880"/>
-        <w:gridCol w:w="2880"/>
-      </w:tblGrid>
-      <w:tr>
-        <w:tc>
-          <w:tcPr>
-            <w:tcW w:type="dxa" w:w="2880"/>
-          </w:tcPr>
-          <w:p>
-            <w:r>
-              <w:drawing>
-                <wp:inline xmlns:a="http://schemas.openxmlformats.org/drawingml/2006/main" xmlns:pic="http://schemas.openxmlformats.org/drawingml/2006/picture">
-                  <wp:extent cx="1097280" cy="617220"/>
-                  <wp:docPr id="22" name="Picture 22"/>
-                  <wp:cNvGraphicFramePr>
-                    <a:graphicFrameLocks noChangeAspect="1"/>
-                  </wp:cNvGraphicFramePr>
-                  <a:graphic>
-                    <a:graphicData uri="http://schemas.openxmlformats.org/drawingml/2006/picture">
-                      <pic:pic>
-                        <pic:nvPicPr>
-                          <pic:cNvPr id="0" name="frame_0000.jpg"/>
-                          <pic:cNvPicPr/>
-                        </pic:nvPicPr>
-                        <pic:blipFill>
-                          <a:blip r:embed="rId9"/>
-                          <a:stretch>
-                            <a:fillRect/>
-                          </a:stretch>
-                        </pic:blipFill>
-                        <pic:spPr>
-                          <a:xfrm>
-                            <a:off x="0" y="0"/>
-                            <a:ext cx="1097280" cy="617220"/>
-                          </a:xfrm>
-                          <a:prstGeom prst="rect"/>
-                        </pic:spPr>
-                      </pic:pic>
-                    </a:graphicData>
-                  </a:graphic>
-                </wp:inline>
-              </w:drawing>
-            </w:r>
-          </w:p>
-        </w:tc>
-        <w:tc>
-          <w:tcPr>
-            <w:tcW w:type="dxa" w:w="2880"/>
-          </w:tcPr>
-          <w:p>
-            <w:r>
-              <w:drawing>
-                <wp:inline xmlns:a="http://schemas.openxmlformats.org/drawingml/2006/main" xmlns:pic="http://schemas.openxmlformats.org/drawingml/2006/picture">
-                  <wp:extent cx="1097280" cy="617220"/>
-                  <wp:docPr id="23" name="Picture 23"/>
-                  <wp:cNvGraphicFramePr>
-                    <a:graphicFrameLocks noChangeAspect="1"/>
-                  </wp:cNvGraphicFramePr>
-                  <a:graphic>
-                    <a:graphicData uri="http://schemas.openxmlformats.org/drawingml/2006/picture">
-                      <pic:pic>
-                        <pic:nvPicPr>
-                          <pic:cNvPr id="0" name="frame_0038.jpg"/>
-                          <pic:cNvPicPr/>
-                        </pic:nvPicPr>
-                        <pic:blipFill>
-                          <a:blip r:embed="rId10"/>
-                          <a:stretch>
-                            <a:fillRect/>
-                          </a:stretch>
-                        </pic:blipFill>
-                        <pic:spPr>
-                          <a:xfrm>
-                            <a:off x="0" y="0"/>
-                            <a:ext cx="1097280" cy="617220"/>
-                          </a:xfrm>
-                          <a:prstGeom prst="rect"/>
-                        </pic:spPr>
-                      </pic:pic>
-                    </a:graphicData>
-                  </a:graphic>
-                </wp:inline>
-              </w:drawing>
-            </w:r>
-          </w:p>
-        </w:tc>
-        <w:tc>
-          <w:tcPr>
-            <w:tcW w:type="dxa" w:w="2880"/>
-          </w:tcPr>
-          <w:p>
-            <w:r>
-              <w:drawing>
-                <wp:inline xmlns:a="http://schemas.openxmlformats.org/drawingml/2006/main" xmlns:pic="http://schemas.openxmlformats.org/drawingml/2006/picture">
-                  <wp:extent cx="1097280" cy="617220"/>
-                  <wp:docPr id="24" name="Picture 24"/>
-                  <wp:cNvGraphicFramePr>
-                    <a:graphicFrameLocks noChangeAspect="1"/>
-                  </wp:cNvGraphicFramePr>
-                  <a:graphic>
-                    <a:graphicData uri="http://schemas.openxmlformats.org/drawingml/2006/picture">
-                      <pic:pic>
-                        <pic:nvPicPr>
-                          <pic:cNvPr id="0" name="frame_0077.jpg"/>
-                          <pic:cNvPicPr/>
-                        </pic:nvPicPr>
-                        <pic:blipFill>
-                          <a:blip r:embed="rId11"/>
-                          <a:stretch>
-                            <a:fillRect/>
-                          </a:stretch>
-                        </pic:blipFill>
-                        <pic:spPr>
-                          <a:xfrm>
-                            <a:off x="0" y="0"/>
-                            <a:ext cx="1097280" cy="617220"/>
-                          </a:xfrm>
-                          <a:prstGeom prst="rect"/>
-                        </pic:spPr>
-                      </pic:pic>
-                    </a:graphicData>
-                  </a:graphic>
-                </wp:inline>
-              </w:drawing>
-            </w:r>
-          </w:p>
-        </w:tc>
-      </w:tr>
-    </w:tbl>
-    <w:p>
-      <w:r>
-        <w:t>Topic T3: Airfoil Perspective — score 0.0000</w:t>
-      </w:r>
-    </w:p>
-    <w:p>
-      <w:r>
-        <w:t xml:space="preserve">    Description: Looking at stalls from an airfoil's perspective.</w:t>
-      </w:r>
-    </w:p>
-    <w:p>
-      <w:r>
-        <w:t xml:space="preserve">    Reason: The comment does not directly discuss the same steps, objects, settings, parameters, claims, or goals described by the topic. Instead, it expresses gratitude and provides a general statement of praise.</w:t>
-      </w:r>
-    </w:p>
-    <w:tbl>
-      <w:tblPr>
-        <w:tblW w:type="auto" w:w="0"/>
-        <w:tblLayout w:type="autofit"/>
-        <w:tblLook w:firstColumn="1" w:firstRow="1" w:lastColumn="0" w:lastRow="0" w:noHBand="0" w:noVBand="1" w:val="04A0"/>
-      </w:tblPr>
-      <w:tblGrid>
-        <w:gridCol w:w="2880"/>
-        <w:gridCol w:w="2880"/>
-        <w:gridCol w:w="2880"/>
-      </w:tblGrid>
-      <w:tr>
-        <w:tc>
-          <w:tcPr>
-            <w:tcW w:type="dxa" w:w="2880"/>
-          </w:tcPr>
-          <w:p>
-            <w:r>
-              <w:drawing>
-                <wp:inline xmlns:a="http://schemas.openxmlformats.org/drawingml/2006/main" xmlns:pic="http://schemas.openxmlformats.org/drawingml/2006/picture">
-                  <wp:extent cx="1097280" cy="617220"/>
-                  <wp:docPr id="25" name="Picture 25"/>
-                  <wp:cNvGraphicFramePr>
-                    <a:graphicFrameLocks noChangeAspect="1"/>
-                  </wp:cNvGraphicFramePr>
-                  <a:graphic>
-                    <a:graphicData uri="http://schemas.openxmlformats.org/drawingml/2006/picture">
-                      <pic:pic>
-                        <pic:nvPicPr>
-                          <pic:cNvPr id="0" name="frame_0000.jpg"/>
-                          <pic:cNvPicPr/>
-                        </pic:nvPicPr>
-                        <pic:blipFill>
-                          <a:blip r:embed="rId9"/>
-                          <a:stretch>
-                            <a:fillRect/>
-                          </a:stretch>
-                        </pic:blipFill>
-                        <pic:spPr>
-                          <a:xfrm>
-                            <a:off x="0" y="0"/>
-                            <a:ext cx="1097280" cy="617220"/>
-                          </a:xfrm>
-                          <a:prstGeom prst="rect"/>
-                        </pic:spPr>
-                      </pic:pic>
-                    </a:graphicData>
-                  </a:graphic>
-                </wp:inline>
-              </w:drawing>
-            </w:r>
-          </w:p>
-        </w:tc>
-        <w:tc>
-          <w:tcPr>
-            <w:tcW w:type="dxa" w:w="2880"/>
-          </w:tcPr>
-          <w:p>
-            <w:r>
-              <w:drawing>
-                <wp:inline xmlns:a="http://schemas.openxmlformats.org/drawingml/2006/main" xmlns:pic="http://schemas.openxmlformats.org/drawingml/2006/picture">
-                  <wp:extent cx="1097280" cy="617220"/>
-                  <wp:docPr id="26" name="Picture 26"/>
-                  <wp:cNvGraphicFramePr>
-                    <a:graphicFrameLocks noChangeAspect="1"/>
-                  </wp:cNvGraphicFramePr>
-                  <a:graphic>
-                    <a:graphicData uri="http://schemas.openxmlformats.org/drawingml/2006/picture">
-                      <pic:pic>
-                        <pic:nvPicPr>
-                          <pic:cNvPr id="0" name="frame_0038.jpg"/>
-                          <pic:cNvPicPr/>
-                        </pic:nvPicPr>
-                        <pic:blipFill>
-                          <a:blip r:embed="rId10"/>
-                          <a:stretch>
-                            <a:fillRect/>
-                          </a:stretch>
-                        </pic:blipFill>
-                        <pic:spPr>
-                          <a:xfrm>
-                            <a:off x="0" y="0"/>
-                            <a:ext cx="1097280" cy="617220"/>
-                          </a:xfrm>
-                          <a:prstGeom prst="rect"/>
-                        </pic:spPr>
-                      </pic:pic>
-                    </a:graphicData>
-                  </a:graphic>
-                </wp:inline>
-              </w:drawing>
-            </w:r>
-          </w:p>
-        </w:tc>
-        <w:tc>
-          <w:tcPr>
-            <w:tcW w:type="dxa" w:w="2880"/>
-          </w:tcPr>
-          <w:p>
-            <w:r>
-              <w:drawing>
-                <wp:inline xmlns:a="http://schemas.openxmlformats.org/drawingml/2006/main" xmlns:pic="http://schemas.openxmlformats.org/drawingml/2006/picture">
-                  <wp:extent cx="1097280" cy="617220"/>
-                  <wp:docPr id="27" name="Picture 27"/>
-                  <wp:cNvGraphicFramePr>
-                    <a:graphicFrameLocks noChangeAspect="1"/>
-                  </wp:cNvGraphicFramePr>
-                  <a:graphic>
-                    <a:graphicData uri="http://schemas.openxmlformats.org/drawingml/2006/picture">
-                      <pic:pic>
-                        <pic:nvPicPr>
-                          <pic:cNvPr id="0" name="frame_0077.jpg"/>
-                          <pic:cNvPicPr/>
-                        </pic:nvPicPr>
-                        <pic:blipFill>
-                          <a:blip r:embed="rId11"/>
-                          <a:stretch>
-                            <a:fillRect/>
-                          </a:stretch>
-                        </pic:blipFill>
-                        <pic:spPr>
-                          <a:xfrm>
-                            <a:off x="0" y="0"/>
-                            <a:ext cx="1097280" cy="617220"/>
-                          </a:xfrm>
-                          <a:prstGeom prst="rect"/>
-                        </pic:spPr>
-                      </pic:pic>
-                    </a:graphicData>
-                  </a:graphic>
-                </wp:inline>
-              </w:drawing>
-            </w:r>
-          </w:p>
-        </w:tc>
-      </w:tr>
-    </w:tbl>
-    <w:p>
-      <w:r>
-        <w:t>Topic T4: What Happens During a Stall? — score 0.0000</w:t>
-      </w:r>
-    </w:p>
-    <w:p>
-      <w:r>
-        <w:t xml:space="preserve">    Description: Flow separation and the impact on lift.</w:t>
-      </w:r>
-    </w:p>
-    <w:p>
-      <w:r>
-        <w:t xml:space="preserve">    Reason: The comment does not discuss flow separation or lift, and instead expresses general gratitude. There is no overlap between the topic and the comment.</w:t>
-      </w:r>
-    </w:p>
-    <w:tbl>
-      <w:tblPr>
-        <w:tblW w:type="auto" w:w="0"/>
-        <w:tblLayout w:type="autofit"/>
-        <w:tblLook w:firstColumn="1" w:firstRow="1" w:lastColumn="0" w:lastRow="0" w:noHBand="0" w:noVBand="1" w:val="04A0"/>
-      </w:tblPr>
-      <w:tblGrid>
-        <w:gridCol w:w="2880"/>
-        <w:gridCol w:w="2880"/>
-        <w:gridCol w:w="2880"/>
-      </w:tblGrid>
-      <w:tr>
-        <w:tc>
-          <w:tcPr>
-            <w:tcW w:type="dxa" w:w="2880"/>
-          </w:tcPr>
-          <w:p>
-            <w:r>
-              <w:drawing>
-                <wp:inline xmlns:a="http://schemas.openxmlformats.org/drawingml/2006/main" xmlns:pic="http://schemas.openxmlformats.org/drawingml/2006/picture">
-                  <wp:extent cx="1097280" cy="617220"/>
-                  <wp:docPr id="28" name="Picture 28"/>
-                  <wp:cNvGraphicFramePr>
-                    <a:graphicFrameLocks noChangeAspect="1"/>
-                  </wp:cNvGraphicFramePr>
-                  <a:graphic>
-                    <a:graphicData uri="http://schemas.openxmlformats.org/drawingml/2006/picture">
-                      <pic:pic>
-                        <pic:nvPicPr>
-                          <pic:cNvPr id="0" name="frame_0000.jpg"/>
-                          <pic:cNvPicPr/>
-                        </pic:nvPicPr>
-                        <pic:blipFill>
-                          <a:blip r:embed="rId9"/>
-                          <a:stretch>
-                            <a:fillRect/>
-                          </a:stretch>
-                        </pic:blipFill>
-                        <pic:spPr>
-                          <a:xfrm>
-                            <a:off x="0" y="0"/>
-                            <a:ext cx="1097280" cy="617220"/>
-                          </a:xfrm>
-                          <a:prstGeom prst="rect"/>
-                        </pic:spPr>
-                      </pic:pic>
-                    </a:graphicData>
-                  </a:graphic>
-                </wp:inline>
-              </w:drawing>
-            </w:r>
-          </w:p>
-        </w:tc>
-        <w:tc>
-          <w:tcPr>
-            <w:tcW w:type="dxa" w:w="2880"/>
-          </w:tcPr>
-          <w:p>
-            <w:r>
-              <w:drawing>
-                <wp:inline xmlns:a="http://schemas.openxmlformats.org/drawingml/2006/main" xmlns:pic="http://schemas.openxmlformats.org/drawingml/2006/picture">
-                  <wp:extent cx="1097280" cy="617220"/>
-                  <wp:docPr id="29" name="Picture 29"/>
-                  <wp:cNvGraphicFramePr>
-                    <a:graphicFrameLocks noChangeAspect="1"/>
-                  </wp:cNvGraphicFramePr>
-                  <a:graphic>
-                    <a:graphicData uri="http://schemas.openxmlformats.org/drawingml/2006/picture">
-                      <pic:pic>
-                        <pic:nvPicPr>
-                          <pic:cNvPr id="0" name="frame_0038.jpg"/>
-                          <pic:cNvPicPr/>
-                        </pic:nvPicPr>
-                        <pic:blipFill>
-                          <a:blip r:embed="rId10"/>
-                          <a:stretch>
-                            <a:fillRect/>
-                          </a:stretch>
-                        </pic:blipFill>
-                        <pic:spPr>
-                          <a:xfrm>
-                            <a:off x="0" y="0"/>
-                            <a:ext cx="1097280" cy="617220"/>
-                          </a:xfrm>
-                          <a:prstGeom prst="rect"/>
-                        </pic:spPr>
-                      </pic:pic>
-                    </a:graphicData>
-                  </a:graphic>
-                </wp:inline>
-              </w:drawing>
-            </w:r>
-          </w:p>
-        </w:tc>
-        <w:tc>
-          <w:tcPr>
-            <w:tcW w:type="dxa" w:w="2880"/>
-          </w:tcPr>
-          <w:p>
-            <w:r>
-              <w:drawing>
-                <wp:inline xmlns:a="http://schemas.openxmlformats.org/drawingml/2006/main" xmlns:pic="http://schemas.openxmlformats.org/drawingml/2006/picture">
-                  <wp:extent cx="1097280" cy="617220"/>
-                  <wp:docPr id="30" name="Picture 30"/>
-                  <wp:cNvGraphicFramePr>
-                    <a:graphicFrameLocks noChangeAspect="1"/>
-                  </wp:cNvGraphicFramePr>
-                  <a:graphic>
-                    <a:graphicData uri="http://schemas.openxmlformats.org/drawingml/2006/picture">
-                      <pic:pic>
-                        <pic:nvPicPr>
-                          <pic:cNvPr id="0" name="frame_0077.jpg"/>
-                          <pic:cNvPicPr/>
-                        </pic:nvPicPr>
-                        <pic:blipFill>
-                          <a:blip r:embed="rId11"/>
-                          <a:stretch>
-                            <a:fillRect/>
-                          </a:stretch>
-                        </pic:blipFill>
-                        <pic:spPr>
-                          <a:xfrm>
-                            <a:off x="0" y="0"/>
-                            <a:ext cx="1097280" cy="617220"/>
-                          </a:xfrm>
-                          <a:prstGeom prst="rect"/>
-                        </pic:spPr>
-                      </pic:pic>
-                    </a:graphicData>
-                  </a:graphic>
-                </wp:inline>
-              </w:drawing>
-            </w:r>
-          </w:p>
-        </w:tc>
-      </w:tr>
-    </w:tbl>
-    <w:p>
-      <w:r>
-        <w:t>Topic T5: Recovering from a Stall — score 0.0000</w:t>
-      </w:r>
-    </w:p>
-    <w:p>
-      <w:r>
-        <w:t xml:space="preserve">    Description: Pitching down to regain lift below the critical angle of attack.</w:t>
-      </w:r>
-    </w:p>
-    <w:p>
-      <w:r>
-        <w:t xml:space="preserve">    Reason: The comment does not directly discuss the same steps, objects, settings, parameters, claims, or goals described by the topic. It's a generic thank-you message that doesn't relate to the topic of recovering from a stall.</w:t>
-      </w:r>
-    </w:p>
-    <w:p>
-      <w:r>
-        <w:t>- matched 0 topic(s), max score 0.0000: No problem! Let me know if you have questions</w:t>
-      </w:r>
-    </w:p>
-    <w:p>
-      <w:r>
-        <w:t xml:space="preserve">  Source: https://www.youtube.com/watch?v=wKyt5ssrDQ8</w:t>
-      </w:r>
-    </w:p>
-    <w:p>
-      <w:r>
-        <w:t xml:space="preserve">  Top correlated topics:</w:t>
-      </w:r>
-    </w:p>
-    <w:tbl>
-      <w:tblPr>
-        <w:tblW w:type="auto" w:w="0"/>
-        <w:tblLayout w:type="autofit"/>
-        <w:tblLook w:firstColumn="1" w:firstRow="1" w:lastColumn="0" w:lastRow="0" w:noHBand="0" w:noVBand="1" w:val="04A0"/>
-      </w:tblPr>
-      <w:tblGrid>
-        <w:gridCol w:w="2880"/>
-        <w:gridCol w:w="2880"/>
-        <w:gridCol w:w="2880"/>
-      </w:tblGrid>
-      <w:tr>
-        <w:tc>
-          <w:tcPr>
-            <w:tcW w:type="dxa" w:w="2880"/>
-          </w:tcPr>
-          <w:p>
-            <w:r>
-              <w:drawing>
-                <wp:inline xmlns:a="http://schemas.openxmlformats.org/drawingml/2006/main" xmlns:pic="http://schemas.openxmlformats.org/drawingml/2006/picture">
-                  <wp:extent cx="1097280" cy="617220"/>
-                  <wp:docPr id="31" name="Picture 31"/>
-                  <wp:cNvGraphicFramePr>
-                    <a:graphicFrameLocks noChangeAspect="1"/>
-                  </wp:cNvGraphicFramePr>
-                  <a:graphic>
-                    <a:graphicData uri="http://schemas.openxmlformats.org/drawingml/2006/picture">
-                      <pic:pic>
-                        <pic:nvPicPr>
-                          <pic:cNvPr id="0" name="frame_0000.jpg"/>
-                          <pic:cNvPicPr/>
-                        </pic:nvPicPr>
-                        <pic:blipFill>
-                          <a:blip r:embed="rId9"/>
-                          <a:stretch>
-                            <a:fillRect/>
-                          </a:stretch>
-                        </pic:blipFill>
-                        <pic:spPr>
-                          <a:xfrm>
-                            <a:off x="0" y="0"/>
-                            <a:ext cx="1097280" cy="617220"/>
-                          </a:xfrm>
-                          <a:prstGeom prst="rect"/>
-                        </pic:spPr>
-                      </pic:pic>
-                    </a:graphicData>
-                  </a:graphic>
-                </wp:inline>
-              </w:drawing>
-            </w:r>
-          </w:p>
-        </w:tc>
-        <w:tc>
-          <w:tcPr>
-            <w:tcW w:type="dxa" w:w="2880"/>
-          </w:tcPr>
-          <w:p>
-            <w:r>
-              <w:drawing>
-                <wp:inline xmlns:a="http://schemas.openxmlformats.org/drawingml/2006/main" xmlns:pic="http://schemas.openxmlformats.org/drawingml/2006/picture">
-                  <wp:extent cx="1097280" cy="617220"/>
-                  <wp:docPr id="32" name="Picture 32"/>
-                  <wp:cNvGraphicFramePr>
-                    <a:graphicFrameLocks noChangeAspect="1"/>
-                  </wp:cNvGraphicFramePr>
-                  <a:graphic>
-                    <a:graphicData uri="http://schemas.openxmlformats.org/drawingml/2006/picture">
-                      <pic:pic>
-                        <pic:nvPicPr>
-                          <pic:cNvPr id="0" name="frame_0038.jpg"/>
-                          <pic:cNvPicPr/>
-                        </pic:nvPicPr>
-                        <pic:blipFill>
-                          <a:blip r:embed="rId10"/>
-                          <a:stretch>
-                            <a:fillRect/>
-                          </a:stretch>
-                        </pic:blipFill>
-                        <pic:spPr>
-                          <a:xfrm>
-                            <a:off x="0" y="0"/>
-                            <a:ext cx="1097280" cy="617220"/>
-                          </a:xfrm>
-                          <a:prstGeom prst="rect"/>
-                        </pic:spPr>
-                      </pic:pic>
-                    </a:graphicData>
-                  </a:graphic>
-                </wp:inline>
-              </w:drawing>
-            </w:r>
-          </w:p>
-        </w:tc>
-        <w:tc>
-          <w:tcPr>
-            <w:tcW w:type="dxa" w:w="2880"/>
-          </w:tcPr>
-          <w:p>
-            <w:r>
-              <w:drawing>
-                <wp:inline xmlns:a="http://schemas.openxmlformats.org/drawingml/2006/main" xmlns:pic="http://schemas.openxmlformats.org/drawingml/2006/picture">
-                  <wp:extent cx="1097280" cy="617220"/>
-                  <wp:docPr id="33" name="Picture 33"/>
-                  <wp:cNvGraphicFramePr>
-                    <a:graphicFrameLocks noChangeAspect="1"/>
-                  </wp:cNvGraphicFramePr>
-                  <a:graphic>
-                    <a:graphicData uri="http://schemas.openxmlformats.org/drawingml/2006/picture">
-                      <pic:pic>
-                        <pic:nvPicPr>
-                          <pic:cNvPr id="0" name="frame_0077.jpg"/>
-                          <pic:cNvPicPr/>
-                        </pic:nvPicPr>
-                        <pic:blipFill>
-                          <a:blip r:embed="rId11"/>
-                          <a:stretch>
-                            <a:fillRect/>
-                          </a:stretch>
-                        </pic:blipFill>
-                        <pic:spPr>
-                          <a:xfrm>
-                            <a:off x="0" y="0"/>
-                            <a:ext cx="1097280" cy="617220"/>
-                          </a:xfrm>
-                          <a:prstGeom prst="rect"/>
-                        </pic:spPr>
-                      </pic:pic>
-                    </a:graphicData>
-                  </a:graphic>
-                </wp:inline>
-              </w:drawing>
-            </w:r>
-          </w:p>
-        </w:tc>
-      </w:tr>
-    </w:tbl>
-    <w:p>
-      <w:r>
-        <w:t>Topic T5: Recovering from a Stall — score 0.0000</w:t>
-      </w:r>
-    </w:p>
-    <w:p>
-      <w:r>
-        <w:t xml:space="preserve">    Description: Pitching down to regain lift below the critical angle of attack.</w:t>
-      </w:r>
-    </w:p>
-    <w:p>
-      <w:r>
-        <w:t xml:space="preserve">    Reason: The comment does not discuss the topic's description of pitching down to regain lift, and instead provides a generic response offering help.</w:t>
-      </w:r>
-    </w:p>
-    <w:tbl>
-      <w:tblPr>
-        <w:tblW w:type="auto" w:w="0"/>
-        <w:tblLayout w:type="autofit"/>
-        <w:tblLook w:firstColumn="1" w:firstRow="1" w:lastColumn="0" w:lastRow="0" w:noHBand="0" w:noVBand="1" w:val="04A0"/>
-      </w:tblPr>
-      <w:tblGrid>
-        <w:gridCol w:w="2880"/>
-        <w:gridCol w:w="2880"/>
-        <w:gridCol w:w="2880"/>
-      </w:tblGrid>
-      <w:tr>
-        <w:tc>
-          <w:tcPr>
-            <w:tcW w:type="dxa" w:w="2880"/>
-          </w:tcPr>
-          <w:p>
-            <w:r>
-              <w:drawing>
-                <wp:inline xmlns:a="http://schemas.openxmlformats.org/drawingml/2006/main" xmlns:pic="http://schemas.openxmlformats.org/drawingml/2006/picture">
-                  <wp:extent cx="1097280" cy="617220"/>
-                  <wp:docPr id="34" name="Picture 34"/>
-                  <wp:cNvGraphicFramePr>
-                    <a:graphicFrameLocks noChangeAspect="1"/>
-                  </wp:cNvGraphicFramePr>
-                  <a:graphic>
-                    <a:graphicData uri="http://schemas.openxmlformats.org/drawingml/2006/picture">
-                      <pic:pic>
-                        <pic:nvPicPr>
-                          <pic:cNvPr id="0" name="frame_0000.jpg"/>
-                          <pic:cNvPicPr/>
-                        </pic:nvPicPr>
-                        <pic:blipFill>
-                          <a:blip r:embed="rId9"/>
-                          <a:stretch>
-                            <a:fillRect/>
-                          </a:stretch>
-                        </pic:blipFill>
-                        <pic:spPr>
-                          <a:xfrm>
-                            <a:off x="0" y="0"/>
-                            <a:ext cx="1097280" cy="617220"/>
-                          </a:xfrm>
-                          <a:prstGeom prst="rect"/>
-                        </pic:spPr>
-                      </pic:pic>
-                    </a:graphicData>
-                  </a:graphic>
-                </wp:inline>
-              </w:drawing>
-            </w:r>
-          </w:p>
-        </w:tc>
-        <w:tc>
-          <w:tcPr>
-            <w:tcW w:type="dxa" w:w="2880"/>
-          </w:tcPr>
-          <w:p>
-            <w:r>
-              <w:drawing>
-                <wp:inline xmlns:a="http://schemas.openxmlformats.org/drawingml/2006/main" xmlns:pic="http://schemas.openxmlformats.org/drawingml/2006/picture">
-                  <wp:extent cx="1097280" cy="617220"/>
-                  <wp:docPr id="35" name="Picture 35"/>
-                  <wp:cNvGraphicFramePr>
-                    <a:graphicFrameLocks noChangeAspect="1"/>
-                  </wp:cNvGraphicFramePr>
-                  <a:graphic>
-                    <a:graphicData uri="http://schemas.openxmlformats.org/drawingml/2006/picture">
-                      <pic:pic>
-                        <pic:nvPicPr>
-                          <pic:cNvPr id="0" name="frame_0038.jpg"/>
-                          <pic:cNvPicPr/>
-                        </pic:nvPicPr>
-                        <pic:blipFill>
-                          <a:blip r:embed="rId10"/>
-                          <a:stretch>
-                            <a:fillRect/>
-                          </a:stretch>
-                        </pic:blipFill>
-                        <pic:spPr>
-                          <a:xfrm>
-                            <a:off x="0" y="0"/>
-                            <a:ext cx="1097280" cy="617220"/>
-                          </a:xfrm>
-                          <a:prstGeom prst="rect"/>
-                        </pic:spPr>
-                      </pic:pic>
-                    </a:graphicData>
-                  </a:graphic>
-                </wp:inline>
-              </w:drawing>
-            </w:r>
-          </w:p>
-        </w:tc>
-        <w:tc>
-          <w:tcPr>
-            <w:tcW w:type="dxa" w:w="2880"/>
-          </w:tcPr>
-          <w:p>
-            <w:r>
-              <w:drawing>
-                <wp:inline xmlns:a="http://schemas.openxmlformats.org/drawingml/2006/main" xmlns:pic="http://schemas.openxmlformats.org/drawingml/2006/picture">
-                  <wp:extent cx="1097280" cy="617220"/>
-                  <wp:docPr id="36" name="Picture 36"/>
-                  <wp:cNvGraphicFramePr>
-                    <a:graphicFrameLocks noChangeAspect="1"/>
-                  </wp:cNvGraphicFramePr>
-                  <a:graphic>
-                    <a:graphicData uri="http://schemas.openxmlformats.org/drawingml/2006/picture">
-                      <pic:pic>
-                        <pic:nvPicPr>
-                          <pic:cNvPr id="0" name="frame_0077.jpg"/>
-                          <pic:cNvPicPr/>
-                        </pic:nvPicPr>
-                        <pic:blipFill>
-                          <a:blip r:embed="rId11"/>
-                          <a:stretch>
-                            <a:fillRect/>
-                          </a:stretch>
-                        </pic:blipFill>
-                        <pic:spPr>
-                          <a:xfrm>
-                            <a:off x="0" y="0"/>
-                            <a:ext cx="1097280" cy="617220"/>
-                          </a:xfrm>
-                          <a:prstGeom prst="rect"/>
-                        </pic:spPr>
-                      </pic:pic>
-                    </a:graphicData>
-                  </a:graphic>
-                </wp:inline>
-              </w:drawing>
-            </w:r>
-          </w:p>
-        </w:tc>
-      </w:tr>
-    </w:tbl>
-    <w:p>
-      <w:r>
-        <w:t>Topic T4: What Happens During a Stall? — score 0.0000</w:t>
-      </w:r>
-    </w:p>
-    <w:p>
-      <w:r>
-        <w:t xml:space="preserve">    Description: Flow separation and the impact on lift.</w:t>
-      </w:r>
-    </w:p>
-    <w:p>
-      <w:r>
-        <w:t xml:space="preserve">    Reason: The comment does not discuss the topic's specific description of flow separation and its impact on lift, but instead provides a generic response offering help with questions.</w:t>
-      </w:r>
-    </w:p>
-    <w:tbl>
-      <w:tblPr>
-        <w:tblW w:type="auto" w:w="0"/>
-        <w:tblLayout w:type="autofit"/>
-        <w:tblLook w:firstColumn="1" w:firstRow="1" w:lastColumn="0" w:lastRow="0" w:noHBand="0" w:noVBand="1" w:val="04A0"/>
-      </w:tblPr>
-      <w:tblGrid>
-        <w:gridCol w:w="2880"/>
-        <w:gridCol w:w="2880"/>
-        <w:gridCol w:w="2880"/>
-      </w:tblGrid>
-      <w:tr>
-        <w:tc>
-          <w:tcPr>
-            <w:tcW w:type="dxa" w:w="2880"/>
-          </w:tcPr>
-          <w:p>
-            <w:r>
-              <w:drawing>
-                <wp:inline xmlns:a="http://schemas.openxmlformats.org/drawingml/2006/main" xmlns:pic="http://schemas.openxmlformats.org/drawingml/2006/picture">
-                  <wp:extent cx="1097280" cy="617220"/>
-                  <wp:docPr id="37" name="Picture 37"/>
-                  <wp:cNvGraphicFramePr>
-                    <a:graphicFrameLocks noChangeAspect="1"/>
-                  </wp:cNvGraphicFramePr>
-                  <a:graphic>
-                    <a:graphicData uri="http://schemas.openxmlformats.org/drawingml/2006/picture">
-                      <pic:pic>
-                        <pic:nvPicPr>
-                          <pic:cNvPr id="0" name="frame_0000.jpg"/>
-                          <pic:cNvPicPr/>
-                        </pic:nvPicPr>
-                        <pic:blipFill>
-                          <a:blip r:embed="rId9"/>
-                          <a:stretch>
-                            <a:fillRect/>
-                          </a:stretch>
-                        </pic:blipFill>
-                        <pic:spPr>
-                          <a:xfrm>
-                            <a:off x="0" y="0"/>
-                            <a:ext cx="1097280" cy="617220"/>
-                          </a:xfrm>
-                          <a:prstGeom prst="rect"/>
-                        </pic:spPr>
-                      </pic:pic>
-                    </a:graphicData>
-                  </a:graphic>
-                </wp:inline>
-              </w:drawing>
-            </w:r>
-          </w:p>
-        </w:tc>
-        <w:tc>
-          <w:tcPr>
-            <w:tcW w:type="dxa" w:w="2880"/>
-          </w:tcPr>
-          <w:p>
-            <w:r>
-              <w:drawing>
-                <wp:inline xmlns:a="http://schemas.openxmlformats.org/drawingml/2006/main" xmlns:pic="http://schemas.openxmlformats.org/drawingml/2006/picture">
-                  <wp:extent cx="1097280" cy="617220"/>
-                  <wp:docPr id="38" name="Picture 38"/>
-                  <wp:cNvGraphicFramePr>
-                    <a:graphicFrameLocks noChangeAspect="1"/>
-                  </wp:cNvGraphicFramePr>
-                  <a:graphic>
-                    <a:graphicData uri="http://schemas.openxmlformats.org/drawingml/2006/picture">
-                      <pic:pic>
-                        <pic:nvPicPr>
-                          <pic:cNvPr id="0" name="frame_0038.jpg"/>
-                          <pic:cNvPicPr/>
-                        </pic:nvPicPr>
-                        <pic:blipFill>
-                          <a:blip r:embed="rId10"/>
-                          <a:stretch>
-                            <a:fillRect/>
-                          </a:stretch>
-                        </pic:blipFill>
-                        <pic:spPr>
-                          <a:xfrm>
-                            <a:off x="0" y="0"/>
-                            <a:ext cx="1097280" cy="617220"/>
-                          </a:xfrm>
-                          <a:prstGeom prst="rect"/>
-                        </pic:spPr>
-                      </pic:pic>
-                    </a:graphicData>
-                  </a:graphic>
-                </wp:inline>
-              </w:drawing>
-            </w:r>
-          </w:p>
-        </w:tc>
-        <w:tc>
-          <w:tcPr>
-            <w:tcW w:type="dxa" w:w="2880"/>
-          </w:tcPr>
-          <w:p>
-            <w:r>
-              <w:drawing>
-                <wp:inline xmlns:a="http://schemas.openxmlformats.org/drawingml/2006/main" xmlns:pic="http://schemas.openxmlformats.org/drawingml/2006/picture">
-                  <wp:extent cx="1097280" cy="617220"/>
-                  <wp:docPr id="39" name="Picture 39"/>
-                  <wp:cNvGraphicFramePr>
-                    <a:graphicFrameLocks noChangeAspect="1"/>
-                  </wp:cNvGraphicFramePr>
-                  <a:graphic>
-                    <a:graphicData uri="http://schemas.openxmlformats.org/drawingml/2006/picture">
-                      <pic:pic>
-                        <pic:nvPicPr>
-                          <pic:cNvPr id="0" name="frame_0077.jpg"/>
-                          <pic:cNvPicPr/>
-                        </pic:nvPicPr>
-                        <pic:blipFill>
-                          <a:blip r:embed="rId11"/>
-                          <a:stretch>
-                            <a:fillRect/>
-                          </a:stretch>
-                        </pic:blipFill>
-                        <pic:spPr>
-                          <a:xfrm>
-                            <a:off x="0" y="0"/>
-                            <a:ext cx="1097280" cy="617220"/>
-                          </a:xfrm>
-                          <a:prstGeom prst="rect"/>
-                        </pic:spPr>
-                      </pic:pic>
-                    </a:graphicData>
-                  </a:graphic>
-                </wp:inline>
-              </w:drawing>
-            </w:r>
-          </w:p>
-        </w:tc>
-      </w:tr>
-    </w:tbl>
-    <w:p>
-      <w:r>
-        <w:t>Topic T3: Airfoil Perspective — score 0.0000</w:t>
-      </w:r>
-    </w:p>
-    <w:p>
-      <w:r>
-        <w:t xml:space="preserve">    Description: Looking at stalls from an airfoil's perspective.</w:t>
-      </w:r>
-    </w:p>
-    <w:p>
-      <w:r>
-        <w:t xml:space="preserve">    Reason: The comment does not mention or discuss anything related to airfoils, stalls, or perspective, making it unrelated to the topic.</w:t>
-      </w:r>
-    </w:p>
-    <w:tbl>
-      <w:tblPr>
-        <w:tblW w:type="auto" w:w="0"/>
-        <w:tblLayout w:type="autofit"/>
-        <w:tblLook w:firstColumn="1" w:firstRow="1" w:lastColumn="0" w:lastRow="0" w:noHBand="0" w:noVBand="1" w:val="04A0"/>
-      </w:tblPr>
-      <w:tblGrid>
-        <w:gridCol w:w="2880"/>
-        <w:gridCol w:w="2880"/>
-        <w:gridCol w:w="2880"/>
-      </w:tblGrid>
-      <w:tr>
-        <w:tc>
-          <w:tcPr>
-            <w:tcW w:type="dxa" w:w="2880"/>
-          </w:tcPr>
-          <w:p>
-            <w:r>
-              <w:drawing>
-                <wp:inline xmlns:a="http://schemas.openxmlformats.org/drawingml/2006/main" xmlns:pic="http://schemas.openxmlformats.org/drawingml/2006/picture">
-                  <wp:extent cx="1097280" cy="617220"/>
-                  <wp:docPr id="40" name="Picture 40"/>
-                  <wp:cNvGraphicFramePr>
-                    <a:graphicFrameLocks noChangeAspect="1"/>
-                  </wp:cNvGraphicFramePr>
-                  <a:graphic>
-                    <a:graphicData uri="http://schemas.openxmlformats.org/drawingml/2006/picture">
-                      <pic:pic>
-                        <pic:nvPicPr>
-                          <pic:cNvPr id="0" name="frame_0000.jpg"/>
-                          <pic:cNvPicPr/>
-                        </pic:nvPicPr>
-                        <pic:blipFill>
-                          <a:blip r:embed="rId9"/>
-                          <a:stretch>
-                            <a:fillRect/>
-                          </a:stretch>
-                        </pic:blipFill>
-                        <pic:spPr>
-                          <a:xfrm>
-                            <a:off x="0" y="0"/>
-                            <a:ext cx="1097280" cy="617220"/>
-                          </a:xfrm>
-                          <a:prstGeom prst="rect"/>
-                        </pic:spPr>
-                      </pic:pic>
-                    </a:graphicData>
-                  </a:graphic>
-                </wp:inline>
-              </w:drawing>
-            </w:r>
-          </w:p>
-        </w:tc>
-        <w:tc>
-          <w:tcPr>
-            <w:tcW w:type="dxa" w:w="2880"/>
-          </w:tcPr>
-          <w:p>
-            <w:r>
-              <w:drawing>
-                <wp:inline xmlns:a="http://schemas.openxmlformats.org/drawingml/2006/main" xmlns:pic="http://schemas.openxmlformats.org/drawingml/2006/picture">
-                  <wp:extent cx="1097280" cy="617220"/>
-                  <wp:docPr id="41" name="Picture 41"/>
-                  <wp:cNvGraphicFramePr>
-                    <a:graphicFrameLocks noChangeAspect="1"/>
-                  </wp:cNvGraphicFramePr>
-                  <a:graphic>
-                    <a:graphicData uri="http://schemas.openxmlformats.org/drawingml/2006/picture">
-                      <pic:pic>
-                        <pic:nvPicPr>
-                          <pic:cNvPr id="0" name="frame_0038.jpg"/>
-                          <pic:cNvPicPr/>
-                        </pic:nvPicPr>
-                        <pic:blipFill>
-                          <a:blip r:embed="rId10"/>
-                          <a:stretch>
-                            <a:fillRect/>
-                          </a:stretch>
-                        </pic:blipFill>
-                        <pic:spPr>
-                          <a:xfrm>
-                            <a:off x="0" y="0"/>
-                            <a:ext cx="1097280" cy="617220"/>
-                          </a:xfrm>
-                          <a:prstGeom prst="rect"/>
-                        </pic:spPr>
-                      </pic:pic>
-                    </a:graphicData>
-                  </a:graphic>
-                </wp:inline>
-              </w:drawing>
-            </w:r>
-          </w:p>
-        </w:tc>
-        <w:tc>
-          <w:tcPr>
-            <w:tcW w:type="dxa" w:w="2880"/>
-          </w:tcPr>
-          <w:p>
-            <w:r>
-              <w:drawing>
-                <wp:inline xmlns:a="http://schemas.openxmlformats.org/drawingml/2006/main" xmlns:pic="http://schemas.openxmlformats.org/drawingml/2006/picture">
-                  <wp:extent cx="1097280" cy="617220"/>
-                  <wp:docPr id="42" name="Picture 42"/>
-                  <wp:cNvGraphicFramePr>
-                    <a:graphicFrameLocks noChangeAspect="1"/>
-                  </wp:cNvGraphicFramePr>
-                  <a:graphic>
-                    <a:graphicData uri="http://schemas.openxmlformats.org/drawingml/2006/picture">
-                      <pic:pic>
-                        <pic:nvPicPr>
-                          <pic:cNvPr id="0" name="frame_0077.jpg"/>
-                          <pic:cNvPicPr/>
-                        </pic:nvPicPr>
-                        <pic:blipFill>
-                          <a:blip r:embed="rId11"/>
-                          <a:stretch>
-                            <a:fillRect/>
-                          </a:stretch>
-                        </pic:blipFill>
-                        <pic:spPr>
-                          <a:xfrm>
-                            <a:off x="0" y="0"/>
-                            <a:ext cx="1097280" cy="617220"/>
-                          </a:xfrm>
-                          <a:prstGeom prst="rect"/>
-                        </pic:spPr>
-                      </pic:pic>
-                    </a:graphicData>
-                  </a:graphic>
-                </wp:inline>
-              </w:drawing>
-            </w:r>
-          </w:p>
-        </w:tc>
-      </w:tr>
-    </w:tbl>
-    <w:p>
-      <w:r>
-        <w:t>Topic T2: What is a Stall? — score 0.0000</w:t>
-      </w:r>
-    </w:p>
-    <w:p>
-      <w:r>
-        <w:t xml:space="preserve">    Description: Explaining lift, coefficient of lift, and the critical angle of attack.</w:t>
-      </w:r>
-    </w:p>
-    <w:p>
-      <w:r>
-        <w:t xml:space="preserve">    Reason: The comment is a generic response offering to answer questions, but does not directly discuss the topic of stall or lift-related concepts.</w:t>
-      </w:r>
-    </w:p>
-    <w:tbl>
-      <w:tblPr>
-        <w:tblW w:type="auto" w:w="0"/>
-        <w:tblLayout w:type="autofit"/>
-        <w:tblLook w:firstColumn="1" w:firstRow="1" w:lastColumn="0" w:lastRow="0" w:noHBand="0" w:noVBand="1" w:val="04A0"/>
-      </w:tblPr>
-      <w:tblGrid>
-        <w:gridCol w:w="2880"/>
-        <w:gridCol w:w="2880"/>
-        <w:gridCol w:w="2880"/>
-      </w:tblGrid>
-      <w:tr>
-        <w:tc>
-          <w:tcPr>
-            <w:tcW w:type="dxa" w:w="2880"/>
-          </w:tcPr>
-          <w:p>
-            <w:r>
-              <w:drawing>
-                <wp:inline xmlns:a="http://schemas.openxmlformats.org/drawingml/2006/main" xmlns:pic="http://schemas.openxmlformats.org/drawingml/2006/picture">
-                  <wp:extent cx="1097280" cy="617220"/>
-                  <wp:docPr id="43" name="Picture 43"/>
-                  <wp:cNvGraphicFramePr>
-                    <a:graphicFrameLocks noChangeAspect="1"/>
-                  </wp:cNvGraphicFramePr>
-                  <a:graphic>
-                    <a:graphicData uri="http://schemas.openxmlformats.org/drawingml/2006/picture">
-                      <pic:pic>
-                        <pic:nvPicPr>
-                          <pic:cNvPr id="0" name="frame_0000.jpg"/>
-                          <pic:cNvPicPr/>
-                        </pic:nvPicPr>
-                        <pic:blipFill>
-                          <a:blip r:embed="rId9"/>
-                          <a:stretch>
-                            <a:fillRect/>
-                          </a:stretch>
-                        </pic:blipFill>
-                        <pic:spPr>
-                          <a:xfrm>
-                            <a:off x="0" y="0"/>
-                            <a:ext cx="1097280" cy="617220"/>
-                          </a:xfrm>
-                          <a:prstGeom prst="rect"/>
-                        </pic:spPr>
-                      </pic:pic>
-                    </a:graphicData>
-                  </a:graphic>
-                </wp:inline>
-              </w:drawing>
-            </w:r>
-          </w:p>
-        </w:tc>
-        <w:tc>
-          <w:tcPr>
-            <w:tcW w:type="dxa" w:w="2880"/>
-          </w:tcPr>
-          <w:p>
-            <w:r>
-              <w:drawing>
-                <wp:inline xmlns:a="http://schemas.openxmlformats.org/drawingml/2006/main" xmlns:pic="http://schemas.openxmlformats.org/drawingml/2006/picture">
-                  <wp:extent cx="1097280" cy="617220"/>
-                  <wp:docPr id="44" name="Picture 44"/>
-                  <wp:cNvGraphicFramePr>
-                    <a:graphicFrameLocks noChangeAspect="1"/>
-                  </wp:cNvGraphicFramePr>
-                  <a:graphic>
-                    <a:graphicData uri="http://schemas.openxmlformats.org/drawingml/2006/picture">
-                      <pic:pic>
-                        <pic:nvPicPr>
-                          <pic:cNvPr id="0" name="frame_0038.jpg"/>
-                          <pic:cNvPicPr/>
-                        </pic:nvPicPr>
-                        <pic:blipFill>
-                          <a:blip r:embed="rId10"/>
-                          <a:stretch>
-                            <a:fillRect/>
-                          </a:stretch>
-                        </pic:blipFill>
-                        <pic:spPr>
-                          <a:xfrm>
-                            <a:off x="0" y="0"/>
-                            <a:ext cx="1097280" cy="617220"/>
-                          </a:xfrm>
-                          <a:prstGeom prst="rect"/>
-                        </pic:spPr>
-                      </pic:pic>
-                    </a:graphicData>
-                  </a:graphic>
-                </wp:inline>
-              </w:drawing>
-            </w:r>
-          </w:p>
-        </w:tc>
-        <w:tc>
-          <w:tcPr>
-            <w:tcW w:type="dxa" w:w="2880"/>
-          </w:tcPr>
-          <w:p>
-            <w:r>
-              <w:drawing>
-                <wp:inline xmlns:a="http://schemas.openxmlformats.org/drawingml/2006/main" xmlns:pic="http://schemas.openxmlformats.org/drawingml/2006/picture">
-                  <wp:extent cx="1097280" cy="617220"/>
-                  <wp:docPr id="45" name="Picture 45"/>
-                  <wp:cNvGraphicFramePr>
-                    <a:graphicFrameLocks noChangeAspect="1"/>
-                  </wp:cNvGraphicFramePr>
-                  <a:graphic>
-                    <a:graphicData uri="http://schemas.openxmlformats.org/drawingml/2006/picture">
-                      <pic:pic>
-                        <pic:nvPicPr>
-                          <pic:cNvPr id="0" name="frame_0077.jpg"/>
-                          <pic:cNvPicPr/>
-                        </pic:nvPicPr>
-                        <pic:blipFill>
-                          <a:blip r:embed="rId11"/>
-                          <a:stretch>
-                            <a:fillRect/>
-                          </a:stretch>
-                        </pic:blipFill>
-                        <pic:spPr>
-                          <a:xfrm>
-                            <a:off x="0" y="0"/>
-                            <a:ext cx="1097280" cy="617220"/>
-                          </a:xfrm>
-                          <a:prstGeom prst="rect"/>
-                        </pic:spPr>
-                      </pic:pic>
-                    </a:graphicData>
-                  </a:graphic>
-                </wp:inline>
-              </w:drawing>
-            </w:r>
-          </w:p>
-        </w:tc>
-      </w:tr>
-    </w:tbl>
-    <w:p>
-      <w:r>
-        <w:t>Topic T1: Introduction and Context — score 0.0000</w:t>
-      </w:r>
-    </w:p>
-    <w:p>
-      <w:r>
-        <w:t xml:space="preserve">    Description: Setting the stage for the topic of stalls.</w:t>
-      </w:r>
-    </w:p>
-    <w:p>
-      <w:r>
-        <w:t xml:space="preserve">    Reason: The comment does not discuss the same steps, objects, settings, parameters, claims, or goals described by the topic. Instead, it's a general response indicating willingness to help.</w:t>
-      </w:r>
-    </w:p>
-    <w:p>
-      <w:r>
-        <w:t xml:space="preserve">  Least correlated topics:</w:t>
-      </w:r>
-    </w:p>
-    <w:tbl>
-      <w:tblPr>
-        <w:tblW w:type="auto" w:w="0"/>
-        <w:tblLayout w:type="autofit"/>
-        <w:tblLook w:firstColumn="1" w:firstRow="1" w:lastColumn="0" w:lastRow="0" w:noHBand="0" w:noVBand="1" w:val="04A0"/>
-      </w:tblPr>
-      <w:tblGrid>
-        <w:gridCol w:w="2880"/>
-        <w:gridCol w:w="2880"/>
-        <w:gridCol w:w="2880"/>
-      </w:tblGrid>
-      <w:tr>
-        <w:tc>
-          <w:tcPr>
-            <w:tcW w:type="dxa" w:w="2880"/>
-          </w:tcPr>
-          <w:p>
-            <w:r>
-              <w:drawing>
-                <wp:inline xmlns:a="http://schemas.openxmlformats.org/drawingml/2006/main" xmlns:pic="http://schemas.openxmlformats.org/drawingml/2006/picture">
-                  <wp:extent cx="1097280" cy="617220"/>
-                  <wp:docPr id="46" name="Picture 46"/>
-                  <wp:cNvGraphicFramePr>
-                    <a:graphicFrameLocks noChangeAspect="1"/>
-                  </wp:cNvGraphicFramePr>
-                  <a:graphic>
-                    <a:graphicData uri="http://schemas.openxmlformats.org/drawingml/2006/picture">
-                      <pic:pic>
-                        <pic:nvPicPr>
-                          <pic:cNvPr id="0" name="frame_0000.jpg"/>
-                          <pic:cNvPicPr/>
-                        </pic:nvPicPr>
-                        <pic:blipFill>
-                          <a:blip r:embed="rId9"/>
-                          <a:stretch>
-                            <a:fillRect/>
-                          </a:stretch>
-                        </pic:blipFill>
-                        <pic:spPr>
-                          <a:xfrm>
-                            <a:off x="0" y="0"/>
-                            <a:ext cx="1097280" cy="617220"/>
-                          </a:xfrm>
-                          <a:prstGeom prst="rect"/>
-                        </pic:spPr>
-                      </pic:pic>
-                    </a:graphicData>
-                  </a:graphic>
-                </wp:inline>
-              </w:drawing>
-            </w:r>
-          </w:p>
-        </w:tc>
-        <w:tc>
-          <w:tcPr>
-            <w:tcW w:type="dxa" w:w="2880"/>
-          </w:tcPr>
-          <w:p>
-            <w:r>
-              <w:drawing>
-                <wp:inline xmlns:a="http://schemas.openxmlformats.org/drawingml/2006/main" xmlns:pic="http://schemas.openxmlformats.org/drawingml/2006/picture">
-                  <wp:extent cx="1097280" cy="617220"/>
-                  <wp:docPr id="47" name="Picture 47"/>
-                  <wp:cNvGraphicFramePr>
-                    <a:graphicFrameLocks noChangeAspect="1"/>
-                  </wp:cNvGraphicFramePr>
-                  <a:graphic>
-                    <a:graphicData uri="http://schemas.openxmlformats.org/drawingml/2006/picture">
-                      <pic:pic>
-                        <pic:nvPicPr>
-                          <pic:cNvPr id="0" name="frame_0038.jpg"/>
-                          <pic:cNvPicPr/>
-                        </pic:nvPicPr>
-                        <pic:blipFill>
-                          <a:blip r:embed="rId10"/>
-                          <a:stretch>
-                            <a:fillRect/>
-                          </a:stretch>
-                        </pic:blipFill>
-                        <pic:spPr>
-                          <a:xfrm>
-                            <a:off x="0" y="0"/>
-                            <a:ext cx="1097280" cy="617220"/>
-                          </a:xfrm>
-                          <a:prstGeom prst="rect"/>
-                        </pic:spPr>
-                      </pic:pic>
-                    </a:graphicData>
-                  </a:graphic>
-                </wp:inline>
-              </w:drawing>
-            </w:r>
-          </w:p>
-        </w:tc>
-        <w:tc>
-          <w:tcPr>
-            <w:tcW w:type="dxa" w:w="2880"/>
-          </w:tcPr>
-          <w:p>
-            <w:r>
-              <w:drawing>
-                <wp:inline xmlns:a="http://schemas.openxmlformats.org/drawingml/2006/main" xmlns:pic="http://schemas.openxmlformats.org/drawingml/2006/picture">
-                  <wp:extent cx="1097280" cy="617220"/>
-                  <wp:docPr id="48" name="Picture 48"/>
-                  <wp:cNvGraphicFramePr>
-                    <a:graphicFrameLocks noChangeAspect="1"/>
-                  </wp:cNvGraphicFramePr>
-                  <a:graphic>
-                    <a:graphicData uri="http://schemas.openxmlformats.org/drawingml/2006/picture">
-                      <pic:pic>
-                        <pic:nvPicPr>
-                          <pic:cNvPr id="0" name="frame_0077.jpg"/>
-                          <pic:cNvPicPr/>
-                        </pic:nvPicPr>
-                        <pic:blipFill>
-                          <a:blip r:embed="rId11"/>
-                          <a:stretch>
-                            <a:fillRect/>
-                          </a:stretch>
-                        </pic:blipFill>
-                        <pic:spPr>
-                          <a:xfrm>
-                            <a:off x="0" y="0"/>
-                            <a:ext cx="1097280" cy="617220"/>
-                          </a:xfrm>
-                          <a:prstGeom prst="rect"/>
-                        </pic:spPr>
-                      </pic:pic>
-                    </a:graphicData>
-                  </a:graphic>
-                </wp:inline>
-              </w:drawing>
-            </w:r>
-          </w:p>
-        </w:tc>
-      </w:tr>
-    </w:tbl>
-    <w:p>
-      <w:r>
-        <w:t>Topic T1: Introduction and Context — score 0.0000</w:t>
-      </w:r>
-    </w:p>
-    <w:p>
-      <w:r>
-        <w:t xml:space="preserve">    Description: Setting the stage for the topic of stalls.</w:t>
-      </w:r>
-    </w:p>
-    <w:p>
-      <w:r>
-        <w:t xml:space="preserve">    Reason: The comment does not discuss the same steps, objects, settings, parameters, claims, or goals described by the topic. Instead, it's a general response indicating willingness to help.</w:t>
-      </w:r>
-    </w:p>
-    <w:tbl>
-      <w:tblPr>
-        <w:tblW w:type="auto" w:w="0"/>
-        <w:tblLayout w:type="autofit"/>
-        <w:tblLook w:firstColumn="1" w:firstRow="1" w:lastColumn="0" w:lastRow="0" w:noHBand="0" w:noVBand="1" w:val="04A0"/>
-      </w:tblPr>
-      <w:tblGrid>
-        <w:gridCol w:w="2880"/>
-        <w:gridCol w:w="2880"/>
-        <w:gridCol w:w="2880"/>
-      </w:tblGrid>
-      <w:tr>
-        <w:tc>
-          <w:tcPr>
-            <w:tcW w:type="dxa" w:w="2880"/>
-          </w:tcPr>
-          <w:p>
-            <w:r>
-              <w:drawing>
-                <wp:inline xmlns:a="http://schemas.openxmlformats.org/drawingml/2006/main" xmlns:pic="http://schemas.openxmlformats.org/drawingml/2006/picture">
-                  <wp:extent cx="1097280" cy="617220"/>
-                  <wp:docPr id="49" name="Picture 49"/>
-                  <wp:cNvGraphicFramePr>
-                    <a:graphicFrameLocks noChangeAspect="1"/>
-                  </wp:cNvGraphicFramePr>
-                  <a:graphic>
-                    <a:graphicData uri="http://schemas.openxmlformats.org/drawingml/2006/picture">
-                      <pic:pic>
-                        <pic:nvPicPr>
-                          <pic:cNvPr id="0" name="frame_0000.jpg"/>
-                          <pic:cNvPicPr/>
-                        </pic:nvPicPr>
-                        <pic:blipFill>
-                          <a:blip r:embed="rId9"/>
-                          <a:stretch>
-                            <a:fillRect/>
-                          </a:stretch>
-                        </pic:blipFill>
-                        <pic:spPr>
-                          <a:xfrm>
-                            <a:off x="0" y="0"/>
-                            <a:ext cx="1097280" cy="617220"/>
-                          </a:xfrm>
-                          <a:prstGeom prst="rect"/>
-                        </pic:spPr>
-                      </pic:pic>
-                    </a:graphicData>
-                  </a:graphic>
-                </wp:inline>
-              </w:drawing>
-            </w:r>
-          </w:p>
-        </w:tc>
-        <w:tc>
-          <w:tcPr>
-            <w:tcW w:type="dxa" w:w="2880"/>
-          </w:tcPr>
-          <w:p>
-            <w:r>
-              <w:drawing>
-                <wp:inline xmlns:a="http://schemas.openxmlformats.org/drawingml/2006/main" xmlns:pic="http://schemas.openxmlformats.org/drawingml/2006/picture">
-                  <wp:extent cx="1097280" cy="617220"/>
-                  <wp:docPr id="50" name="Picture 50"/>
-                  <wp:cNvGraphicFramePr>
-                    <a:graphicFrameLocks noChangeAspect="1"/>
-                  </wp:cNvGraphicFramePr>
-                  <a:graphic>
-                    <a:graphicData uri="http://schemas.openxmlformats.org/drawingml/2006/picture">
-                      <pic:pic>
-                        <pic:nvPicPr>
-                          <pic:cNvPr id="0" name="frame_0038.jpg"/>
-                          <pic:cNvPicPr/>
-                        </pic:nvPicPr>
-                        <pic:blipFill>
-                          <a:blip r:embed="rId10"/>
-                          <a:stretch>
-                            <a:fillRect/>
-                          </a:stretch>
-                        </pic:blipFill>
-                        <pic:spPr>
-                          <a:xfrm>
-                            <a:off x="0" y="0"/>
-                            <a:ext cx="1097280" cy="617220"/>
-                          </a:xfrm>
-                          <a:prstGeom prst="rect"/>
-                        </pic:spPr>
-                      </pic:pic>
-                    </a:graphicData>
-                  </a:graphic>
-                </wp:inline>
-              </w:drawing>
-            </w:r>
-          </w:p>
-        </w:tc>
-        <w:tc>
-          <w:tcPr>
-            <w:tcW w:type="dxa" w:w="2880"/>
-          </w:tcPr>
-          <w:p>
-            <w:r>
-              <w:drawing>
-                <wp:inline xmlns:a="http://schemas.openxmlformats.org/drawingml/2006/main" xmlns:pic="http://schemas.openxmlformats.org/drawingml/2006/picture">
-                  <wp:extent cx="1097280" cy="617220"/>
-                  <wp:docPr id="51" name="Picture 51"/>
-                  <wp:cNvGraphicFramePr>
-                    <a:graphicFrameLocks noChangeAspect="1"/>
-                  </wp:cNvGraphicFramePr>
-                  <a:graphic>
-                    <a:graphicData uri="http://schemas.openxmlformats.org/drawingml/2006/picture">
-                      <pic:pic>
-                        <pic:nvPicPr>
-                          <pic:cNvPr id="0" name="frame_0077.jpg"/>
-                          <pic:cNvPicPr/>
-                        </pic:nvPicPr>
-                        <pic:blipFill>
-                          <a:blip r:embed="rId11"/>
-                          <a:stretch>
-                            <a:fillRect/>
-                          </a:stretch>
-                        </pic:blipFill>
-                        <pic:spPr>
-                          <a:xfrm>
-                            <a:off x="0" y="0"/>
-                            <a:ext cx="1097280" cy="617220"/>
-                          </a:xfrm>
-                          <a:prstGeom prst="rect"/>
-                        </pic:spPr>
-                      </pic:pic>
-                    </a:graphicData>
-                  </a:graphic>
-                </wp:inline>
-              </w:drawing>
-            </w:r>
-          </w:p>
-        </w:tc>
-      </w:tr>
-    </w:tbl>
-    <w:p>
-      <w:r>
-        <w:t>Topic T2: What is a Stall? — score 0.0000</w:t>
-      </w:r>
-    </w:p>
-    <w:p>
-      <w:r>
-        <w:t xml:space="preserve">    Description: Explaining lift, coefficient of lift, and the critical angle of attack.</w:t>
-      </w:r>
-    </w:p>
-    <w:p>
-      <w:r>
-        <w:t xml:space="preserve">    Reason: The comment is a generic response offering to answer questions, but does not directly discuss the topic of stall or lift-related concepts.</w:t>
-      </w:r>
-    </w:p>
-    <w:tbl>
-      <w:tblPr>
-        <w:tblW w:type="auto" w:w="0"/>
-        <w:tblLayout w:type="autofit"/>
-        <w:tblLook w:firstColumn="1" w:firstRow="1" w:lastColumn="0" w:lastRow="0" w:noHBand="0" w:noVBand="1" w:val="04A0"/>
-      </w:tblPr>
-      <w:tblGrid>
-        <w:gridCol w:w="2880"/>
-        <w:gridCol w:w="2880"/>
-        <w:gridCol w:w="2880"/>
-      </w:tblGrid>
-      <w:tr>
-        <w:tc>
-          <w:tcPr>
-            <w:tcW w:type="dxa" w:w="2880"/>
-          </w:tcPr>
-          <w:p>
-            <w:r>
-              <w:drawing>
-                <wp:inline xmlns:a="http://schemas.openxmlformats.org/drawingml/2006/main" xmlns:pic="http://schemas.openxmlformats.org/drawingml/2006/picture">
-                  <wp:extent cx="1097280" cy="617220"/>
-                  <wp:docPr id="52" name="Picture 52"/>
-                  <wp:cNvGraphicFramePr>
-                    <a:graphicFrameLocks noChangeAspect="1"/>
-                  </wp:cNvGraphicFramePr>
-                  <a:graphic>
-                    <a:graphicData uri="http://schemas.openxmlformats.org/drawingml/2006/picture">
-                      <pic:pic>
-                        <pic:nvPicPr>
-                          <pic:cNvPr id="0" name="frame_0000.jpg"/>
-                          <pic:cNvPicPr/>
-                        </pic:nvPicPr>
-                        <pic:blipFill>
-                          <a:blip r:embed="rId9"/>
-                          <a:stretch>
-                            <a:fillRect/>
-                          </a:stretch>
-                        </pic:blipFill>
-                        <pic:spPr>
-                          <a:xfrm>
-                            <a:off x="0" y="0"/>
-                            <a:ext cx="1097280" cy="617220"/>
-                          </a:xfrm>
-                          <a:prstGeom prst="rect"/>
-                        </pic:spPr>
-                      </pic:pic>
-                    </a:graphicData>
-                  </a:graphic>
-                </wp:inline>
-              </w:drawing>
-            </w:r>
-          </w:p>
-        </w:tc>
-        <w:tc>
-          <w:tcPr>
-            <w:tcW w:type="dxa" w:w="2880"/>
-          </w:tcPr>
-          <w:p>
-            <w:r>
-              <w:drawing>
-                <wp:inline xmlns:a="http://schemas.openxmlformats.org/drawingml/2006/main" xmlns:pic="http://schemas.openxmlformats.org/drawingml/2006/picture">
-                  <wp:extent cx="1097280" cy="617220"/>
-                  <wp:docPr id="53" name="Picture 53"/>
-                  <wp:cNvGraphicFramePr>
-                    <a:graphicFrameLocks noChangeAspect="1"/>
-                  </wp:cNvGraphicFramePr>
-                  <a:graphic>
-                    <a:graphicData uri="http://schemas.openxmlformats.org/drawingml/2006/picture">
-                      <pic:pic>
-                        <pic:nvPicPr>
-                          <pic:cNvPr id="0" name="frame_0038.jpg"/>
-                          <pic:cNvPicPr/>
-                        </pic:nvPicPr>
-                        <pic:blipFill>
-                          <a:blip r:embed="rId10"/>
-                          <a:stretch>
-                            <a:fillRect/>
-                          </a:stretch>
-                        </pic:blipFill>
-                        <pic:spPr>
-                          <a:xfrm>
-                            <a:off x="0" y="0"/>
-                            <a:ext cx="1097280" cy="617220"/>
-                          </a:xfrm>
-                          <a:prstGeom prst="rect"/>
-                        </pic:spPr>
-                      </pic:pic>
-                    </a:graphicData>
-                  </a:graphic>
-                </wp:inline>
-              </w:drawing>
-            </w:r>
-          </w:p>
-        </w:tc>
-        <w:tc>
-          <w:tcPr>
-            <w:tcW w:type="dxa" w:w="2880"/>
-          </w:tcPr>
-          <w:p>
-            <w:r>
-              <w:drawing>
-                <wp:inline xmlns:a="http://schemas.openxmlformats.org/drawingml/2006/main" xmlns:pic="http://schemas.openxmlformats.org/drawingml/2006/picture">
-                  <wp:extent cx="1097280" cy="617220"/>
-                  <wp:docPr id="54" name="Picture 54"/>
-                  <wp:cNvGraphicFramePr>
-                    <a:graphicFrameLocks noChangeAspect="1"/>
-                  </wp:cNvGraphicFramePr>
-                  <a:graphic>
-                    <a:graphicData uri="http://schemas.openxmlformats.org/drawingml/2006/picture">
-                      <pic:pic>
-                        <pic:nvPicPr>
-                          <pic:cNvPr id="0" name="frame_0077.jpg"/>
-                          <pic:cNvPicPr/>
-                        </pic:nvPicPr>
-                        <pic:blipFill>
-                          <a:blip r:embed="rId11"/>
-                          <a:stretch>
-                            <a:fillRect/>
-                          </a:stretch>
-                        </pic:blipFill>
-                        <pic:spPr>
-                          <a:xfrm>
-                            <a:off x="0" y="0"/>
-                            <a:ext cx="1097280" cy="617220"/>
-                          </a:xfrm>
-                          <a:prstGeom prst="rect"/>
-                        </pic:spPr>
-                      </pic:pic>
-                    </a:graphicData>
-                  </a:graphic>
-                </wp:inline>
-              </w:drawing>
-            </w:r>
-          </w:p>
-        </w:tc>
-      </w:tr>
-    </w:tbl>
-    <w:p>
-      <w:r>
-        <w:t>Topic T3: Airfoil Perspective — score 0.0000</w:t>
-      </w:r>
-    </w:p>
-    <w:p>
-      <w:r>
-        <w:t xml:space="preserve">    Description: Looking at stalls from an airfoil's perspective.</w:t>
-      </w:r>
-    </w:p>
-    <w:p>
-      <w:r>
-        <w:t xml:space="preserve">    Reason: The comment does not mention or discuss anything related to airfoils, stalls, or perspective, making it unrelated to the topic.</w:t>
-      </w:r>
-    </w:p>
-    <w:tbl>
-      <w:tblPr>
-        <w:tblW w:type="auto" w:w="0"/>
-        <w:tblLayout w:type="autofit"/>
-        <w:tblLook w:firstColumn="1" w:firstRow="1" w:lastColumn="0" w:lastRow="0" w:noHBand="0" w:noVBand="1" w:val="04A0"/>
-      </w:tblPr>
-      <w:tblGrid>
-        <w:gridCol w:w="2880"/>
-        <w:gridCol w:w="2880"/>
-        <w:gridCol w:w="2880"/>
-      </w:tblGrid>
-      <w:tr>
-        <w:tc>
-          <w:tcPr>
-            <w:tcW w:type="dxa" w:w="2880"/>
-          </w:tcPr>
-          <w:p>
-            <w:r>
-              <w:drawing>
-                <wp:inline xmlns:a="http://schemas.openxmlformats.org/drawingml/2006/main" xmlns:pic="http://schemas.openxmlformats.org/drawingml/2006/picture">
-                  <wp:extent cx="1097280" cy="617220"/>
-                  <wp:docPr id="55" name="Picture 55"/>
-                  <wp:cNvGraphicFramePr>
-                    <a:graphicFrameLocks noChangeAspect="1"/>
-                  </wp:cNvGraphicFramePr>
-                  <a:graphic>
-                    <a:graphicData uri="http://schemas.openxmlformats.org/drawingml/2006/picture">
-                      <pic:pic>
-                        <pic:nvPicPr>
-                          <pic:cNvPr id="0" name="frame_0000.jpg"/>
-                          <pic:cNvPicPr/>
-                        </pic:nvPicPr>
-                        <pic:blipFill>
-                          <a:blip r:embed="rId9"/>
-                          <a:stretch>
-                            <a:fillRect/>
-                          </a:stretch>
-                        </pic:blipFill>
-                        <pic:spPr>
-                          <a:xfrm>
-                            <a:off x="0" y="0"/>
-                            <a:ext cx="1097280" cy="617220"/>
-                          </a:xfrm>
-                          <a:prstGeom prst="rect"/>
-                        </pic:spPr>
-                      </pic:pic>
-                    </a:graphicData>
-                  </a:graphic>
-                </wp:inline>
-              </w:drawing>
-            </w:r>
-          </w:p>
-        </w:tc>
-        <w:tc>
-          <w:tcPr>
-            <w:tcW w:type="dxa" w:w="2880"/>
-          </w:tcPr>
-          <w:p>
-            <w:r>
-              <w:drawing>
-                <wp:inline xmlns:a="http://schemas.openxmlformats.org/drawingml/2006/main" xmlns:pic="http://schemas.openxmlformats.org/drawingml/2006/picture">
-                  <wp:extent cx="1097280" cy="617220"/>
-                  <wp:docPr id="56" name="Picture 56"/>
-                  <wp:cNvGraphicFramePr>
-                    <a:graphicFrameLocks noChangeAspect="1"/>
-                  </wp:cNvGraphicFramePr>
-                  <a:graphic>
-                    <a:graphicData uri="http://schemas.openxmlformats.org/drawingml/2006/picture">
-                      <pic:pic>
-                        <pic:nvPicPr>
-                          <pic:cNvPr id="0" name="frame_0038.jpg"/>
-                          <pic:cNvPicPr/>
-                        </pic:nvPicPr>
-                        <pic:blipFill>
-                          <a:blip r:embed="rId10"/>
-                          <a:stretch>
-                            <a:fillRect/>
-                          </a:stretch>
-                        </pic:blipFill>
-                        <pic:spPr>
-                          <a:xfrm>
-                            <a:off x="0" y="0"/>
-                            <a:ext cx="1097280" cy="617220"/>
-                          </a:xfrm>
-                          <a:prstGeom prst="rect"/>
-                        </pic:spPr>
-                      </pic:pic>
-                    </a:graphicData>
-                  </a:graphic>
-                </wp:inline>
-              </w:drawing>
-            </w:r>
-          </w:p>
-        </w:tc>
-        <w:tc>
-          <w:tcPr>
-            <w:tcW w:type="dxa" w:w="2880"/>
-          </w:tcPr>
-          <w:p>
-            <w:r>
-              <w:drawing>
-                <wp:inline xmlns:a="http://schemas.openxmlformats.org/drawingml/2006/main" xmlns:pic="http://schemas.openxmlformats.org/drawingml/2006/picture">
-                  <wp:extent cx="1097280" cy="617220"/>
-                  <wp:docPr id="57" name="Picture 57"/>
-                  <wp:cNvGraphicFramePr>
-                    <a:graphicFrameLocks noChangeAspect="1"/>
-                  </wp:cNvGraphicFramePr>
-                  <a:graphic>
-                    <a:graphicData uri="http://schemas.openxmlformats.org/drawingml/2006/picture">
-                      <pic:pic>
-                        <pic:nvPicPr>
-                          <pic:cNvPr id="0" name="frame_0077.jpg"/>
-                          <pic:cNvPicPr/>
-                        </pic:nvPicPr>
-                        <pic:blipFill>
-                          <a:blip r:embed="rId11"/>
-                          <a:stretch>
-                            <a:fillRect/>
-                          </a:stretch>
-                        </pic:blipFill>
-                        <pic:spPr>
-                          <a:xfrm>
-                            <a:off x="0" y="0"/>
-                            <a:ext cx="1097280" cy="617220"/>
-                          </a:xfrm>
-                          <a:prstGeom prst="rect"/>
-                        </pic:spPr>
-                      </pic:pic>
-                    </a:graphicData>
-                  </a:graphic>
-                </wp:inline>
-              </w:drawing>
-            </w:r>
-          </w:p>
-        </w:tc>
-      </w:tr>
-    </w:tbl>
-    <w:p>
-      <w:r>
-        <w:t>Topic T4: What Happens During a Stall? — score 0.0000</w:t>
-      </w:r>
-    </w:p>
-    <w:p>
-      <w:r>
-        <w:t xml:space="preserve">    Description: Flow separation and the impact on lift.</w:t>
-      </w:r>
-    </w:p>
-    <w:p>
-      <w:r>
-        <w:t xml:space="preserve">    Reason: The comment does not discuss the topic's specific description of flow separation and its impact on lift, but instead provides a generic response offering help with questions.</w:t>
-      </w:r>
-    </w:p>
-    <w:tbl>
-      <w:tblPr>
-        <w:tblW w:type="auto" w:w="0"/>
-        <w:tblLayout w:type="autofit"/>
-        <w:tblLook w:firstColumn="1" w:firstRow="1" w:lastColumn="0" w:lastRow="0" w:noHBand="0" w:noVBand="1" w:val="04A0"/>
-      </w:tblPr>
-      <w:tblGrid>
-        <w:gridCol w:w="2880"/>
-        <w:gridCol w:w="2880"/>
-        <w:gridCol w:w="2880"/>
-      </w:tblGrid>
-      <w:tr>
-        <w:tc>
-          <w:tcPr>
-            <w:tcW w:type="dxa" w:w="2880"/>
-          </w:tcPr>
-          <w:p>
-            <w:r>
-              <w:drawing>
-                <wp:inline xmlns:a="http://schemas.openxmlformats.org/drawingml/2006/main" xmlns:pic="http://schemas.openxmlformats.org/drawingml/2006/picture">
-                  <wp:extent cx="1097280" cy="617220"/>
-                  <wp:docPr id="58" name="Picture 58"/>
-                  <wp:cNvGraphicFramePr>
-                    <a:graphicFrameLocks noChangeAspect="1"/>
-                  </wp:cNvGraphicFramePr>
-                  <a:graphic>
-                    <a:graphicData uri="http://schemas.openxmlformats.org/drawingml/2006/picture">
-                      <pic:pic>
-                        <pic:nvPicPr>
-                          <pic:cNvPr id="0" name="frame_0000.jpg"/>
-                          <pic:cNvPicPr/>
-                        </pic:nvPicPr>
-                        <pic:blipFill>
-                          <a:blip r:embed="rId9"/>
-                          <a:stretch>
-                            <a:fillRect/>
-                          </a:stretch>
-                        </pic:blipFill>
-                        <pic:spPr>
-                          <a:xfrm>
-                            <a:off x="0" y="0"/>
-                            <a:ext cx="1097280" cy="617220"/>
-                          </a:xfrm>
-                          <a:prstGeom prst="rect"/>
-                        </pic:spPr>
-                      </pic:pic>
-                    </a:graphicData>
-                  </a:graphic>
-                </wp:inline>
-              </w:drawing>
-            </w:r>
-          </w:p>
-        </w:tc>
-        <w:tc>
-          <w:tcPr>
-            <w:tcW w:type="dxa" w:w="2880"/>
-          </w:tcPr>
-          <w:p>
-            <w:r>
-              <w:drawing>
-                <wp:inline xmlns:a="http://schemas.openxmlformats.org/drawingml/2006/main" xmlns:pic="http://schemas.openxmlformats.org/drawingml/2006/picture">
-                  <wp:extent cx="1097280" cy="617220"/>
-                  <wp:docPr id="59" name="Picture 59"/>
-                  <wp:cNvGraphicFramePr>
-                    <a:graphicFrameLocks noChangeAspect="1"/>
-                  </wp:cNvGraphicFramePr>
-                  <a:graphic>
-                    <a:graphicData uri="http://schemas.openxmlformats.org/drawingml/2006/picture">
-                      <pic:pic>
-                        <pic:nvPicPr>
-                          <pic:cNvPr id="0" name="frame_0038.jpg"/>
-                          <pic:cNvPicPr/>
-                        </pic:nvPicPr>
-                        <pic:blipFill>
-                          <a:blip r:embed="rId10"/>
-                          <a:stretch>
-                            <a:fillRect/>
-                          </a:stretch>
-                        </pic:blipFill>
-                        <pic:spPr>
-                          <a:xfrm>
-                            <a:off x="0" y="0"/>
-                            <a:ext cx="1097280" cy="617220"/>
-                          </a:xfrm>
-                          <a:prstGeom prst="rect"/>
-                        </pic:spPr>
-                      </pic:pic>
-                    </a:graphicData>
-                  </a:graphic>
-                </wp:inline>
-              </w:drawing>
-            </w:r>
-          </w:p>
-        </w:tc>
-        <w:tc>
-          <w:tcPr>
-            <w:tcW w:type="dxa" w:w="2880"/>
-          </w:tcPr>
-          <w:p>
-            <w:r>
-              <w:drawing>
-                <wp:inline xmlns:a="http://schemas.openxmlformats.org/drawingml/2006/main" xmlns:pic="http://schemas.openxmlformats.org/drawingml/2006/picture">
-                  <wp:extent cx="1097280" cy="617220"/>
-                  <wp:docPr id="60" name="Picture 60"/>
-                  <wp:cNvGraphicFramePr>
-                    <a:graphicFrameLocks noChangeAspect="1"/>
-                  </wp:cNvGraphicFramePr>
-                  <a:graphic>
-                    <a:graphicData uri="http://schemas.openxmlformats.org/drawingml/2006/picture">
-                      <pic:pic>
-                        <pic:nvPicPr>
-                          <pic:cNvPr id="0" name="frame_0077.jpg"/>
-                          <pic:cNvPicPr/>
-                        </pic:nvPicPr>
-                        <pic:blipFill>
-                          <a:blip r:embed="rId11"/>
-                          <a:stretch>
-                            <a:fillRect/>
-                          </a:stretch>
-                        </pic:blipFill>
-                        <pic:spPr>
-                          <a:xfrm>
-                            <a:off x="0" y="0"/>
-                            <a:ext cx="1097280" cy="617220"/>
-                          </a:xfrm>
-                          <a:prstGeom prst="rect"/>
-                        </pic:spPr>
-                      </pic:pic>
-                    </a:graphicData>
-                  </a:graphic>
-                </wp:inline>
-              </w:drawing>
-            </w:r>
-          </w:p>
-        </w:tc>
-      </w:tr>
-    </w:tbl>
-    <w:p>
-      <w:r>
-        <w:t>Topic T5: Recovering from a Stall — score 0.0000</w:t>
-      </w:r>
-    </w:p>
-    <w:p>
-      <w:r>
-        <w:t xml:space="preserve">    Description: Pitching down to regain lift below the critical angle of attack.</w:t>
-      </w:r>
-    </w:p>
-    <w:p>
-      <w:r>
-        <w:t xml:space="preserve">    Reason: The comment does not discuss the topic's description of pitching down to regain lift, and instead provides a generic response offering help.</w:t>
-      </w:r>
-    </w:p>
-    <w:p>
-      <w:r>
-        <w:t>- matched 0 topic(s), max score 0.0000: FREE Private Pilot study guide pdf!</w:t>
-        <w:br/>
-        <w:br/>
-        <w:t>Want all the Private Pilot concepts broken down with visual aids a few concise bullet points? This is what we have in our 100% FREE study guide pdf.</w:t>
-        <w:br/>
-        <w:br/>
-        <w:t>Simply enter your email at the following link and get instantly sent the download link: https://parttimepilot.com/free-ppl-study-guide/</w:t>
-      </w:r>
-    </w:p>
-    <w:p>
-      <w:r>
-        <w:t xml:space="preserve">  Source: https://www.youtube.com/watch?v=wKyt5ssrDQ8</w:t>
-      </w:r>
-    </w:p>
-    <w:p>
-      <w:r>
-        <w:t xml:space="preserve">  Top correlated topics:</w:t>
-      </w:r>
-    </w:p>
-    <w:tbl>
-      <w:tblPr>
-        <w:tblW w:type="auto" w:w="0"/>
-        <w:tblLayout w:type="autofit"/>
-        <w:tblLook w:firstColumn="1" w:firstRow="1" w:lastColumn="0" w:lastRow="0" w:noHBand="0" w:noVBand="1" w:val="04A0"/>
-      </w:tblPr>
-      <w:tblGrid>
-        <w:gridCol w:w="2880"/>
-        <w:gridCol w:w="2880"/>
-        <w:gridCol w:w="2880"/>
-      </w:tblGrid>
-      <w:tr>
-        <w:tc>
-          <w:tcPr>
-            <w:tcW w:type="dxa" w:w="2880"/>
-          </w:tcPr>
-          <w:p>
-            <w:r>
-              <w:drawing>
-                <wp:inline xmlns:a="http://schemas.openxmlformats.org/drawingml/2006/main" xmlns:pic="http://schemas.openxmlformats.org/drawingml/2006/picture">
-                  <wp:extent cx="1097280" cy="617220"/>
-                  <wp:docPr id="61" name="Picture 61"/>
-                  <wp:cNvGraphicFramePr>
-                    <a:graphicFrameLocks noChangeAspect="1"/>
-                  </wp:cNvGraphicFramePr>
-                  <a:graphic>
-                    <a:graphicData uri="http://schemas.openxmlformats.org/drawingml/2006/picture">
-                      <pic:pic>
-                        <pic:nvPicPr>
-                          <pic:cNvPr id="0" name="frame_0000.jpg"/>
-                          <pic:cNvPicPr/>
-                        </pic:nvPicPr>
-                        <pic:blipFill>
-                          <a:blip r:embed="rId9"/>
-                          <a:stretch>
-                            <a:fillRect/>
-                          </a:stretch>
-                        </pic:blipFill>
-                        <pic:spPr>
-                          <a:xfrm>
-                            <a:off x="0" y="0"/>
-                            <a:ext cx="1097280" cy="617220"/>
-                          </a:xfrm>
-                          <a:prstGeom prst="rect"/>
-                        </pic:spPr>
-                      </pic:pic>
-                    </a:graphicData>
-                  </a:graphic>
-                </wp:inline>
-              </w:drawing>
-            </w:r>
-          </w:p>
-        </w:tc>
-        <w:tc>
-          <w:tcPr>
-            <w:tcW w:type="dxa" w:w="2880"/>
-          </w:tcPr>
-          <w:p>
-            <w:r>
-              <w:drawing>
-                <wp:inline xmlns:a="http://schemas.openxmlformats.org/drawingml/2006/main" xmlns:pic="http://schemas.openxmlformats.org/drawingml/2006/picture">
-                  <wp:extent cx="1097280" cy="617220"/>
-                  <wp:docPr id="62" name="Picture 62"/>
-                  <wp:cNvGraphicFramePr>
-                    <a:graphicFrameLocks noChangeAspect="1"/>
-                  </wp:cNvGraphicFramePr>
-                  <a:graphic>
-                    <a:graphicData uri="http://schemas.openxmlformats.org/drawingml/2006/picture">
-                      <pic:pic>
-                        <pic:nvPicPr>
-                          <pic:cNvPr id="0" name="frame_0038.jpg"/>
-                          <pic:cNvPicPr/>
-                        </pic:nvPicPr>
-                        <pic:blipFill>
-                          <a:blip r:embed="rId10"/>
-                          <a:stretch>
-                            <a:fillRect/>
-                          </a:stretch>
-                        </pic:blipFill>
-                        <pic:spPr>
-                          <a:xfrm>
-                            <a:off x="0" y="0"/>
-                            <a:ext cx="1097280" cy="617220"/>
-                          </a:xfrm>
-                          <a:prstGeom prst="rect"/>
-                        </pic:spPr>
-                      </pic:pic>
-                    </a:graphicData>
-                  </a:graphic>
-                </wp:inline>
-              </w:drawing>
-            </w:r>
-          </w:p>
-        </w:tc>
-        <w:tc>
-          <w:tcPr>
-            <w:tcW w:type="dxa" w:w="2880"/>
-          </w:tcPr>
-          <w:p>
-            <w:r>
-              <w:drawing>
-                <wp:inline xmlns:a="http://schemas.openxmlformats.org/drawingml/2006/main" xmlns:pic="http://schemas.openxmlformats.org/drawingml/2006/picture">
-                  <wp:extent cx="1097280" cy="617220"/>
-                  <wp:docPr id="63" name="Picture 63"/>
-                  <wp:cNvGraphicFramePr>
-                    <a:graphicFrameLocks noChangeAspect="1"/>
-                  </wp:cNvGraphicFramePr>
-                  <a:graphic>
-                    <a:graphicData uri="http://schemas.openxmlformats.org/drawingml/2006/picture">
-                      <pic:pic>
-                        <pic:nvPicPr>
-                          <pic:cNvPr id="0" name="frame_0077.jpg"/>
-                          <pic:cNvPicPr/>
-                        </pic:nvPicPr>
-                        <pic:blipFill>
-                          <a:blip r:embed="rId11"/>
-                          <a:stretch>
-                            <a:fillRect/>
-                          </a:stretch>
-                        </pic:blipFill>
-                        <pic:spPr>
-                          <a:xfrm>
-                            <a:off x="0" y="0"/>
-                            <a:ext cx="1097280" cy="617220"/>
-                          </a:xfrm>
-                          <a:prstGeom prst="rect"/>
-                        </pic:spPr>
-                      </pic:pic>
-                    </a:graphicData>
-                  </a:graphic>
-                </wp:inline>
-              </w:drawing>
-            </w:r>
-          </w:p>
-        </w:tc>
-      </w:tr>
-    </w:tbl>
-    <w:p>
-      <w:r>
-        <w:t>Topic T1: Introduction and Context — score 20.0000</w:t>
-      </w:r>
-    </w:p>
-    <w:p>
-      <w:r>
-        <w:t xml:space="preserve">    Description: Setting the stage for the topic of stalls.</w:t>
-      </w:r>
-    </w:p>
-    <w:p>
-      <w:r>
-        <w:t xml:space="preserve">    Reason: The comment is about a free study guide pdf for private pilots, which is not related to the topic of stalls. The only overlap is the mention of 'Private Pilot', but it's not discussing the same steps, objects, settings, parameters, claims, or goals described in the topic.</w:t>
-      </w:r>
-    </w:p>
-    <w:tbl>
-      <w:tblPr>
-        <w:tblW w:type="auto" w:w="0"/>
-        <w:tblLayout w:type="autofit"/>
-        <w:tblLook w:firstColumn="1" w:firstRow="1" w:lastColumn="0" w:lastRow="0" w:noHBand="0" w:noVBand="1" w:val="04A0"/>
-      </w:tblPr>
-      <w:tblGrid>
-        <w:gridCol w:w="2880"/>
-        <w:gridCol w:w="2880"/>
-        <w:gridCol w:w="2880"/>
-      </w:tblGrid>
-      <w:tr>
-        <w:tc>
-          <w:tcPr>
-            <w:tcW w:type="dxa" w:w="2880"/>
-          </w:tcPr>
-          <w:p>
-            <w:r>
-              <w:drawing>
-                <wp:inline xmlns:a="http://schemas.openxmlformats.org/drawingml/2006/main" xmlns:pic="http://schemas.openxmlformats.org/drawingml/2006/picture">
-                  <wp:extent cx="1097280" cy="617220"/>
-                  <wp:docPr id="64" name="Picture 64"/>
-                  <wp:cNvGraphicFramePr>
-                    <a:graphicFrameLocks noChangeAspect="1"/>
-                  </wp:cNvGraphicFramePr>
-                  <a:graphic>
-                    <a:graphicData uri="http://schemas.openxmlformats.org/drawingml/2006/picture">
-                      <pic:pic>
-                        <pic:nvPicPr>
-                          <pic:cNvPr id="0" name="frame_0000.jpg"/>
-                          <pic:cNvPicPr/>
-                        </pic:nvPicPr>
-                        <pic:blipFill>
-                          <a:blip r:embed="rId9"/>
-                          <a:stretch>
-                            <a:fillRect/>
-                          </a:stretch>
-                        </pic:blipFill>
-                        <pic:spPr>
-                          <a:xfrm>
-                            <a:off x="0" y="0"/>
-                            <a:ext cx="1097280" cy="617220"/>
-                          </a:xfrm>
-                          <a:prstGeom prst="rect"/>
-                        </pic:spPr>
-                      </pic:pic>
-                    </a:graphicData>
-                  </a:graphic>
-                </wp:inline>
-              </w:drawing>
-            </w:r>
-          </w:p>
-        </w:tc>
-        <w:tc>
-          <w:tcPr>
-            <w:tcW w:type="dxa" w:w="2880"/>
-          </w:tcPr>
-          <w:p>
-            <w:r>
-              <w:drawing>
-                <wp:inline xmlns:a="http://schemas.openxmlformats.org/drawingml/2006/main" xmlns:pic="http://schemas.openxmlformats.org/drawingml/2006/picture">
-                  <wp:extent cx="1097280" cy="617220"/>
-                  <wp:docPr id="65" name="Picture 65"/>
-                  <wp:cNvGraphicFramePr>
-                    <a:graphicFrameLocks noChangeAspect="1"/>
-                  </wp:cNvGraphicFramePr>
-                  <a:graphic>
-                    <a:graphicData uri="http://schemas.openxmlformats.org/drawingml/2006/picture">
-                      <pic:pic>
-                        <pic:nvPicPr>
-                          <pic:cNvPr id="0" name="frame_0038.jpg"/>
-                          <pic:cNvPicPr/>
-                        </pic:nvPicPr>
-                        <pic:blipFill>
-                          <a:blip r:embed="rId10"/>
-                          <a:stretch>
-                            <a:fillRect/>
-                          </a:stretch>
-                        </pic:blipFill>
-                        <pic:spPr>
-                          <a:xfrm>
-                            <a:off x="0" y="0"/>
-                            <a:ext cx="1097280" cy="617220"/>
-                          </a:xfrm>
-                          <a:prstGeom prst="rect"/>
-                        </pic:spPr>
-                      </pic:pic>
-                    </a:graphicData>
-                  </a:graphic>
-                </wp:inline>
-              </w:drawing>
-            </w:r>
-          </w:p>
-        </w:tc>
-        <w:tc>
-          <w:tcPr>
-            <w:tcW w:type="dxa" w:w="2880"/>
-          </w:tcPr>
-          <w:p>
-            <w:r>
-              <w:drawing>
-                <wp:inline xmlns:a="http://schemas.openxmlformats.org/drawingml/2006/main" xmlns:pic="http://schemas.openxmlformats.org/drawingml/2006/picture">
-                  <wp:extent cx="1097280" cy="617220"/>
-                  <wp:docPr id="66" name="Picture 66"/>
-                  <wp:cNvGraphicFramePr>
-                    <a:graphicFrameLocks noChangeAspect="1"/>
-                  </wp:cNvGraphicFramePr>
-                  <a:graphic>
-                    <a:graphicData uri="http://schemas.openxmlformats.org/drawingml/2006/picture">
-                      <pic:pic>
-                        <pic:nvPicPr>
-                          <pic:cNvPr id="0" name="frame_0077.jpg"/>
-                          <pic:cNvPicPr/>
-                        </pic:nvPicPr>
-                        <pic:blipFill>
-                          <a:blip r:embed="rId11"/>
-                          <a:stretch>
-                            <a:fillRect/>
-                          </a:stretch>
-                        </pic:blipFill>
-                        <pic:spPr>
-                          <a:xfrm>
-                            <a:off x="0" y="0"/>
-                            <a:ext cx="1097280" cy="617220"/>
-                          </a:xfrm>
-                          <a:prstGeom prst="rect"/>
-                        </pic:spPr>
-                      </pic:pic>
-                    </a:graphicData>
-                  </a:graphic>
-                </wp:inline>
-              </w:drawing>
-            </w:r>
-          </w:p>
-        </w:tc>
-      </w:tr>
-    </w:tbl>
-    <w:p>
-      <w:r>
-        <w:t>Topic T5: Recovering from a Stall — score 0.0000</w:t>
-      </w:r>
-    </w:p>
-    <w:p>
-      <w:r>
-        <w:t xml:space="preserve">    Description: Pitching down to regain lift below the critical angle of attack.</w:t>
-      </w:r>
-    </w:p>
-    <w:p>
-      <w:r>
-        <w:t xml:space="preserve">    Reason: The comment is not related to the topic. It appears to be a promotional message for a free study guide PDF, which does not discuss pitching down or recovering from a stall.</w:t>
-      </w:r>
-    </w:p>
-    <w:tbl>
-      <w:tblPr>
-        <w:tblW w:type="auto" w:w="0"/>
-        <w:tblLayout w:type="autofit"/>
-        <w:tblLook w:firstColumn="1" w:firstRow="1" w:lastColumn="0" w:lastRow="0" w:noHBand="0" w:noVBand="1" w:val="04A0"/>
-      </w:tblPr>
-      <w:tblGrid>
-        <w:gridCol w:w="2880"/>
-        <w:gridCol w:w="2880"/>
-        <w:gridCol w:w="2880"/>
-      </w:tblGrid>
-      <w:tr>
-        <w:tc>
-          <w:tcPr>
-            <w:tcW w:type="dxa" w:w="2880"/>
-          </w:tcPr>
-          <w:p>
-            <w:r>
-              <w:drawing>
-                <wp:inline xmlns:a="http://schemas.openxmlformats.org/drawingml/2006/main" xmlns:pic="http://schemas.openxmlformats.org/drawingml/2006/picture">
-                  <wp:extent cx="1097280" cy="617220"/>
-                  <wp:docPr id="67" name="Picture 67"/>
-                  <wp:cNvGraphicFramePr>
-                    <a:graphicFrameLocks noChangeAspect="1"/>
-                  </wp:cNvGraphicFramePr>
-                  <a:graphic>
-                    <a:graphicData uri="http://schemas.openxmlformats.org/drawingml/2006/picture">
-                      <pic:pic>
-                        <pic:nvPicPr>
-                          <pic:cNvPr id="0" name="frame_0000.jpg"/>
-                          <pic:cNvPicPr/>
-                        </pic:nvPicPr>
-                        <pic:blipFill>
-                          <a:blip r:embed="rId9"/>
-                          <a:stretch>
-                            <a:fillRect/>
-                          </a:stretch>
-                        </pic:blipFill>
-                        <pic:spPr>
-                          <a:xfrm>
-                            <a:off x="0" y="0"/>
-                            <a:ext cx="1097280" cy="617220"/>
-                          </a:xfrm>
-                          <a:prstGeom prst="rect"/>
-                        </pic:spPr>
-                      </pic:pic>
-                    </a:graphicData>
-                  </a:graphic>
-                </wp:inline>
-              </w:drawing>
-            </w:r>
-          </w:p>
-        </w:tc>
-        <w:tc>
-          <w:tcPr>
-            <w:tcW w:type="dxa" w:w="2880"/>
-          </w:tcPr>
-          <w:p>
-            <w:r>
-              <w:drawing>
-                <wp:inline xmlns:a="http://schemas.openxmlformats.org/drawingml/2006/main" xmlns:pic="http://schemas.openxmlformats.org/drawingml/2006/picture">
-                  <wp:extent cx="1097280" cy="617220"/>
-                  <wp:docPr id="68" name="Picture 68"/>
-                  <wp:cNvGraphicFramePr>
-                    <a:graphicFrameLocks noChangeAspect="1"/>
-                  </wp:cNvGraphicFramePr>
-                  <a:graphic>
-                    <a:graphicData uri="http://schemas.openxmlformats.org/drawingml/2006/picture">
-                      <pic:pic>
-                        <pic:nvPicPr>
-                          <pic:cNvPr id="0" name="frame_0038.jpg"/>
-                          <pic:cNvPicPr/>
-                        </pic:nvPicPr>
-                        <pic:blipFill>
-                          <a:blip r:embed="rId10"/>
-                          <a:stretch>
-                            <a:fillRect/>
-                          </a:stretch>
-                        </pic:blipFill>
-                        <pic:spPr>
-                          <a:xfrm>
-                            <a:off x="0" y="0"/>
-                            <a:ext cx="1097280" cy="617220"/>
-                          </a:xfrm>
-                          <a:prstGeom prst="rect"/>
-                        </pic:spPr>
-                      </pic:pic>
-                    </a:graphicData>
-                  </a:graphic>
-                </wp:inline>
-              </w:drawing>
-            </w:r>
-          </w:p>
-        </w:tc>
-        <w:tc>
-          <w:tcPr>
-            <w:tcW w:type="dxa" w:w="2880"/>
-          </w:tcPr>
-          <w:p>
-            <w:r>
-              <w:drawing>
-                <wp:inline xmlns:a="http://schemas.openxmlformats.org/drawingml/2006/main" xmlns:pic="http://schemas.openxmlformats.org/drawingml/2006/picture">
-                  <wp:extent cx="1097280" cy="617220"/>
-                  <wp:docPr id="69" name="Picture 69"/>
-                  <wp:cNvGraphicFramePr>
-                    <a:graphicFrameLocks noChangeAspect="1"/>
-                  </wp:cNvGraphicFramePr>
-                  <a:graphic>
-                    <a:graphicData uri="http://schemas.openxmlformats.org/drawingml/2006/picture">
-                      <pic:pic>
-                        <pic:nvPicPr>
-                          <pic:cNvPr id="0" name="frame_0077.jpg"/>
-                          <pic:cNvPicPr/>
-                        </pic:nvPicPr>
-                        <pic:blipFill>
-                          <a:blip r:embed="rId11"/>
-                          <a:stretch>
-                            <a:fillRect/>
-                          </a:stretch>
-                        </pic:blipFill>
-                        <pic:spPr>
-                          <a:xfrm>
-                            <a:off x="0" y="0"/>
-                            <a:ext cx="1097280" cy="617220"/>
-                          </a:xfrm>
-                          <a:prstGeom prst="rect"/>
-                        </pic:spPr>
-                      </pic:pic>
-                    </a:graphicData>
-                  </a:graphic>
-                </wp:inline>
-              </w:drawing>
-            </w:r>
-          </w:p>
-        </w:tc>
-      </w:tr>
-    </w:tbl>
-    <w:p>
-      <w:r>
-        <w:t>Topic T4: What Happens During a Stall? — score 0.0000</w:t>
-      </w:r>
-    </w:p>
-    <w:p>
-      <w:r>
-        <w:t xml:space="preserve">    Description: Flow separation and the impact on lift.</w:t>
-      </w:r>
-    </w:p>
-    <w:p>
-      <w:r>
-        <w:t xml:space="preserve">    Reason: The comment does not discuss flow separation or lift, which are the main topics described in the original topic. Instead, it provides a link to a study guide for private pilots, unrelated to the topic.</w:t>
-      </w:r>
-    </w:p>
-    <w:tbl>
-      <w:tblPr>
-        <w:tblW w:type="auto" w:w="0"/>
-        <w:tblLayout w:type="autofit"/>
-        <w:tblLook w:firstColumn="1" w:firstRow="1" w:lastColumn="0" w:lastRow="0" w:noHBand="0" w:noVBand="1" w:val="04A0"/>
-      </w:tblPr>
-      <w:tblGrid>
-        <w:gridCol w:w="2880"/>
-        <w:gridCol w:w="2880"/>
-        <w:gridCol w:w="2880"/>
-      </w:tblGrid>
-      <w:tr>
-        <w:tc>
-          <w:tcPr>
-            <w:tcW w:type="dxa" w:w="2880"/>
-          </w:tcPr>
-          <w:p>
-            <w:r>
-              <w:drawing>
-                <wp:inline xmlns:a="http://schemas.openxmlformats.org/drawingml/2006/main" xmlns:pic="http://schemas.openxmlformats.org/drawingml/2006/picture">
-                  <wp:extent cx="1097280" cy="617220"/>
-                  <wp:docPr id="70" name="Picture 70"/>
-                  <wp:cNvGraphicFramePr>
-                    <a:graphicFrameLocks noChangeAspect="1"/>
-                  </wp:cNvGraphicFramePr>
-                  <a:graphic>
-                    <a:graphicData uri="http://schemas.openxmlformats.org/drawingml/2006/picture">
-                      <pic:pic>
-                        <pic:nvPicPr>
-                          <pic:cNvPr id="0" name="frame_0000.jpg"/>
-                          <pic:cNvPicPr/>
-                        </pic:nvPicPr>
-                        <pic:blipFill>
-                          <a:blip r:embed="rId9"/>
-                          <a:stretch>
-                            <a:fillRect/>
-                          </a:stretch>
-                        </pic:blipFill>
-                        <pic:spPr>
-                          <a:xfrm>
-                            <a:off x="0" y="0"/>
-                            <a:ext cx="1097280" cy="617220"/>
-                          </a:xfrm>
-                          <a:prstGeom prst="rect"/>
-                        </pic:spPr>
-                      </pic:pic>
-                    </a:graphicData>
-                  </a:graphic>
-                </wp:inline>
-              </w:drawing>
-            </w:r>
-          </w:p>
-        </w:tc>
-        <w:tc>
-          <w:tcPr>
-            <w:tcW w:type="dxa" w:w="2880"/>
-          </w:tcPr>
-          <w:p>
-            <w:r>
-              <w:drawing>
-                <wp:inline xmlns:a="http://schemas.openxmlformats.org/drawingml/2006/main" xmlns:pic="http://schemas.openxmlformats.org/drawingml/2006/picture">
-                  <wp:extent cx="1097280" cy="617220"/>
-                  <wp:docPr id="71" name="Picture 71"/>
-                  <wp:cNvGraphicFramePr>
-                    <a:graphicFrameLocks noChangeAspect="1"/>
-                  </wp:cNvGraphicFramePr>
-                  <a:graphic>
-                    <a:graphicData uri="http://schemas.openxmlformats.org/drawingml/2006/picture">
-                      <pic:pic>
-                        <pic:nvPicPr>
-                          <pic:cNvPr id="0" name="frame_0038.jpg"/>
-                          <pic:cNvPicPr/>
-                        </pic:nvPicPr>
-                        <pic:blipFill>
-                          <a:blip r:embed="rId10"/>
-                          <a:stretch>
-                            <a:fillRect/>
-                          </a:stretch>
-                        </pic:blipFill>
-                        <pic:spPr>
-                          <a:xfrm>
-                            <a:off x="0" y="0"/>
-                            <a:ext cx="1097280" cy="617220"/>
-                          </a:xfrm>
-                          <a:prstGeom prst="rect"/>
-                        </pic:spPr>
-                      </pic:pic>
-                    </a:graphicData>
-                  </a:graphic>
-                </wp:inline>
-              </w:drawing>
-            </w:r>
-          </w:p>
-        </w:tc>
-        <w:tc>
-          <w:tcPr>
-            <w:tcW w:type="dxa" w:w="2880"/>
-          </w:tcPr>
-          <w:p>
-            <w:r>
-              <w:drawing>
-                <wp:inline xmlns:a="http://schemas.openxmlformats.org/drawingml/2006/main" xmlns:pic="http://schemas.openxmlformats.org/drawingml/2006/picture">
-                  <wp:extent cx="1097280" cy="617220"/>
-                  <wp:docPr id="72" name="Picture 72"/>
-                  <wp:cNvGraphicFramePr>
-                    <a:graphicFrameLocks noChangeAspect="1"/>
-                  </wp:cNvGraphicFramePr>
-                  <a:graphic>
-                    <a:graphicData uri="http://schemas.openxmlformats.org/drawingml/2006/picture">
-                      <pic:pic>
-                        <pic:nvPicPr>
-                          <pic:cNvPr id="0" name="frame_0077.jpg"/>
-                          <pic:cNvPicPr/>
-                        </pic:nvPicPr>
-                        <pic:blipFill>
-                          <a:blip r:embed="rId11"/>
-                          <a:stretch>
-                            <a:fillRect/>
-                          </a:stretch>
-                        </pic:blipFill>
-                        <pic:spPr>
-                          <a:xfrm>
-                            <a:off x="0" y="0"/>
-                            <a:ext cx="1097280" cy="617220"/>
-                          </a:xfrm>
-                          <a:prstGeom prst="rect"/>
-                        </pic:spPr>
-                      </pic:pic>
-                    </a:graphicData>
-                  </a:graphic>
-                </wp:inline>
-              </w:drawing>
-            </w:r>
-          </w:p>
-        </w:tc>
-      </w:tr>
-    </w:tbl>
-    <w:p>
-      <w:r>
-        <w:t>Topic T3: Airfoil Perspective — score 0.0000</w:t>
-      </w:r>
-    </w:p>
-    <w:p>
-      <w:r>
-        <w:t xml:space="preserve">    Description: Looking at stalls from an airfoil's perspective.</w:t>
-      </w:r>
-    </w:p>
-    <w:p>
-      <w:r>
-        <w:t xml:space="preserve">    Reason: The comment is unrelated to the topic. The topic discusses airfoil perspectives and stalls, while the comment promotes a free study guide pdf for private pilots, which has no direct connection to the topic.</w:t>
-      </w:r>
-    </w:p>
-    <w:tbl>
-      <w:tblPr>
-        <w:tblW w:type="auto" w:w="0"/>
-        <w:tblLayout w:type="autofit"/>
-        <w:tblLook w:firstColumn="1" w:firstRow="1" w:lastColumn="0" w:lastRow="0" w:noHBand="0" w:noVBand="1" w:val="04A0"/>
-      </w:tblPr>
-      <w:tblGrid>
-        <w:gridCol w:w="2880"/>
-        <w:gridCol w:w="2880"/>
-        <w:gridCol w:w="2880"/>
-      </w:tblGrid>
-      <w:tr>
-        <w:tc>
-          <w:tcPr>
-            <w:tcW w:type="dxa" w:w="2880"/>
-          </w:tcPr>
-          <w:p>
-            <w:r>
-              <w:drawing>
-                <wp:inline xmlns:a="http://schemas.openxmlformats.org/drawingml/2006/main" xmlns:pic="http://schemas.openxmlformats.org/drawingml/2006/picture">
-                  <wp:extent cx="1097280" cy="617220"/>
-                  <wp:docPr id="73" name="Picture 73"/>
-                  <wp:cNvGraphicFramePr>
-                    <a:graphicFrameLocks noChangeAspect="1"/>
-                  </wp:cNvGraphicFramePr>
-                  <a:graphic>
-                    <a:graphicData uri="http://schemas.openxmlformats.org/drawingml/2006/picture">
-                      <pic:pic>
-                        <pic:nvPicPr>
-                          <pic:cNvPr id="0" name="frame_0000.jpg"/>
-                          <pic:cNvPicPr/>
-                        </pic:nvPicPr>
-                        <pic:blipFill>
-                          <a:blip r:embed="rId9"/>
-                          <a:stretch>
-                            <a:fillRect/>
-                          </a:stretch>
-                        </pic:blipFill>
-                        <pic:spPr>
-                          <a:xfrm>
-                            <a:off x="0" y="0"/>
-                            <a:ext cx="1097280" cy="617220"/>
-                          </a:xfrm>
-                          <a:prstGeom prst="rect"/>
-                        </pic:spPr>
-                      </pic:pic>
-                    </a:graphicData>
-                  </a:graphic>
-                </wp:inline>
-              </w:drawing>
-            </w:r>
-          </w:p>
-        </w:tc>
-        <w:tc>
-          <w:tcPr>
-            <w:tcW w:type="dxa" w:w="2880"/>
-          </w:tcPr>
-          <w:p>
-            <w:r>
-              <w:drawing>
-                <wp:inline xmlns:a="http://schemas.openxmlformats.org/drawingml/2006/main" xmlns:pic="http://schemas.openxmlformats.org/drawingml/2006/picture">
-                  <wp:extent cx="1097280" cy="617220"/>
-                  <wp:docPr id="74" name="Picture 74"/>
-                  <wp:cNvGraphicFramePr>
-                    <a:graphicFrameLocks noChangeAspect="1"/>
-                  </wp:cNvGraphicFramePr>
-                  <a:graphic>
-                    <a:graphicData uri="http://schemas.openxmlformats.org/drawingml/2006/picture">
-                      <pic:pic>
-                        <pic:nvPicPr>
-                          <pic:cNvPr id="0" name="frame_0038.jpg"/>
-                          <pic:cNvPicPr/>
-                        </pic:nvPicPr>
-                        <pic:blipFill>
-                          <a:blip r:embed="rId10"/>
-                          <a:stretch>
-                            <a:fillRect/>
-                          </a:stretch>
-                        </pic:blipFill>
-                        <pic:spPr>
-                          <a:xfrm>
-                            <a:off x="0" y="0"/>
-                            <a:ext cx="1097280" cy="617220"/>
-                          </a:xfrm>
-                          <a:prstGeom prst="rect"/>
-                        </pic:spPr>
-                      </pic:pic>
-                    </a:graphicData>
-                  </a:graphic>
-                </wp:inline>
-              </w:drawing>
-            </w:r>
-          </w:p>
-        </w:tc>
-        <w:tc>
-          <w:tcPr>
-            <w:tcW w:type="dxa" w:w="2880"/>
-          </w:tcPr>
-          <w:p>
-            <w:r>
-              <w:drawing>
-                <wp:inline xmlns:a="http://schemas.openxmlformats.org/drawingml/2006/main" xmlns:pic="http://schemas.openxmlformats.org/drawingml/2006/picture">
-                  <wp:extent cx="1097280" cy="617220"/>
-                  <wp:docPr id="75" name="Picture 75"/>
-                  <wp:cNvGraphicFramePr>
-                    <a:graphicFrameLocks noChangeAspect="1"/>
-                  </wp:cNvGraphicFramePr>
-                  <a:graphic>
-                    <a:graphicData uri="http://schemas.openxmlformats.org/drawingml/2006/picture">
-                      <pic:pic>
-                        <pic:nvPicPr>
-                          <pic:cNvPr id="0" name="frame_0077.jpg"/>
-                          <pic:cNvPicPr/>
-                        </pic:nvPicPr>
-                        <pic:blipFill>
-                          <a:blip r:embed="rId11"/>
-                          <a:stretch>
-                            <a:fillRect/>
-                          </a:stretch>
-                        </pic:blipFill>
-                        <pic:spPr>
-                          <a:xfrm>
-                            <a:off x="0" y="0"/>
-                            <a:ext cx="1097280" cy="617220"/>
-                          </a:xfrm>
-                          <a:prstGeom prst="rect"/>
-                        </pic:spPr>
-                      </pic:pic>
-                    </a:graphicData>
-                  </a:graphic>
-                </wp:inline>
-              </w:drawing>
-            </w:r>
-          </w:p>
-        </w:tc>
-      </w:tr>
-    </w:tbl>
-    <w:p>
-      <w:r>
-        <w:t>Topic T2: What is a Stall? — score 0.0000</w:t>
-      </w:r>
-    </w:p>
-    <w:p>
-      <w:r>
-        <w:t xml:space="preserve">    Description: Explaining lift, coefficient of lift, and the critical angle of attack.</w:t>
-      </w:r>
-    </w:p>
-    <w:p>
-      <w:r>
-        <w:t xml:space="preserve">    Reason: The comment is unrelated to the topic of explaining lift, coefficient of lift, and critical angle of attack. It appears to be an advertisement for a free study guide pdf that has no connection to the topic.</w:t>
-      </w:r>
-    </w:p>
-    <w:p>
-      <w:r>
-        <w:t xml:space="preserve">  Least correlated topics:</w:t>
-      </w:r>
-    </w:p>
-    <w:tbl>
-      <w:tblPr>
-        <w:tblW w:type="auto" w:w="0"/>
-        <w:tblLayout w:type="autofit"/>
-        <w:tblLook w:firstColumn="1" w:firstRow="1" w:lastColumn="0" w:lastRow="0" w:noHBand="0" w:noVBand="1" w:val="04A0"/>
-      </w:tblPr>
-      <w:tblGrid>
-        <w:gridCol w:w="2880"/>
-        <w:gridCol w:w="2880"/>
-        <w:gridCol w:w="2880"/>
-      </w:tblGrid>
-      <w:tr>
-        <w:tc>
-          <w:tcPr>
-            <w:tcW w:type="dxa" w:w="2880"/>
-          </w:tcPr>
-          <w:p>
-            <w:r>
-              <w:drawing>
-                <wp:inline xmlns:a="http://schemas.openxmlformats.org/drawingml/2006/main" xmlns:pic="http://schemas.openxmlformats.org/drawingml/2006/picture">
-                  <wp:extent cx="1097280" cy="617220"/>
-                  <wp:docPr id="76" name="Picture 76"/>
-                  <wp:cNvGraphicFramePr>
-                    <a:graphicFrameLocks noChangeAspect="1"/>
-                  </wp:cNvGraphicFramePr>
-                  <a:graphic>
-                    <a:graphicData uri="http://schemas.openxmlformats.org/drawingml/2006/picture">
-                      <pic:pic>
-                        <pic:nvPicPr>
-                          <pic:cNvPr id="0" name="frame_0000.jpg"/>
-                          <pic:cNvPicPr/>
-                        </pic:nvPicPr>
-                        <pic:blipFill>
-                          <a:blip r:embed="rId9"/>
-                          <a:stretch>
-                            <a:fillRect/>
-                          </a:stretch>
-                        </pic:blipFill>
-                        <pic:spPr>
-                          <a:xfrm>
-                            <a:off x="0" y="0"/>
-                            <a:ext cx="1097280" cy="617220"/>
-                          </a:xfrm>
-                          <a:prstGeom prst="rect"/>
-                        </pic:spPr>
-                      </pic:pic>
-                    </a:graphicData>
-                  </a:graphic>
-                </wp:inline>
-              </w:drawing>
-            </w:r>
-          </w:p>
-        </w:tc>
-        <w:tc>
-          <w:tcPr>
-            <w:tcW w:type="dxa" w:w="2880"/>
-          </w:tcPr>
-          <w:p>
-            <w:r>
-              <w:drawing>
-                <wp:inline xmlns:a="http://schemas.openxmlformats.org/drawingml/2006/main" xmlns:pic="http://schemas.openxmlformats.org/drawingml/2006/picture">
-                  <wp:extent cx="1097280" cy="617220"/>
-                  <wp:docPr id="77" name="Picture 77"/>
-                  <wp:cNvGraphicFramePr>
-                    <a:graphicFrameLocks noChangeAspect="1"/>
-                  </wp:cNvGraphicFramePr>
-                  <a:graphic>
-                    <a:graphicData uri="http://schemas.openxmlformats.org/drawingml/2006/picture">
-                      <pic:pic>
-                        <pic:nvPicPr>
-                          <pic:cNvPr id="0" name="frame_0038.jpg"/>
-                          <pic:cNvPicPr/>
-                        </pic:nvPicPr>
-                        <pic:blipFill>
-                          <a:blip r:embed="rId10"/>
-                          <a:stretch>
-                            <a:fillRect/>
-                          </a:stretch>
-                        </pic:blipFill>
-                        <pic:spPr>
-                          <a:xfrm>
-                            <a:off x="0" y="0"/>
-                            <a:ext cx="1097280" cy="617220"/>
-                          </a:xfrm>
-                          <a:prstGeom prst="rect"/>
-                        </pic:spPr>
-                      </pic:pic>
-                    </a:graphicData>
-                  </a:graphic>
-                </wp:inline>
-              </w:drawing>
-            </w:r>
-          </w:p>
-        </w:tc>
-        <w:tc>
-          <w:tcPr>
-            <w:tcW w:type="dxa" w:w="2880"/>
-          </w:tcPr>
-          <w:p>
-            <w:r>
-              <w:drawing>
-                <wp:inline xmlns:a="http://schemas.openxmlformats.org/drawingml/2006/main" xmlns:pic="http://schemas.openxmlformats.org/drawingml/2006/picture">
-                  <wp:extent cx="1097280" cy="617220"/>
-                  <wp:docPr id="78" name="Picture 78"/>
-                  <wp:cNvGraphicFramePr>
-                    <a:graphicFrameLocks noChangeAspect="1"/>
-                  </wp:cNvGraphicFramePr>
-                  <a:graphic>
-                    <a:graphicData uri="http://schemas.openxmlformats.org/drawingml/2006/picture">
-                      <pic:pic>
-                        <pic:nvPicPr>
-                          <pic:cNvPr id="0" name="frame_0077.jpg"/>
-                          <pic:cNvPicPr/>
-                        </pic:nvPicPr>
-                        <pic:blipFill>
-                          <a:blip r:embed="rId11"/>
-                          <a:stretch>
-                            <a:fillRect/>
-                          </a:stretch>
-                        </pic:blipFill>
-                        <pic:spPr>
-                          <a:xfrm>
-                            <a:off x="0" y="0"/>
-                            <a:ext cx="1097280" cy="617220"/>
-                          </a:xfrm>
-                          <a:prstGeom prst="rect"/>
-                        </pic:spPr>
-                      </pic:pic>
-                    </a:graphicData>
-                  </a:graphic>
-                </wp:inline>
-              </w:drawing>
-            </w:r>
-          </w:p>
-        </w:tc>
-      </w:tr>
-    </w:tbl>
-    <w:p>
-      <w:r>
-        <w:t>Topic T2: What is a Stall? — score 0.0000</w:t>
-      </w:r>
-    </w:p>
-    <w:p>
-      <w:r>
-        <w:t xml:space="preserve">    Description: Explaining lift, coefficient of lift, and the critical angle of attack.</w:t>
-      </w:r>
-    </w:p>
-    <w:p>
-      <w:r>
-        <w:t xml:space="preserve">    Reason: The comment is unrelated to the topic of explaining lift, coefficient of lift, and critical angle of attack. It appears to be an advertisement for a free study guide pdf that has no connection to the topic.</w:t>
-      </w:r>
-    </w:p>
-    <w:tbl>
-      <w:tblPr>
-        <w:tblW w:type="auto" w:w="0"/>
-        <w:tblLayout w:type="autofit"/>
-        <w:tblLook w:firstColumn="1" w:firstRow="1" w:lastColumn="0" w:lastRow="0" w:noHBand="0" w:noVBand="1" w:val="04A0"/>
-      </w:tblPr>
-      <w:tblGrid>
-        <w:gridCol w:w="2880"/>
-        <w:gridCol w:w="2880"/>
-        <w:gridCol w:w="2880"/>
-      </w:tblGrid>
-      <w:tr>
-        <w:tc>
-          <w:tcPr>
-            <w:tcW w:type="dxa" w:w="2880"/>
-          </w:tcPr>
-          <w:p>
-            <w:r>
-              <w:drawing>
-                <wp:inline xmlns:a="http://schemas.openxmlformats.org/drawingml/2006/main" xmlns:pic="http://schemas.openxmlformats.org/drawingml/2006/picture">
-                  <wp:extent cx="1097280" cy="617220"/>
-                  <wp:docPr id="79" name="Picture 79"/>
-                  <wp:cNvGraphicFramePr>
-                    <a:graphicFrameLocks noChangeAspect="1"/>
-                  </wp:cNvGraphicFramePr>
-                  <a:graphic>
-                    <a:graphicData uri="http://schemas.openxmlformats.org/drawingml/2006/picture">
-                      <pic:pic>
-                        <pic:nvPicPr>
-                          <pic:cNvPr id="0" name="frame_0000.jpg"/>
-                          <pic:cNvPicPr/>
-                        </pic:nvPicPr>
-                        <pic:blipFill>
-                          <a:blip r:embed="rId9"/>
-                          <a:stretch>
-                            <a:fillRect/>
-                          </a:stretch>
-                        </pic:blipFill>
-                        <pic:spPr>
-                          <a:xfrm>
-                            <a:off x="0" y="0"/>
-                            <a:ext cx="1097280" cy="617220"/>
-                          </a:xfrm>
-                          <a:prstGeom prst="rect"/>
-                        </pic:spPr>
-                      </pic:pic>
-                    </a:graphicData>
-                  </a:graphic>
-                </wp:inline>
-              </w:drawing>
-            </w:r>
-          </w:p>
-        </w:tc>
-        <w:tc>
-          <w:tcPr>
-            <w:tcW w:type="dxa" w:w="2880"/>
-          </w:tcPr>
-          <w:p>
-            <w:r>
-              <w:drawing>
-                <wp:inline xmlns:a="http://schemas.openxmlformats.org/drawingml/2006/main" xmlns:pic="http://schemas.openxmlformats.org/drawingml/2006/picture">
-                  <wp:extent cx="1097280" cy="617220"/>
-                  <wp:docPr id="80" name="Picture 80"/>
-                  <wp:cNvGraphicFramePr>
-                    <a:graphicFrameLocks noChangeAspect="1"/>
-                  </wp:cNvGraphicFramePr>
-                  <a:graphic>
-                    <a:graphicData uri="http://schemas.openxmlformats.org/drawingml/2006/picture">
-                      <pic:pic>
-                        <pic:nvPicPr>
-                          <pic:cNvPr id="0" name="frame_0038.jpg"/>
-                          <pic:cNvPicPr/>
-                        </pic:nvPicPr>
-                        <pic:blipFill>
-                          <a:blip r:embed="rId10"/>
-                          <a:stretch>
-                            <a:fillRect/>
-                          </a:stretch>
-                        </pic:blipFill>
-                        <pic:spPr>
-                          <a:xfrm>
-                            <a:off x="0" y="0"/>
-                            <a:ext cx="1097280" cy="617220"/>
-                          </a:xfrm>
-                          <a:prstGeom prst="rect"/>
-                        </pic:spPr>
-                      </pic:pic>
-                    </a:graphicData>
-                  </a:graphic>
-                </wp:inline>
-              </w:drawing>
-            </w:r>
-          </w:p>
-        </w:tc>
-        <w:tc>
-          <w:tcPr>
-            <w:tcW w:type="dxa" w:w="2880"/>
-          </w:tcPr>
-          <w:p>
-            <w:r>
-              <w:drawing>
-                <wp:inline xmlns:a="http://schemas.openxmlformats.org/drawingml/2006/main" xmlns:pic="http://schemas.openxmlformats.org/drawingml/2006/picture">
-                  <wp:extent cx="1097280" cy="617220"/>
-                  <wp:docPr id="81" name="Picture 81"/>
-                  <wp:cNvGraphicFramePr>
-                    <a:graphicFrameLocks noChangeAspect="1"/>
-                  </wp:cNvGraphicFramePr>
-                  <a:graphic>
-                    <a:graphicData uri="http://schemas.openxmlformats.org/drawingml/2006/picture">
-                      <pic:pic>
-                        <pic:nvPicPr>
-                          <pic:cNvPr id="0" name="frame_0077.jpg"/>
-                          <pic:cNvPicPr/>
-                        </pic:nvPicPr>
-                        <pic:blipFill>
-                          <a:blip r:embed="rId11"/>
-                          <a:stretch>
-                            <a:fillRect/>
-                          </a:stretch>
-                        </pic:blipFill>
-                        <pic:spPr>
-                          <a:xfrm>
-                            <a:off x="0" y="0"/>
-                            <a:ext cx="1097280" cy="617220"/>
-                          </a:xfrm>
-                          <a:prstGeom prst="rect"/>
-                        </pic:spPr>
-                      </pic:pic>
-                    </a:graphicData>
-                  </a:graphic>
-                </wp:inline>
-              </w:drawing>
-            </w:r>
-          </w:p>
-        </w:tc>
-      </w:tr>
-    </w:tbl>
-    <w:p>
-      <w:r>
-        <w:t>Topic T3: Airfoil Perspective — score 0.0000</w:t>
-      </w:r>
-    </w:p>
-    <w:p>
-      <w:r>
-        <w:t xml:space="preserve">    Description: Looking at stalls from an airfoil's perspective.</w:t>
-      </w:r>
-    </w:p>
-    <w:p>
-      <w:r>
-        <w:t xml:space="preserve">    Reason: The comment is unrelated to the topic. The topic discusses airfoil perspectives and stalls, while the comment promotes a free study guide pdf for private pilots, which has no direct connection to the topic.</w:t>
-      </w:r>
-    </w:p>
-    <w:tbl>
-      <w:tblPr>
-        <w:tblW w:type="auto" w:w="0"/>
-        <w:tblLayout w:type="autofit"/>
-        <w:tblLook w:firstColumn="1" w:firstRow="1" w:lastColumn="0" w:lastRow="0" w:noHBand="0" w:noVBand="1" w:val="04A0"/>
-      </w:tblPr>
-      <w:tblGrid>
-        <w:gridCol w:w="2880"/>
-        <w:gridCol w:w="2880"/>
-        <w:gridCol w:w="2880"/>
-      </w:tblGrid>
-      <w:tr>
-        <w:tc>
-          <w:tcPr>
-            <w:tcW w:type="dxa" w:w="2880"/>
-          </w:tcPr>
-          <w:p>
-            <w:r>
-              <w:drawing>
-                <wp:inline xmlns:a="http://schemas.openxmlformats.org/drawingml/2006/main" xmlns:pic="http://schemas.openxmlformats.org/drawingml/2006/picture">
-                  <wp:extent cx="1097280" cy="617220"/>
-                  <wp:docPr id="82" name="Picture 82"/>
-                  <wp:cNvGraphicFramePr>
-                    <a:graphicFrameLocks noChangeAspect="1"/>
-                  </wp:cNvGraphicFramePr>
-                  <a:graphic>
-                    <a:graphicData uri="http://schemas.openxmlformats.org/drawingml/2006/picture">
-                      <pic:pic>
-                        <pic:nvPicPr>
-                          <pic:cNvPr id="0" name="frame_0000.jpg"/>
-                          <pic:cNvPicPr/>
-                        </pic:nvPicPr>
-                        <pic:blipFill>
-                          <a:blip r:embed="rId9"/>
-                          <a:stretch>
-                            <a:fillRect/>
-                          </a:stretch>
-                        </pic:blipFill>
-                        <pic:spPr>
-                          <a:xfrm>
-                            <a:off x="0" y="0"/>
-                            <a:ext cx="1097280" cy="617220"/>
-                          </a:xfrm>
-                          <a:prstGeom prst="rect"/>
-                        </pic:spPr>
-                      </pic:pic>
-                    </a:graphicData>
-                  </a:graphic>
-                </wp:inline>
-              </w:drawing>
-            </w:r>
-          </w:p>
-        </w:tc>
-        <w:tc>
-          <w:tcPr>
-            <w:tcW w:type="dxa" w:w="2880"/>
-          </w:tcPr>
-          <w:p>
-            <w:r>
-              <w:drawing>
-                <wp:inline xmlns:a="http://schemas.openxmlformats.org/drawingml/2006/main" xmlns:pic="http://schemas.openxmlformats.org/drawingml/2006/picture">
-                  <wp:extent cx="1097280" cy="617220"/>
-                  <wp:docPr id="83" name="Picture 83"/>
-                  <wp:cNvGraphicFramePr>
-                    <a:graphicFrameLocks noChangeAspect="1"/>
-                  </wp:cNvGraphicFramePr>
-                  <a:graphic>
-                    <a:graphicData uri="http://schemas.openxmlformats.org/drawingml/2006/picture">
-                      <pic:pic>
-                        <pic:nvPicPr>
-                          <pic:cNvPr id="0" name="frame_0038.jpg"/>
-                          <pic:cNvPicPr/>
-                        </pic:nvPicPr>
-                        <pic:blipFill>
-                          <a:blip r:embed="rId10"/>
-                          <a:stretch>
-                            <a:fillRect/>
-                          </a:stretch>
-                        </pic:blipFill>
-                        <pic:spPr>
-                          <a:xfrm>
-                            <a:off x="0" y="0"/>
-                            <a:ext cx="1097280" cy="617220"/>
-                          </a:xfrm>
-                          <a:prstGeom prst="rect"/>
-                        </pic:spPr>
-                      </pic:pic>
-                    </a:graphicData>
-                  </a:graphic>
-                </wp:inline>
-              </w:drawing>
-            </w:r>
-          </w:p>
-        </w:tc>
-        <w:tc>
-          <w:tcPr>
-            <w:tcW w:type="dxa" w:w="2880"/>
-          </w:tcPr>
-          <w:p>
-            <w:r>
-              <w:drawing>
-                <wp:inline xmlns:a="http://schemas.openxmlformats.org/drawingml/2006/main" xmlns:pic="http://schemas.openxmlformats.org/drawingml/2006/picture">
-                  <wp:extent cx="1097280" cy="617220"/>
-                  <wp:docPr id="84" name="Picture 84"/>
-                  <wp:cNvGraphicFramePr>
-                    <a:graphicFrameLocks noChangeAspect="1"/>
-                  </wp:cNvGraphicFramePr>
-                  <a:graphic>
-                    <a:graphicData uri="http://schemas.openxmlformats.org/drawingml/2006/picture">
-                      <pic:pic>
-                        <pic:nvPicPr>
-                          <pic:cNvPr id="0" name="frame_0077.jpg"/>
-                          <pic:cNvPicPr/>
-                        </pic:nvPicPr>
-                        <pic:blipFill>
-                          <a:blip r:embed="rId11"/>
-                          <a:stretch>
-                            <a:fillRect/>
-                          </a:stretch>
-                        </pic:blipFill>
-                        <pic:spPr>
-                          <a:xfrm>
-                            <a:off x="0" y="0"/>
-                            <a:ext cx="1097280" cy="617220"/>
-                          </a:xfrm>
-                          <a:prstGeom prst="rect"/>
-                        </pic:spPr>
-                      </pic:pic>
-                    </a:graphicData>
-                  </a:graphic>
-                </wp:inline>
-              </w:drawing>
-            </w:r>
-          </w:p>
-        </w:tc>
-      </w:tr>
-    </w:tbl>
-    <w:p>
-      <w:r>
-        <w:t>Topic T4: What Happens During a Stall? — score 0.0000</w:t>
-      </w:r>
-    </w:p>
-    <w:p>
-      <w:r>
-        <w:t xml:space="preserve">    Description: Flow separation and the impact on lift.</w:t>
-      </w:r>
-    </w:p>
-    <w:p>
-      <w:r>
-        <w:t xml:space="preserve">    Reason: The comment does not discuss flow separation or lift, which are the main topics described in the original topic. Instead, it provides a link to a study guide for private pilots, unrelated to the topic.</w:t>
-      </w:r>
-    </w:p>
-    <w:tbl>
-      <w:tblPr>
-        <w:tblW w:type="auto" w:w="0"/>
-        <w:tblLayout w:type="autofit"/>
-        <w:tblLook w:firstColumn="1" w:firstRow="1" w:lastColumn="0" w:lastRow="0" w:noHBand="0" w:noVBand="1" w:val="04A0"/>
-      </w:tblPr>
-      <w:tblGrid>
-        <w:gridCol w:w="2880"/>
-        <w:gridCol w:w="2880"/>
-        <w:gridCol w:w="2880"/>
-      </w:tblGrid>
-      <w:tr>
-        <w:tc>
-          <w:tcPr>
-            <w:tcW w:type="dxa" w:w="2880"/>
-          </w:tcPr>
-          <w:p>
-            <w:r>
-              <w:drawing>
-                <wp:inline xmlns:a="http://schemas.openxmlformats.org/drawingml/2006/main" xmlns:pic="http://schemas.openxmlformats.org/drawingml/2006/picture">
-                  <wp:extent cx="1097280" cy="617220"/>
-                  <wp:docPr id="85" name="Picture 85"/>
-                  <wp:cNvGraphicFramePr>
-                    <a:graphicFrameLocks noChangeAspect="1"/>
-                  </wp:cNvGraphicFramePr>
-                  <a:graphic>
-                    <a:graphicData uri="http://schemas.openxmlformats.org/drawingml/2006/picture">
-                      <pic:pic>
-                        <pic:nvPicPr>
-                          <pic:cNvPr id="0" name="frame_0000.jpg"/>
-                          <pic:cNvPicPr/>
-                        </pic:nvPicPr>
-                        <pic:blipFill>
-                          <a:blip r:embed="rId9"/>
-                          <a:stretch>
-                            <a:fillRect/>
-                          </a:stretch>
-                        </pic:blipFill>
-                        <pic:spPr>
-                          <a:xfrm>
-                            <a:off x="0" y="0"/>
-                            <a:ext cx="1097280" cy="617220"/>
-                          </a:xfrm>
-                          <a:prstGeom prst="rect"/>
-                        </pic:spPr>
-                      </pic:pic>
-                    </a:graphicData>
-                  </a:graphic>
-                </wp:inline>
-              </w:drawing>
-            </w:r>
-          </w:p>
-        </w:tc>
-        <w:tc>
-          <w:tcPr>
-            <w:tcW w:type="dxa" w:w="2880"/>
-          </w:tcPr>
-          <w:p>
-            <w:r>
-              <w:drawing>
-                <wp:inline xmlns:a="http://schemas.openxmlformats.org/drawingml/2006/main" xmlns:pic="http://schemas.openxmlformats.org/drawingml/2006/picture">
-                  <wp:extent cx="1097280" cy="617220"/>
-                  <wp:docPr id="86" name="Picture 86"/>
-                  <wp:cNvGraphicFramePr>
-                    <a:graphicFrameLocks noChangeAspect="1"/>
-                  </wp:cNvGraphicFramePr>
-                  <a:graphic>
-                    <a:graphicData uri="http://schemas.openxmlformats.org/drawingml/2006/picture">
-                      <pic:pic>
-                        <pic:nvPicPr>
-                          <pic:cNvPr id="0" name="frame_0038.jpg"/>
-                          <pic:cNvPicPr/>
-                        </pic:nvPicPr>
-                        <pic:blipFill>
-                          <a:blip r:embed="rId10"/>
-                          <a:stretch>
-                            <a:fillRect/>
-                          </a:stretch>
-                        </pic:blipFill>
-                        <pic:spPr>
-                          <a:xfrm>
-                            <a:off x="0" y="0"/>
-                            <a:ext cx="1097280" cy="617220"/>
-                          </a:xfrm>
-                          <a:prstGeom prst="rect"/>
-                        </pic:spPr>
-                      </pic:pic>
-                    </a:graphicData>
-                  </a:graphic>
-                </wp:inline>
-              </w:drawing>
-            </w:r>
-          </w:p>
-        </w:tc>
-        <w:tc>
-          <w:tcPr>
-            <w:tcW w:type="dxa" w:w="2880"/>
-          </w:tcPr>
-          <w:p>
-            <w:r>
-              <w:drawing>
-                <wp:inline xmlns:a="http://schemas.openxmlformats.org/drawingml/2006/main" xmlns:pic="http://schemas.openxmlformats.org/drawingml/2006/picture">
-                  <wp:extent cx="1097280" cy="617220"/>
-                  <wp:docPr id="87" name="Picture 87"/>
-                  <wp:cNvGraphicFramePr>
-                    <a:graphicFrameLocks noChangeAspect="1"/>
-                  </wp:cNvGraphicFramePr>
-                  <a:graphic>
-                    <a:graphicData uri="http://schemas.openxmlformats.org/drawingml/2006/picture">
-                      <pic:pic>
-                        <pic:nvPicPr>
-                          <pic:cNvPr id="0" name="frame_0077.jpg"/>
-                          <pic:cNvPicPr/>
-                        </pic:nvPicPr>
-                        <pic:blipFill>
-                          <a:blip r:embed="rId11"/>
-                          <a:stretch>
-                            <a:fillRect/>
-                          </a:stretch>
-                        </pic:blipFill>
-                        <pic:spPr>
-                          <a:xfrm>
-                            <a:off x="0" y="0"/>
-                            <a:ext cx="1097280" cy="617220"/>
-                          </a:xfrm>
-                          <a:prstGeom prst="rect"/>
-                        </pic:spPr>
-                      </pic:pic>
-                    </a:graphicData>
-                  </a:graphic>
-                </wp:inline>
-              </w:drawing>
-            </w:r>
-          </w:p>
-        </w:tc>
-      </w:tr>
-    </w:tbl>
-    <w:p>
-      <w:r>
-        <w:t>Topic T5: Recovering from a Stall — score 0.0000</w:t>
-      </w:r>
-    </w:p>
-    <w:p>
-      <w:r>
-        <w:t xml:space="preserve">    Description: Pitching down to regain lift below the critical angle of attack.</w:t>
-      </w:r>
-    </w:p>
-    <w:p>
-      <w:r>
-        <w:t xml:space="preserve">    Reason: The comment is not related to the topic. It appears to be a promotional message for a free study guide PDF, which does not discuss pitching down or recovering from a stall.</w:t>
-      </w:r>
-    </w:p>
-    <w:tbl>
-      <w:tblPr>
-        <w:tblW w:type="auto" w:w="0"/>
-        <w:tblLayout w:type="autofit"/>
-        <w:tblLook w:firstColumn="1" w:firstRow="1" w:lastColumn="0" w:lastRow="0" w:noHBand="0" w:noVBand="1" w:val="04A0"/>
-      </w:tblPr>
-      <w:tblGrid>
-        <w:gridCol w:w="2880"/>
-        <w:gridCol w:w="2880"/>
-        <w:gridCol w:w="2880"/>
-      </w:tblGrid>
-      <w:tr>
-        <w:tc>
-          <w:tcPr>
-            <w:tcW w:type="dxa" w:w="2880"/>
-          </w:tcPr>
-          <w:p>
-            <w:r>
-              <w:drawing>
-                <wp:inline xmlns:a="http://schemas.openxmlformats.org/drawingml/2006/main" xmlns:pic="http://schemas.openxmlformats.org/drawingml/2006/picture">
-                  <wp:extent cx="1097280" cy="617220"/>
-                  <wp:docPr id="88" name="Picture 88"/>
-                  <wp:cNvGraphicFramePr>
-                    <a:graphicFrameLocks noChangeAspect="1"/>
-                  </wp:cNvGraphicFramePr>
-                  <a:graphic>
-                    <a:graphicData uri="http://schemas.openxmlformats.org/drawingml/2006/picture">
-                      <pic:pic>
-                        <pic:nvPicPr>
-                          <pic:cNvPr id="0" name="frame_0000.jpg"/>
-                          <pic:cNvPicPr/>
-                        </pic:nvPicPr>
-                        <pic:blipFill>
-                          <a:blip r:embed="rId9"/>
-                          <a:stretch>
-                            <a:fillRect/>
-                          </a:stretch>
-                        </pic:blipFill>
-                        <pic:spPr>
-                          <a:xfrm>
-                            <a:off x="0" y="0"/>
-                            <a:ext cx="1097280" cy="617220"/>
-                          </a:xfrm>
-                          <a:prstGeom prst="rect"/>
-                        </pic:spPr>
-                      </pic:pic>
-                    </a:graphicData>
-                  </a:graphic>
-                </wp:inline>
-              </w:drawing>
-            </w:r>
-          </w:p>
-        </w:tc>
-        <w:tc>
-          <w:tcPr>
-            <w:tcW w:type="dxa" w:w="2880"/>
-          </w:tcPr>
-          <w:p>
-            <w:r>
-              <w:drawing>
-                <wp:inline xmlns:a="http://schemas.openxmlformats.org/drawingml/2006/main" xmlns:pic="http://schemas.openxmlformats.org/drawingml/2006/picture">
-                  <wp:extent cx="1097280" cy="617220"/>
-                  <wp:docPr id="89" name="Picture 89"/>
-                  <wp:cNvGraphicFramePr>
-                    <a:graphicFrameLocks noChangeAspect="1"/>
-                  </wp:cNvGraphicFramePr>
-                  <a:graphic>
-                    <a:graphicData uri="http://schemas.openxmlformats.org/drawingml/2006/picture">
-                      <pic:pic>
-                        <pic:nvPicPr>
-                          <pic:cNvPr id="0" name="frame_0038.jpg"/>
-                          <pic:cNvPicPr/>
-                        </pic:nvPicPr>
-                        <pic:blipFill>
-                          <a:blip r:embed="rId10"/>
-                          <a:stretch>
-                            <a:fillRect/>
-                          </a:stretch>
-                        </pic:blipFill>
-                        <pic:spPr>
-                          <a:xfrm>
-                            <a:off x="0" y="0"/>
-                            <a:ext cx="1097280" cy="617220"/>
-                          </a:xfrm>
-                          <a:prstGeom prst="rect"/>
-                        </pic:spPr>
-                      </pic:pic>
-                    </a:graphicData>
-                  </a:graphic>
-                </wp:inline>
-              </w:drawing>
-            </w:r>
-          </w:p>
-        </w:tc>
-        <w:tc>
-          <w:tcPr>
-            <w:tcW w:type="dxa" w:w="2880"/>
-          </w:tcPr>
-          <w:p>
-            <w:r>
-              <w:drawing>
-                <wp:inline xmlns:a="http://schemas.openxmlformats.org/drawingml/2006/main" xmlns:pic="http://schemas.openxmlformats.org/drawingml/2006/picture">
-                  <wp:extent cx="1097280" cy="617220"/>
-                  <wp:docPr id="90" name="Picture 90"/>
-                  <wp:cNvGraphicFramePr>
-                    <a:graphicFrameLocks noChangeAspect="1"/>
-                  </wp:cNvGraphicFramePr>
-                  <a:graphic>
-                    <a:graphicData uri="http://schemas.openxmlformats.org/drawingml/2006/picture">
-                      <pic:pic>
-                        <pic:nvPicPr>
-                          <pic:cNvPr id="0" name="frame_0077.jpg"/>
-                          <pic:cNvPicPr/>
-                        </pic:nvPicPr>
-                        <pic:blipFill>
-                          <a:blip r:embed="rId11"/>
-                          <a:stretch>
-                            <a:fillRect/>
-                          </a:stretch>
-                        </pic:blipFill>
-                        <pic:spPr>
-                          <a:xfrm>
-                            <a:off x="0" y="0"/>
-                            <a:ext cx="1097280" cy="617220"/>
-                          </a:xfrm>
-                          <a:prstGeom prst="rect"/>
-                        </pic:spPr>
-                      </pic:pic>
-                    </a:graphicData>
-                  </a:graphic>
-                </wp:inline>
-              </w:drawing>
-            </w:r>
-          </w:p>
-        </w:tc>
-      </w:tr>
-    </w:tbl>
-    <w:p>
-      <w:r>
-        <w:t>Topic T1: Introduction and Context — score 20.0000</w:t>
-      </w:r>
-    </w:p>
-    <w:p>
-      <w:r>
-        <w:t xml:space="preserve">    Description: Setting the stage for the topic of stalls.</w:t>
-      </w:r>
-    </w:p>
-    <w:p>
-      <w:r>
-        <w:t xml:space="preserve">    Reason: The comment is about a free study guide pdf for private pilots, which is not related to the topic of stalls. The only overlap is the mention of 'Private Pilot', but it's not discussing the same steps, objects, settings, parameters, claims, or goals described in the topic.</w:t>
+        <w:rPr>
+          <w:i/>
+        </w:rPr>
+        <w:t>Description: Explaining lift, coefficient of lift, and the critical angle of attack.</w:t>
       </w:r>
     </w:p>
     <w:p>
       <w:pPr>
-        <w:pStyle w:val="Heading1"/>
+        <w:pStyle w:val="BodyText"/>
+      </w:pPr>
+      <w:r>
+        <w:t>No strongly correlated comments found.</w:t>
+      </w:r>
+    </w:p>
+    <w:p/>
+    <w:p>
+      <w:pPr>
+        <w:pStyle w:val="Heading2"/>
       </w:pPr>
       <w:r>
         <w:t>Topic T1: Introduction and Context</w:t>
@@ -4748,8 +729,8 @@
             <w:r>
               <w:drawing>
                 <wp:inline xmlns:a="http://schemas.openxmlformats.org/drawingml/2006/main" xmlns:pic="http://schemas.openxmlformats.org/drawingml/2006/picture">
-                  <wp:extent cx="1280160" cy="720090"/>
-                  <wp:docPr id="91" name="Picture 91"/>
+                  <wp:extent cx="1371600" cy="771525"/>
+                  <wp:docPr id="13" name="Picture 13"/>
                   <wp:cNvGraphicFramePr>
                     <a:graphicFrameLocks noChangeAspect="1"/>
                   </wp:cNvGraphicFramePr>
@@ -4769,7 +750,7 @@
                         <pic:spPr>
                           <a:xfrm>
                             <a:off x="0" y="0"/>
-                            <a:ext cx="1280160" cy="720090"/>
+                            <a:ext cx="1371600" cy="771525"/>
                           </a:xfrm>
                           <a:prstGeom prst="rect"/>
                         </pic:spPr>
@@ -4789,8 +770,8 @@
             <w:r>
               <w:drawing>
                 <wp:inline xmlns:a="http://schemas.openxmlformats.org/drawingml/2006/main" xmlns:pic="http://schemas.openxmlformats.org/drawingml/2006/picture">
-                  <wp:extent cx="1280160" cy="720090"/>
-                  <wp:docPr id="92" name="Picture 92"/>
+                  <wp:extent cx="1371600" cy="771525"/>
+                  <wp:docPr id="14" name="Picture 14"/>
                   <wp:cNvGraphicFramePr>
                     <a:graphicFrameLocks noChangeAspect="1"/>
                   </wp:cNvGraphicFramePr>
@@ -4810,7 +791,7 @@
                         <pic:spPr>
                           <a:xfrm>
                             <a:off x="0" y="0"/>
-                            <a:ext cx="1280160" cy="720090"/>
+                            <a:ext cx="1371600" cy="771525"/>
                           </a:xfrm>
                           <a:prstGeom prst="rect"/>
                         </pic:spPr>
@@ -4830,8 +811,8 @@
             <w:r>
               <w:drawing>
                 <wp:inline xmlns:a="http://schemas.openxmlformats.org/drawingml/2006/main" xmlns:pic="http://schemas.openxmlformats.org/drawingml/2006/picture">
-                  <wp:extent cx="1280160" cy="720090"/>
-                  <wp:docPr id="93" name="Picture 93"/>
+                  <wp:extent cx="1371600" cy="771525"/>
+                  <wp:docPr id="15" name="Picture 15"/>
                   <wp:cNvGraphicFramePr>
                     <a:graphicFrameLocks noChangeAspect="1"/>
                   </wp:cNvGraphicFramePr>
@@ -4851,7 +832,7 @@
                         <pic:spPr>
                           <a:xfrm>
                             <a:off x="0" y="0"/>
-                            <a:ext cx="1280160" cy="720090"/>
+                            <a:ext cx="1371600" cy="771525"/>
                           </a:xfrm>
                           <a:prstGeom prst="rect"/>
                         </pic:spPr>
@@ -4867,634 +848,21 @@
     </w:tbl>
     <w:p>
       <w:r>
+        <w:rPr>
+          <w:i/>
+        </w:rPr>
         <w:t>Description: Setting the stage for the topic of stalls.</w:t>
       </w:r>
     </w:p>
     <w:p>
+      <w:pPr>
+        <w:pStyle w:val="BodyText"/>
+      </w:pPr>
       <w:r>
-        <w:t>No strongly correlated comments found for this topic.</w:t>
+        <w:t>No strongly correlated comments found.</w:t>
       </w:r>
     </w:p>
-    <w:p>
-      <w:pPr>
-        <w:pStyle w:val="Heading1"/>
-      </w:pPr>
-      <w:r>
-        <w:t>Topic T2: What is a Stall?</w:t>
-      </w:r>
-    </w:p>
-    <w:tbl>
-      <w:tblPr>
-        <w:tblW w:type="auto" w:w="0"/>
-        <w:tblLayout w:type="autofit"/>
-        <w:tblLook w:firstColumn="1" w:firstRow="1" w:lastColumn="0" w:lastRow="0" w:noHBand="0" w:noVBand="1" w:val="04A0"/>
-      </w:tblPr>
-      <w:tblGrid>
-        <w:gridCol w:w="2880"/>
-        <w:gridCol w:w="2880"/>
-        <w:gridCol w:w="2880"/>
-      </w:tblGrid>
-      <w:tr>
-        <w:tc>
-          <w:tcPr>
-            <w:tcW w:type="dxa" w:w="2880"/>
-          </w:tcPr>
-          <w:p>
-            <w:r>
-              <w:drawing>
-                <wp:inline xmlns:a="http://schemas.openxmlformats.org/drawingml/2006/main" xmlns:pic="http://schemas.openxmlformats.org/drawingml/2006/picture">
-                  <wp:extent cx="1280160" cy="720090"/>
-                  <wp:docPr id="94" name="Picture 94"/>
-                  <wp:cNvGraphicFramePr>
-                    <a:graphicFrameLocks noChangeAspect="1"/>
-                  </wp:cNvGraphicFramePr>
-                  <a:graphic>
-                    <a:graphicData uri="http://schemas.openxmlformats.org/drawingml/2006/picture">
-                      <pic:pic>
-                        <pic:nvPicPr>
-                          <pic:cNvPr id="0" name="frame_0000.jpg"/>
-                          <pic:cNvPicPr/>
-                        </pic:nvPicPr>
-                        <pic:blipFill>
-                          <a:blip r:embed="rId9"/>
-                          <a:stretch>
-                            <a:fillRect/>
-                          </a:stretch>
-                        </pic:blipFill>
-                        <pic:spPr>
-                          <a:xfrm>
-                            <a:off x="0" y="0"/>
-                            <a:ext cx="1280160" cy="720090"/>
-                          </a:xfrm>
-                          <a:prstGeom prst="rect"/>
-                        </pic:spPr>
-                      </pic:pic>
-                    </a:graphicData>
-                  </a:graphic>
-                </wp:inline>
-              </w:drawing>
-            </w:r>
-          </w:p>
-        </w:tc>
-        <w:tc>
-          <w:tcPr>
-            <w:tcW w:type="dxa" w:w="2880"/>
-          </w:tcPr>
-          <w:p>
-            <w:r>
-              <w:drawing>
-                <wp:inline xmlns:a="http://schemas.openxmlformats.org/drawingml/2006/main" xmlns:pic="http://schemas.openxmlformats.org/drawingml/2006/picture">
-                  <wp:extent cx="1280160" cy="720090"/>
-                  <wp:docPr id="95" name="Picture 95"/>
-                  <wp:cNvGraphicFramePr>
-                    <a:graphicFrameLocks noChangeAspect="1"/>
-                  </wp:cNvGraphicFramePr>
-                  <a:graphic>
-                    <a:graphicData uri="http://schemas.openxmlformats.org/drawingml/2006/picture">
-                      <pic:pic>
-                        <pic:nvPicPr>
-                          <pic:cNvPr id="0" name="frame_0038.jpg"/>
-                          <pic:cNvPicPr/>
-                        </pic:nvPicPr>
-                        <pic:blipFill>
-                          <a:blip r:embed="rId10"/>
-                          <a:stretch>
-                            <a:fillRect/>
-                          </a:stretch>
-                        </pic:blipFill>
-                        <pic:spPr>
-                          <a:xfrm>
-                            <a:off x="0" y="0"/>
-                            <a:ext cx="1280160" cy="720090"/>
-                          </a:xfrm>
-                          <a:prstGeom prst="rect"/>
-                        </pic:spPr>
-                      </pic:pic>
-                    </a:graphicData>
-                  </a:graphic>
-                </wp:inline>
-              </w:drawing>
-            </w:r>
-          </w:p>
-        </w:tc>
-        <w:tc>
-          <w:tcPr>
-            <w:tcW w:type="dxa" w:w="2880"/>
-          </w:tcPr>
-          <w:p>
-            <w:r>
-              <w:drawing>
-                <wp:inline xmlns:a="http://schemas.openxmlformats.org/drawingml/2006/main" xmlns:pic="http://schemas.openxmlformats.org/drawingml/2006/picture">
-                  <wp:extent cx="1280160" cy="720090"/>
-                  <wp:docPr id="96" name="Picture 96"/>
-                  <wp:cNvGraphicFramePr>
-                    <a:graphicFrameLocks noChangeAspect="1"/>
-                  </wp:cNvGraphicFramePr>
-                  <a:graphic>
-                    <a:graphicData uri="http://schemas.openxmlformats.org/drawingml/2006/picture">
-                      <pic:pic>
-                        <pic:nvPicPr>
-                          <pic:cNvPr id="0" name="frame_0077.jpg"/>
-                          <pic:cNvPicPr/>
-                        </pic:nvPicPr>
-                        <pic:blipFill>
-                          <a:blip r:embed="rId11"/>
-                          <a:stretch>
-                            <a:fillRect/>
-                          </a:stretch>
-                        </pic:blipFill>
-                        <pic:spPr>
-                          <a:xfrm>
-                            <a:off x="0" y="0"/>
-                            <a:ext cx="1280160" cy="720090"/>
-                          </a:xfrm>
-                          <a:prstGeom prst="rect"/>
-                        </pic:spPr>
-                      </pic:pic>
-                    </a:graphicData>
-                  </a:graphic>
-                </wp:inline>
-              </w:drawing>
-            </w:r>
-          </w:p>
-        </w:tc>
-      </w:tr>
-    </w:tbl>
-    <w:p>
-      <w:r>
-        <w:t>Description: Explaining lift, coefficient of lift, and the critical angle of attack.</w:t>
-      </w:r>
-    </w:p>
-    <w:p>
-      <w:r>
-        <w:t>No strongly correlated comments found for this topic.</w:t>
-      </w:r>
-    </w:p>
-    <w:p>
-      <w:pPr>
-        <w:pStyle w:val="Heading1"/>
-      </w:pPr>
-      <w:r>
-        <w:t>Topic T3: Airfoil Perspective</w:t>
-      </w:r>
-    </w:p>
-    <w:tbl>
-      <w:tblPr>
-        <w:tblW w:type="auto" w:w="0"/>
-        <w:tblLayout w:type="autofit"/>
-        <w:tblLook w:firstColumn="1" w:firstRow="1" w:lastColumn="0" w:lastRow="0" w:noHBand="0" w:noVBand="1" w:val="04A0"/>
-      </w:tblPr>
-      <w:tblGrid>
-        <w:gridCol w:w="2880"/>
-        <w:gridCol w:w="2880"/>
-        <w:gridCol w:w="2880"/>
-      </w:tblGrid>
-      <w:tr>
-        <w:tc>
-          <w:tcPr>
-            <w:tcW w:type="dxa" w:w="2880"/>
-          </w:tcPr>
-          <w:p>
-            <w:r>
-              <w:drawing>
-                <wp:inline xmlns:a="http://schemas.openxmlformats.org/drawingml/2006/main" xmlns:pic="http://schemas.openxmlformats.org/drawingml/2006/picture">
-                  <wp:extent cx="1280160" cy="720090"/>
-                  <wp:docPr id="97" name="Picture 97"/>
-                  <wp:cNvGraphicFramePr>
-                    <a:graphicFrameLocks noChangeAspect="1"/>
-                  </wp:cNvGraphicFramePr>
-                  <a:graphic>
-                    <a:graphicData uri="http://schemas.openxmlformats.org/drawingml/2006/picture">
-                      <pic:pic>
-                        <pic:nvPicPr>
-                          <pic:cNvPr id="0" name="frame_0000.jpg"/>
-                          <pic:cNvPicPr/>
-                        </pic:nvPicPr>
-                        <pic:blipFill>
-                          <a:blip r:embed="rId9"/>
-                          <a:stretch>
-                            <a:fillRect/>
-                          </a:stretch>
-                        </pic:blipFill>
-                        <pic:spPr>
-                          <a:xfrm>
-                            <a:off x="0" y="0"/>
-                            <a:ext cx="1280160" cy="720090"/>
-                          </a:xfrm>
-                          <a:prstGeom prst="rect"/>
-                        </pic:spPr>
-                      </pic:pic>
-                    </a:graphicData>
-                  </a:graphic>
-                </wp:inline>
-              </w:drawing>
-            </w:r>
-          </w:p>
-        </w:tc>
-        <w:tc>
-          <w:tcPr>
-            <w:tcW w:type="dxa" w:w="2880"/>
-          </w:tcPr>
-          <w:p>
-            <w:r>
-              <w:drawing>
-                <wp:inline xmlns:a="http://schemas.openxmlformats.org/drawingml/2006/main" xmlns:pic="http://schemas.openxmlformats.org/drawingml/2006/picture">
-                  <wp:extent cx="1280160" cy="720090"/>
-                  <wp:docPr id="98" name="Picture 98"/>
-                  <wp:cNvGraphicFramePr>
-                    <a:graphicFrameLocks noChangeAspect="1"/>
-                  </wp:cNvGraphicFramePr>
-                  <a:graphic>
-                    <a:graphicData uri="http://schemas.openxmlformats.org/drawingml/2006/picture">
-                      <pic:pic>
-                        <pic:nvPicPr>
-                          <pic:cNvPr id="0" name="frame_0038.jpg"/>
-                          <pic:cNvPicPr/>
-                        </pic:nvPicPr>
-                        <pic:blipFill>
-                          <a:blip r:embed="rId10"/>
-                          <a:stretch>
-                            <a:fillRect/>
-                          </a:stretch>
-                        </pic:blipFill>
-                        <pic:spPr>
-                          <a:xfrm>
-                            <a:off x="0" y="0"/>
-                            <a:ext cx="1280160" cy="720090"/>
-                          </a:xfrm>
-                          <a:prstGeom prst="rect"/>
-                        </pic:spPr>
-                      </pic:pic>
-                    </a:graphicData>
-                  </a:graphic>
-                </wp:inline>
-              </w:drawing>
-            </w:r>
-          </w:p>
-        </w:tc>
-        <w:tc>
-          <w:tcPr>
-            <w:tcW w:type="dxa" w:w="2880"/>
-          </w:tcPr>
-          <w:p>
-            <w:r>
-              <w:drawing>
-                <wp:inline xmlns:a="http://schemas.openxmlformats.org/drawingml/2006/main" xmlns:pic="http://schemas.openxmlformats.org/drawingml/2006/picture">
-                  <wp:extent cx="1280160" cy="720090"/>
-                  <wp:docPr id="99" name="Picture 99"/>
-                  <wp:cNvGraphicFramePr>
-                    <a:graphicFrameLocks noChangeAspect="1"/>
-                  </wp:cNvGraphicFramePr>
-                  <a:graphic>
-                    <a:graphicData uri="http://schemas.openxmlformats.org/drawingml/2006/picture">
-                      <pic:pic>
-                        <pic:nvPicPr>
-                          <pic:cNvPr id="0" name="frame_0077.jpg"/>
-                          <pic:cNvPicPr/>
-                        </pic:nvPicPr>
-                        <pic:blipFill>
-                          <a:blip r:embed="rId11"/>
-                          <a:stretch>
-                            <a:fillRect/>
-                          </a:stretch>
-                        </pic:blipFill>
-                        <pic:spPr>
-                          <a:xfrm>
-                            <a:off x="0" y="0"/>
-                            <a:ext cx="1280160" cy="720090"/>
-                          </a:xfrm>
-                          <a:prstGeom prst="rect"/>
-                        </pic:spPr>
-                      </pic:pic>
-                    </a:graphicData>
-                  </a:graphic>
-                </wp:inline>
-              </w:drawing>
-            </w:r>
-          </w:p>
-        </w:tc>
-      </w:tr>
-    </w:tbl>
-    <w:p>
-      <w:r>
-        <w:t>Description: Looking at stalls from an airfoil's perspective.</w:t>
-      </w:r>
-    </w:p>
-    <w:p>
-      <w:r>
-        <w:t>No strongly correlated comments found for this topic.</w:t>
-      </w:r>
-    </w:p>
-    <w:p>
-      <w:pPr>
-        <w:pStyle w:val="Heading1"/>
-      </w:pPr>
-      <w:r>
-        <w:t>Topic T4: What Happens During a Stall?</w:t>
-      </w:r>
-    </w:p>
-    <w:tbl>
-      <w:tblPr>
-        <w:tblW w:type="auto" w:w="0"/>
-        <w:tblLayout w:type="autofit"/>
-        <w:tblLook w:firstColumn="1" w:firstRow="1" w:lastColumn="0" w:lastRow="0" w:noHBand="0" w:noVBand="1" w:val="04A0"/>
-      </w:tblPr>
-      <w:tblGrid>
-        <w:gridCol w:w="2880"/>
-        <w:gridCol w:w="2880"/>
-        <w:gridCol w:w="2880"/>
-      </w:tblGrid>
-      <w:tr>
-        <w:tc>
-          <w:tcPr>
-            <w:tcW w:type="dxa" w:w="2880"/>
-          </w:tcPr>
-          <w:p>
-            <w:r>
-              <w:drawing>
-                <wp:inline xmlns:a="http://schemas.openxmlformats.org/drawingml/2006/main" xmlns:pic="http://schemas.openxmlformats.org/drawingml/2006/picture">
-                  <wp:extent cx="1280160" cy="720090"/>
-                  <wp:docPr id="100" name="Picture 100"/>
-                  <wp:cNvGraphicFramePr>
-                    <a:graphicFrameLocks noChangeAspect="1"/>
-                  </wp:cNvGraphicFramePr>
-                  <a:graphic>
-                    <a:graphicData uri="http://schemas.openxmlformats.org/drawingml/2006/picture">
-                      <pic:pic>
-                        <pic:nvPicPr>
-                          <pic:cNvPr id="0" name="frame_0000.jpg"/>
-                          <pic:cNvPicPr/>
-                        </pic:nvPicPr>
-                        <pic:blipFill>
-                          <a:blip r:embed="rId9"/>
-                          <a:stretch>
-                            <a:fillRect/>
-                          </a:stretch>
-                        </pic:blipFill>
-                        <pic:spPr>
-                          <a:xfrm>
-                            <a:off x="0" y="0"/>
-                            <a:ext cx="1280160" cy="720090"/>
-                          </a:xfrm>
-                          <a:prstGeom prst="rect"/>
-                        </pic:spPr>
-                      </pic:pic>
-                    </a:graphicData>
-                  </a:graphic>
-                </wp:inline>
-              </w:drawing>
-            </w:r>
-          </w:p>
-        </w:tc>
-        <w:tc>
-          <w:tcPr>
-            <w:tcW w:type="dxa" w:w="2880"/>
-          </w:tcPr>
-          <w:p>
-            <w:r>
-              <w:drawing>
-                <wp:inline xmlns:a="http://schemas.openxmlformats.org/drawingml/2006/main" xmlns:pic="http://schemas.openxmlformats.org/drawingml/2006/picture">
-                  <wp:extent cx="1280160" cy="720090"/>
-                  <wp:docPr id="101" name="Picture 101"/>
-                  <wp:cNvGraphicFramePr>
-                    <a:graphicFrameLocks noChangeAspect="1"/>
-                  </wp:cNvGraphicFramePr>
-                  <a:graphic>
-                    <a:graphicData uri="http://schemas.openxmlformats.org/drawingml/2006/picture">
-                      <pic:pic>
-                        <pic:nvPicPr>
-                          <pic:cNvPr id="0" name="frame_0038.jpg"/>
-                          <pic:cNvPicPr/>
-                        </pic:nvPicPr>
-                        <pic:blipFill>
-                          <a:blip r:embed="rId10"/>
-                          <a:stretch>
-                            <a:fillRect/>
-                          </a:stretch>
-                        </pic:blipFill>
-                        <pic:spPr>
-                          <a:xfrm>
-                            <a:off x="0" y="0"/>
-                            <a:ext cx="1280160" cy="720090"/>
-                          </a:xfrm>
-                          <a:prstGeom prst="rect"/>
-                        </pic:spPr>
-                      </pic:pic>
-                    </a:graphicData>
-                  </a:graphic>
-                </wp:inline>
-              </w:drawing>
-            </w:r>
-          </w:p>
-        </w:tc>
-        <w:tc>
-          <w:tcPr>
-            <w:tcW w:type="dxa" w:w="2880"/>
-          </w:tcPr>
-          <w:p>
-            <w:r>
-              <w:drawing>
-                <wp:inline xmlns:a="http://schemas.openxmlformats.org/drawingml/2006/main" xmlns:pic="http://schemas.openxmlformats.org/drawingml/2006/picture">
-                  <wp:extent cx="1280160" cy="720090"/>
-                  <wp:docPr id="102" name="Picture 102"/>
-                  <wp:cNvGraphicFramePr>
-                    <a:graphicFrameLocks noChangeAspect="1"/>
-                  </wp:cNvGraphicFramePr>
-                  <a:graphic>
-                    <a:graphicData uri="http://schemas.openxmlformats.org/drawingml/2006/picture">
-                      <pic:pic>
-                        <pic:nvPicPr>
-                          <pic:cNvPr id="0" name="frame_0077.jpg"/>
-                          <pic:cNvPicPr/>
-                        </pic:nvPicPr>
-                        <pic:blipFill>
-                          <a:blip r:embed="rId11"/>
-                          <a:stretch>
-                            <a:fillRect/>
-                          </a:stretch>
-                        </pic:blipFill>
-                        <pic:spPr>
-                          <a:xfrm>
-                            <a:off x="0" y="0"/>
-                            <a:ext cx="1280160" cy="720090"/>
-                          </a:xfrm>
-                          <a:prstGeom prst="rect"/>
-                        </pic:spPr>
-                      </pic:pic>
-                    </a:graphicData>
-                  </a:graphic>
-                </wp:inline>
-              </w:drawing>
-            </w:r>
-          </w:p>
-        </w:tc>
-      </w:tr>
-    </w:tbl>
-    <w:p>
-      <w:r>
-        <w:t>Description: Flow separation and the impact on lift.</w:t>
-      </w:r>
-    </w:p>
-    <w:p>
-      <w:r>
-        <w:t>No strongly correlated comments found for this topic.</w:t>
-      </w:r>
-    </w:p>
-    <w:p>
-      <w:pPr>
-        <w:pStyle w:val="Heading1"/>
-      </w:pPr>
-      <w:r>
-        <w:t>Topic T5: Recovering from a Stall</w:t>
-      </w:r>
-    </w:p>
-    <w:tbl>
-      <w:tblPr>
-        <w:tblW w:type="auto" w:w="0"/>
-        <w:tblLayout w:type="autofit"/>
-        <w:tblLook w:firstColumn="1" w:firstRow="1" w:lastColumn="0" w:lastRow="0" w:noHBand="0" w:noVBand="1" w:val="04A0"/>
-      </w:tblPr>
-      <w:tblGrid>
-        <w:gridCol w:w="2880"/>
-        <w:gridCol w:w="2880"/>
-        <w:gridCol w:w="2880"/>
-      </w:tblGrid>
-      <w:tr>
-        <w:tc>
-          <w:tcPr>
-            <w:tcW w:type="dxa" w:w="2880"/>
-          </w:tcPr>
-          <w:p>
-            <w:r>
-              <w:drawing>
-                <wp:inline xmlns:a="http://schemas.openxmlformats.org/drawingml/2006/main" xmlns:pic="http://schemas.openxmlformats.org/drawingml/2006/picture">
-                  <wp:extent cx="1280160" cy="720090"/>
-                  <wp:docPr id="103" name="Picture 103"/>
-                  <wp:cNvGraphicFramePr>
-                    <a:graphicFrameLocks noChangeAspect="1"/>
-                  </wp:cNvGraphicFramePr>
-                  <a:graphic>
-                    <a:graphicData uri="http://schemas.openxmlformats.org/drawingml/2006/picture">
-                      <pic:pic>
-                        <pic:nvPicPr>
-                          <pic:cNvPr id="0" name="frame_0000.jpg"/>
-                          <pic:cNvPicPr/>
-                        </pic:nvPicPr>
-                        <pic:blipFill>
-                          <a:blip r:embed="rId9"/>
-                          <a:stretch>
-                            <a:fillRect/>
-                          </a:stretch>
-                        </pic:blipFill>
-                        <pic:spPr>
-                          <a:xfrm>
-                            <a:off x="0" y="0"/>
-                            <a:ext cx="1280160" cy="720090"/>
-                          </a:xfrm>
-                          <a:prstGeom prst="rect"/>
-                        </pic:spPr>
-                      </pic:pic>
-                    </a:graphicData>
-                  </a:graphic>
-                </wp:inline>
-              </w:drawing>
-            </w:r>
-          </w:p>
-        </w:tc>
-        <w:tc>
-          <w:tcPr>
-            <w:tcW w:type="dxa" w:w="2880"/>
-          </w:tcPr>
-          <w:p>
-            <w:r>
-              <w:drawing>
-                <wp:inline xmlns:a="http://schemas.openxmlformats.org/drawingml/2006/main" xmlns:pic="http://schemas.openxmlformats.org/drawingml/2006/picture">
-                  <wp:extent cx="1280160" cy="720090"/>
-                  <wp:docPr id="104" name="Picture 104"/>
-                  <wp:cNvGraphicFramePr>
-                    <a:graphicFrameLocks noChangeAspect="1"/>
-                  </wp:cNvGraphicFramePr>
-                  <a:graphic>
-                    <a:graphicData uri="http://schemas.openxmlformats.org/drawingml/2006/picture">
-                      <pic:pic>
-                        <pic:nvPicPr>
-                          <pic:cNvPr id="0" name="frame_0038.jpg"/>
-                          <pic:cNvPicPr/>
-                        </pic:nvPicPr>
-                        <pic:blipFill>
-                          <a:blip r:embed="rId10"/>
-                          <a:stretch>
-                            <a:fillRect/>
-                          </a:stretch>
-                        </pic:blipFill>
-                        <pic:spPr>
-                          <a:xfrm>
-                            <a:off x="0" y="0"/>
-                            <a:ext cx="1280160" cy="720090"/>
-                          </a:xfrm>
-                          <a:prstGeom prst="rect"/>
-                        </pic:spPr>
-                      </pic:pic>
-                    </a:graphicData>
-                  </a:graphic>
-                </wp:inline>
-              </w:drawing>
-            </w:r>
-          </w:p>
-        </w:tc>
-        <w:tc>
-          <w:tcPr>
-            <w:tcW w:type="dxa" w:w="2880"/>
-          </w:tcPr>
-          <w:p>
-            <w:r>
-              <w:drawing>
-                <wp:inline xmlns:a="http://schemas.openxmlformats.org/drawingml/2006/main" xmlns:pic="http://schemas.openxmlformats.org/drawingml/2006/picture">
-                  <wp:extent cx="1280160" cy="720090"/>
-                  <wp:docPr id="105" name="Picture 105"/>
-                  <wp:cNvGraphicFramePr>
-                    <a:graphicFrameLocks noChangeAspect="1"/>
-                  </wp:cNvGraphicFramePr>
-                  <a:graphic>
-                    <a:graphicData uri="http://schemas.openxmlformats.org/drawingml/2006/picture">
-                      <pic:pic>
-                        <pic:nvPicPr>
-                          <pic:cNvPr id="0" name="frame_0077.jpg"/>
-                          <pic:cNvPicPr/>
-                        </pic:nvPicPr>
-                        <pic:blipFill>
-                          <a:blip r:embed="rId11"/>
-                          <a:stretch>
-                            <a:fillRect/>
-                          </a:stretch>
-                        </pic:blipFill>
-                        <pic:spPr>
-                          <a:xfrm>
-                            <a:off x="0" y="0"/>
-                            <a:ext cx="1280160" cy="720090"/>
-                          </a:xfrm>
-                          <a:prstGeom prst="rect"/>
-                        </pic:spPr>
-                      </pic:pic>
-                    </a:graphicData>
-                  </a:graphic>
-                </wp:inline>
-              </w:drawing>
-            </w:r>
-          </w:p>
-        </w:tc>
-      </w:tr>
-    </w:tbl>
-    <w:p>
-      <w:r>
-        <w:t>Description: Pitching down to regain lift below the critical angle of attack.</w:t>
-      </w:r>
-    </w:p>
-    <w:p>
-      <w:r>
-        <w:t>No strongly correlated comments found for this topic.</w:t>
-      </w:r>
-    </w:p>
+    <w:p/>
     <w:sectPr>
       <w:pgSz w:w="12240" w:h="15840"/>
       <w:pgMar w:top="1440" w:right="1800" w:bottom="1440" w:left="1800" w:header="720" w:footer="720" w:gutter="0"/>

--- a/TranscriptAnalysis/results_youtube/correlation_conventional/wKyt5ssrDQ8/wKyt5ssrDQ8_correlation_topics_n0_p15_m6.docx
+++ b/TranscriptAnalysis/results_youtube/correlation_conventional/wKyt5ssrDQ8/wKyt5ssrDQ8_correlation_topics_n0_p15_m6.docx
@@ -207,6 +207,23 @@
       </w:r>
     </w:p>
     <w:p>
+      <w:r>
+        <w:rPr>
+          <w:b/>
+        </w:rPr>
+        <w:t>Correlated (true): 0 (0.0%)</w:t>
+      </w:r>
+      <w:r>
+        <w:br/>
+      </w:r>
+      <w:r>
+        <w:rPr>
+          <w:b/>
+        </w:rPr>
+        <w:t>Score &gt;= 60: 0 (0.0%)</w:t>
+      </w:r>
+    </w:p>
+    <w:p>
       <w:pPr>
         <w:pStyle w:val="BodyText"/>
       </w:pPr>
@@ -366,6 +383,23 @@
           <w:i/>
         </w:rPr>
         <w:t>Description: Flow separation and the impact on lift.</w:t>
+      </w:r>
+    </w:p>
+    <w:p>
+      <w:r>
+        <w:rPr>
+          <w:b/>
+        </w:rPr>
+        <w:t>Correlated (true): 0 (0.0%)</w:t>
+      </w:r>
+      <w:r>
+        <w:br/>
+      </w:r>
+      <w:r>
+        <w:rPr>
+          <w:b/>
+        </w:rPr>
+        <w:t>Score &gt;= 60: 0 (0.0%)</w:t>
       </w:r>
     </w:p>
     <w:p>
@@ -531,6 +565,23 @@
       </w:r>
     </w:p>
     <w:p>
+      <w:r>
+        <w:rPr>
+          <w:b/>
+        </w:rPr>
+        <w:t>Correlated (true): 0 (0.0%)</w:t>
+      </w:r>
+      <w:r>
+        <w:br/>
+      </w:r>
+      <w:r>
+        <w:rPr>
+          <w:b/>
+        </w:rPr>
+        <w:t>Score &gt;= 60: 0 (0.0%)</w:t>
+      </w:r>
+    </w:p>
+    <w:p>
       <w:pPr>
         <w:pStyle w:val="BodyText"/>
       </w:pPr>
@@ -693,6 +744,23 @@
       </w:r>
     </w:p>
     <w:p>
+      <w:r>
+        <w:rPr>
+          <w:b/>
+        </w:rPr>
+        <w:t>Correlated (true): 0 (0.0%)</w:t>
+      </w:r>
+      <w:r>
+        <w:br/>
+      </w:r>
+      <w:r>
+        <w:rPr>
+          <w:b/>
+        </w:rPr>
+        <w:t>Score &gt;= 60: 0 (0.0%)</w:t>
+      </w:r>
+    </w:p>
+    <w:p>
       <w:pPr>
         <w:pStyle w:val="BodyText"/>
       </w:pPr>
@@ -852,6 +920,23 @@
           <w:i/>
         </w:rPr>
         <w:t>Description: Setting the stage for the topic of stalls.</w:t>
+      </w:r>
+    </w:p>
+    <w:p>
+      <w:r>
+        <w:rPr>
+          <w:b/>
+        </w:rPr>
+        <w:t>Correlated (true): 0 (0.0%)</w:t>
+      </w:r>
+      <w:r>
+        <w:br/>
+      </w:r>
+      <w:r>
+        <w:rPr>
+          <w:b/>
+        </w:rPr>
+        <w:t>Score &gt;= 60: 0 (0.0%)</w:t>
       </w:r>
     </w:p>
     <w:p>

--- a/TranscriptAnalysis/results_youtube/correlation_conventional/wKyt5ssrDQ8/wKyt5ssrDQ8_correlation_topics_n0_p15_m6.docx
+++ b/TranscriptAnalysis/results_youtube/correlation_conventional/wKyt5ssrDQ8/wKyt5ssrDQ8_correlation_topics_n0_p15_m6.docx
@@ -222,6 +222,15 @@
         </w:rPr>
         <w:t>Score &gt;= 60: 0 (0.0%)</w:t>
       </w:r>
+      <w:r>
+        <w:br/>
+      </w:r>
+      <w:r>
+        <w:rPr>
+          <w:b/>
+        </w:rPr>
+        <w:t>Average Score (of valid matches): 0.00</w:t>
+      </w:r>
     </w:p>
     <w:p>
       <w:pPr>
@@ -400,6 +409,15 @@
           <w:b/>
         </w:rPr>
         <w:t>Score &gt;= 60: 0 (0.0%)</w:t>
+      </w:r>
+      <w:r>
+        <w:br/>
+      </w:r>
+      <w:r>
+        <w:rPr>
+          <w:b/>
+        </w:rPr>
+        <w:t>Average Score (of valid matches): 0.00</w:t>
       </w:r>
     </w:p>
     <w:p>
@@ -580,6 +598,15 @@
         </w:rPr>
         <w:t>Score &gt;= 60: 0 (0.0%)</w:t>
       </w:r>
+      <w:r>
+        <w:br/>
+      </w:r>
+      <w:r>
+        <w:rPr>
+          <w:b/>
+        </w:rPr>
+        <w:t>Average Score (of valid matches): 0.00</w:t>
+      </w:r>
     </w:p>
     <w:p>
       <w:pPr>
@@ -759,6 +786,15 @@
         </w:rPr>
         <w:t>Score &gt;= 60: 0 (0.0%)</w:t>
       </w:r>
+      <w:r>
+        <w:br/>
+      </w:r>
+      <w:r>
+        <w:rPr>
+          <w:b/>
+        </w:rPr>
+        <w:t>Average Score (of valid matches): 0.00</w:t>
+      </w:r>
     </w:p>
     <w:p>
       <w:pPr>
@@ -937,6 +973,15 @@
           <w:b/>
         </w:rPr>
         <w:t>Score &gt;= 60: 0 (0.0%)</w:t>
+      </w:r>
+      <w:r>
+        <w:br/>
+      </w:r>
+      <w:r>
+        <w:rPr>
+          <w:b/>
+        </w:rPr>
+        <w:t>Average Score (of valid matches): 0.00</w:t>
       </w:r>
     </w:p>
     <w:p>
